--- a/PERSONAL DEVELOPMENT PLAN.docx
+++ b/PERSONAL DEVELOPMENT PLAN.docx
@@ -14,10 +14,23 @@
           <w:b/>
           <w:bCs/>
         </w:rPr>
-        <w:t>PERSONAL DEVELOPMENT PLAN – BẢN ĐỒ PHÁT TRIỂN CÁ NHÂN</w:t>
+        <w:t>BÀI TẬP VỀ NHÀ SESSION 4</w:t>
       </w:r>
     </w:p>
     <w:p>
+      <w:r>
+        <w:rPr>
+          <w:b/>
+          <w:bCs/>
+        </w:rPr>
+        <w:t>Môn học:</w:t>
+      </w:r>
+      <w:r>
+        <w:t xml:space="preserve"> SSK101 – Kỹ năng học tập chủ động &amp; Phát triển bản thân</w:t>
+      </w:r>
+      <w:r>
+        <w:br/>
+      </w:r>
       <w:r>
         <w:rPr>
           <w:b/>
@@ -26,10 +39,7 @@
         <w:t>Họ và tên:</w:t>
       </w:r>
       <w:r>
-        <w:t xml:space="preserve"> </w:t>
-      </w:r>
-      <w:r>
-        <w:t>Trần Văn Gia Khang</w:t>
+        <w:t xml:space="preserve"> ...............................................................</w:t>
       </w:r>
       <w:r>
         <w:br/>
@@ -42,10 +52,7 @@
         <w:t>Lớp:</w:t>
       </w:r>
       <w:r>
-        <w:t xml:space="preserve"> </w:t>
-      </w:r>
-      <w:r>
-        <w:t>CNTT1</w:t>
+        <w:t xml:space="preserve"> ...............................................................</w:t>
       </w:r>
       <w:r>
         <w:br/>
@@ -58,10 +65,22 @@
         <w:t>Ngày thực hiện:</w:t>
       </w:r>
       <w:r>
-        <w:t xml:space="preserve"> </w:t>
-      </w:r>
-      <w:r>
-        <w:t>1-10-2026</w:t>
+        <w:t xml:space="preserve"> ...............................................................</w:t>
+      </w:r>
+    </w:p>
+    <w:p>
+      <w:pPr>
+        <w:rPr>
+          <w:b/>
+          <w:bCs/>
+        </w:rPr>
+      </w:pPr>
+      <w:r>
+        <w:rPr>
+          <w:b/>
+          <w:bCs/>
+        </w:rPr>
+        <w:t>XÂY DỰNG BẢN ĐỒ PHÁT TRIỂN BẢN THÂN – PERSONAL DEVELOPMENT PLAN</w:t>
       </w:r>
     </w:p>
     <w:p>
@@ -91,7 +110,7 @@
           <w:b/>
           <w:bCs/>
         </w:rPr>
-        <w:t>1. What I Love – Tôi thích điều gì?</w:t>
+        <w:t>Bước 1. What I Love – Tôi thích điều gì?</w:t>
       </w:r>
     </w:p>
     <w:tbl>
@@ -107,9 +126,9 @@
         <w:tblLook w:val="04A0" w:firstRow="1" w:lastRow="0" w:firstColumn="1" w:lastColumn="0" w:noHBand="0" w:noVBand="1"/>
       </w:tblPr>
       <w:tblGrid>
-        <w:gridCol w:w="2141"/>
-        <w:gridCol w:w="4324"/>
-        <w:gridCol w:w="2895"/>
+        <w:gridCol w:w="2112"/>
+        <w:gridCol w:w="4413"/>
+        <w:gridCol w:w="2835"/>
       </w:tblGrid>
       <w:tr>
         <w:trPr>
@@ -134,7 +153,7 @@
                 <w:b/>
                 <w:bCs/>
               </w:rPr>
-              <w:t>Tôi thích</w:t>
+              <w:t>Tôi thích...</w:t>
             </w:r>
           </w:p>
         </w:tc>
@@ -178,7 +197,7 @@
                 <w:b/>
                 <w:bCs/>
               </w:rPr>
-              <w:t>Tôi thường dành thời gian như thế nào?</w:t>
+              <w:t>Tôi thường dành thời gian cho việc này như thế nào?</w:t>
             </w:r>
           </w:p>
         </w:tc>
@@ -195,31 +214,31 @@
           </w:tcPr>
           <w:p>
             <w:r>
-              <w:t>Công nghệ và máy tính</w:t>
-            </w:r>
-          </w:p>
-        </w:tc>
-        <w:tc>
-          <w:tcPr>
-            <w:tcW w:w="0" w:type="auto"/>
-            <w:vAlign w:val="center"/>
-            <w:hideMark/>
-          </w:tcPr>
-          <w:p>
-            <w:r>
-              <w:t>Tôi thích tìm hiểu cách phần mềm và hệ thống hoạt động</w:t>
-            </w:r>
-          </w:p>
-        </w:tc>
-        <w:tc>
-          <w:tcPr>
-            <w:tcW w:w="0" w:type="auto"/>
-            <w:vAlign w:val="center"/>
-            <w:hideMark/>
-          </w:tcPr>
-          <w:p>
-            <w:r>
-              <w:t>Thường xuyên tìm hiểu khi học tập</w:t>
+              <w:t>Giao tiếp và làm việc với mọi người</w:t>
+            </w:r>
+          </w:p>
+        </w:tc>
+        <w:tc>
+          <w:tcPr>
+            <w:tcW w:w="0" w:type="auto"/>
+            <w:vAlign w:val="center"/>
+            <w:hideMark/>
+          </w:tcPr>
+          <w:p>
+            <w:r>
+              <w:t>Tôi thích trao đổi ý tưởng, hỗ trợ người khác và học hỏi thông qua giao tiếp</w:t>
+            </w:r>
+          </w:p>
+        </w:tc>
+        <w:tc>
+          <w:tcPr>
+            <w:tcW w:w="0" w:type="auto"/>
+            <w:vAlign w:val="center"/>
+            <w:hideMark/>
+          </w:tcPr>
+          <w:p>
+            <w:r>
+              <w:t>Thường xuyên trong học tập và các hoạt động nhóm</w:t>
             </w:r>
           </w:p>
         </w:tc>
@@ -236,31 +255,31 @@
           </w:tcPr>
           <w:p>
             <w:r>
-              <w:t>Phân tích và giải quyết vấn đề</w:t>
-            </w:r>
-          </w:p>
-        </w:tc>
-        <w:tc>
-          <w:tcPr>
-            <w:tcW w:w="0" w:type="auto"/>
-            <w:vAlign w:val="center"/>
-            <w:hideMark/>
-          </w:tcPr>
-          <w:p>
-            <w:r>
-              <w:t>Tôi thích tìm nguyên nhân và tìm cách giải quyết một vấn đề</w:t>
-            </w:r>
-          </w:p>
-        </w:tc>
-        <w:tc>
-          <w:tcPr>
-            <w:tcW w:w="0" w:type="auto"/>
-            <w:vAlign w:val="center"/>
-            <w:hideMark/>
-          </w:tcPr>
-          <w:p>
-            <w:r>
-              <w:t>Thường xuyên trong các bài tập</w:t>
+              <w:t>Kinh doanh và bán hàng</w:t>
+            </w:r>
+          </w:p>
+        </w:tc>
+        <w:tc>
+          <w:tcPr>
+            <w:tcW w:w="0" w:type="auto"/>
+            <w:vAlign w:val="center"/>
+            <w:hideMark/>
+          </w:tcPr>
+          <w:p>
+            <w:r>
+              <w:t>Tôi thích tìm hiểu cách sản phẩm được giới thiệu và cách doanh nghiệp thuyết phục khách hàng</w:t>
+            </w:r>
+          </w:p>
+        </w:tc>
+        <w:tc>
+          <w:tcPr>
+            <w:tcW w:w="0" w:type="auto"/>
+            <w:vAlign w:val="center"/>
+            <w:hideMark/>
+          </w:tcPr>
+          <w:p>
+            <w:r>
+              <w:t>Khoảng 2–3 giờ/tuần</w:t>
             </w:r>
           </w:p>
         </w:tc>
@@ -277,31 +296,31 @@
           </w:tcPr>
           <w:p>
             <w:r>
-              <w:t>Làm việc nhóm</w:t>
-            </w:r>
-          </w:p>
-        </w:tc>
-        <w:tc>
-          <w:tcPr>
-            <w:tcW w:w="0" w:type="auto"/>
-            <w:vAlign w:val="center"/>
-            <w:hideMark/>
-          </w:tcPr>
-          <w:p>
-            <w:r>
-              <w:t>Tôi thích trao đổi ý tưởng và cùng mọi người hoàn thành nhiệm vụ</w:t>
-            </w:r>
-          </w:p>
-        </w:tc>
-        <w:tc>
-          <w:tcPr>
-            <w:tcW w:w="0" w:type="auto"/>
-            <w:vAlign w:val="center"/>
-            <w:hideMark/>
-          </w:tcPr>
-          <w:p>
-            <w:r>
-              <w:t>Tham gia trong các bài tập nhóm</w:t>
+              <w:t>Marketing và sáng tạo nội dung</w:t>
+            </w:r>
+          </w:p>
+        </w:tc>
+        <w:tc>
+          <w:tcPr>
+            <w:tcW w:w="0" w:type="auto"/>
+            <w:vAlign w:val="center"/>
+            <w:hideMark/>
+          </w:tcPr>
+          <w:p>
+            <w:r>
+              <w:t>Tôi thích tìm hiểu cách một nội dung thu hút người xem và tạo sự quan tâm đến sản phẩm</w:t>
+            </w:r>
+          </w:p>
+        </w:tc>
+        <w:tc>
+          <w:tcPr>
+            <w:tcW w:w="0" w:type="auto"/>
+            <w:vAlign w:val="center"/>
+            <w:hideMark/>
+          </w:tcPr>
+          <w:p>
+            <w:r>
+              <w:t>Khoảng 2 giờ/tuần</w:t>
             </w:r>
           </w:p>
         </w:tc>
@@ -318,31 +337,72 @@
           </w:tcPr>
           <w:p>
             <w:r>
-              <w:t>Học những kỹ năng mới</w:t>
-            </w:r>
-          </w:p>
-        </w:tc>
-        <w:tc>
-          <w:tcPr>
-            <w:tcW w:w="0" w:type="auto"/>
-            <w:vAlign w:val="center"/>
-            <w:hideMark/>
-          </w:tcPr>
-          <w:p>
-            <w:r>
-              <w:t>Tôi muốn cải thiện năng lực và có thêm kiến thức</w:t>
-            </w:r>
-          </w:p>
-        </w:tc>
-        <w:tc>
-          <w:tcPr>
-            <w:tcW w:w="0" w:type="auto"/>
-            <w:vAlign w:val="center"/>
-            <w:hideMark/>
-          </w:tcPr>
-          <w:p>
-            <w:r>
-              <w:t>Dành thời gian tự học mỗi tuần</w:t>
+              <w:t>Công nghệ và AI</w:t>
+            </w:r>
+          </w:p>
+        </w:tc>
+        <w:tc>
+          <w:tcPr>
+            <w:tcW w:w="0" w:type="auto"/>
+            <w:vAlign w:val="center"/>
+            <w:hideMark/>
+          </w:tcPr>
+          <w:p>
+            <w:r>
+              <w:t>Tôi thích khám phá các công cụ mới có thể hỗ trợ học tập và công việc</w:t>
+            </w:r>
+          </w:p>
+        </w:tc>
+        <w:tc>
+          <w:tcPr>
+            <w:tcW w:w="0" w:type="auto"/>
+            <w:vAlign w:val="center"/>
+            <w:hideMark/>
+          </w:tcPr>
+          <w:p>
+            <w:r>
+              <w:t>Khoảng 2 giờ/tuần</w:t>
+            </w:r>
+          </w:p>
+        </w:tc>
+      </w:tr>
+      <w:tr>
+        <w:trPr>
+          <w:tblCellSpacing w:w="15" w:type="dxa"/>
+        </w:trPr>
+        <w:tc>
+          <w:tcPr>
+            <w:tcW w:w="0" w:type="auto"/>
+            <w:vAlign w:val="center"/>
+            <w:hideMark/>
+          </w:tcPr>
+          <w:p>
+            <w:r>
+              <w:t>Phát triển bản thân</w:t>
+            </w:r>
+          </w:p>
+        </w:tc>
+        <w:tc>
+          <w:tcPr>
+            <w:tcW w:w="0" w:type="auto"/>
+            <w:vAlign w:val="center"/>
+            <w:hideMark/>
+          </w:tcPr>
+          <w:p>
+            <w:r>
+              <w:t>Tôi muốn cải thiện những điểm còn yếu và trở nên tự tin hơn</w:t>
+            </w:r>
+          </w:p>
+        </w:tc>
+        <w:tc>
+          <w:tcPr>
+            <w:tcW w:w="0" w:type="auto"/>
+            <w:vAlign w:val="center"/>
+            <w:hideMark/>
+          </w:tcPr>
+          <w:p>
+            <w:r>
+              <w:t>Thực hiện hàng tuần</w:t>
             </w:r>
           </w:p>
         </w:tc>
@@ -360,7 +420,7 @@
           <w:b/>
           <w:bCs/>
         </w:rPr>
-        <w:t>2. What I Am Good At – Tôi có khả năng gì?</w:t>
+        <w:t>Bước 2. What I Am Good At – Tôi có khả năng gì?</w:t>
       </w:r>
     </w:p>
     <w:tbl>
@@ -376,9 +436,9 @@
         <w:tblLook w:val="04A0" w:firstRow="1" w:lastRow="0" w:firstColumn="1" w:lastColumn="0" w:noHBand="0" w:noVBand="1"/>
       </w:tblPr>
       <w:tblGrid>
-        <w:gridCol w:w="2091"/>
-        <w:gridCol w:w="6202"/>
-        <w:gridCol w:w="1067"/>
+        <w:gridCol w:w="1273"/>
+        <w:gridCol w:w="6791"/>
+        <w:gridCol w:w="1296"/>
       </w:tblGrid>
       <w:tr>
         <w:trPr>
@@ -403,7 +463,7 @@
                 <w:b/>
                 <w:bCs/>
               </w:rPr>
-              <w:t>Tôi làm tốt</w:t>
+              <w:t>Tôi làm tốt...</w:t>
             </w:r>
           </w:p>
         </w:tc>
@@ -447,7 +507,7 @@
                 <w:b/>
                 <w:bCs/>
               </w:rPr>
-              <w:t>Mức độ 1–5</w:t>
+              <w:t>Mức độ hiện tại 1–5</w:t>
             </w:r>
           </w:p>
         </w:tc>
@@ -476,7 +536,7 @@
           </w:tcPr>
           <w:p>
             <w:r>
-              <w:t>Đã tham gia nhiều bài tập nhóm và hoàn thành phần việc được giao đúng thời hạn</w:t>
+              <w:t>Trong các bài tập nhóm, tôi thường hoàn thành phần việc đúng thời hạn và phối hợp với các thành viên để hoàn thành bài</w:t>
             </w:r>
           </w:p>
         </w:tc>
@@ -505,31 +565,32 @@
           </w:tcPr>
           <w:p>
             <w:r>
-              <w:t>Phân tích vấn đề</w:t>
-            </w:r>
-          </w:p>
-        </w:tc>
-        <w:tc>
-          <w:tcPr>
-            <w:tcW w:w="0" w:type="auto"/>
-            <w:vAlign w:val="center"/>
-            <w:hideMark/>
-          </w:tcPr>
-          <w:p>
-            <w:r>
-              <w:t>Có thể chia một bài toán thành các bước nhỏ để tìm cách giải quyết</w:t>
-            </w:r>
-          </w:p>
-        </w:tc>
-        <w:tc>
-          <w:tcPr>
-            <w:tcW w:w="0" w:type="auto"/>
-            <w:vAlign w:val="center"/>
-            <w:hideMark/>
-          </w:tcPr>
-          <w:p>
-            <w:r>
-              <w:t>3</w:t>
+              <w:lastRenderedPageBreak/>
+              <w:t>Thiết kế slide</w:t>
+            </w:r>
+          </w:p>
+        </w:tc>
+        <w:tc>
+          <w:tcPr>
+            <w:tcW w:w="0" w:type="auto"/>
+            <w:vAlign w:val="center"/>
+            <w:hideMark/>
+          </w:tcPr>
+          <w:p>
+            <w:r>
+              <w:t>Tôi đã sử dụng PowerPoint/Canva để thiết kế slide cho các bài thuyết trình trên lớp</w:t>
+            </w:r>
+          </w:p>
+        </w:tc>
+        <w:tc>
+          <w:tcPr>
+            <w:tcW w:w="0" w:type="auto"/>
+            <w:vAlign w:val="center"/>
+            <w:hideMark/>
+          </w:tcPr>
+          <w:p>
+            <w:r>
+              <w:t>4</w:t>
             </w:r>
           </w:p>
         </w:tc>
@@ -546,19 +607,19 @@
           </w:tcPr>
           <w:p>
             <w:r>
-              <w:t>Sử dụng công cụ máy tính</w:t>
-            </w:r>
-          </w:p>
-        </w:tc>
-        <w:tc>
-          <w:tcPr>
-            <w:tcW w:w="0" w:type="auto"/>
-            <w:vAlign w:val="center"/>
-            <w:hideMark/>
-          </w:tcPr>
-          <w:p>
-            <w:r>
-              <w:t>Có thể sử dụng Word, PowerPoint, Excel và các công cụ học tập cơ bản</w:t>
+              <w:t>Tìm kiếm thông tin</w:t>
+            </w:r>
+          </w:p>
+        </w:tc>
+        <w:tc>
+          <w:tcPr>
+            <w:tcW w:w="0" w:type="auto"/>
+            <w:vAlign w:val="center"/>
+            <w:hideMark/>
+          </w:tcPr>
+          <w:p>
+            <w:r>
+              <w:t>Tôi có thể tìm kiếm tài liệu trên Internet và tổng hợp những thông tin phù hợp với yêu cầu bài tập</w:t>
             </w:r>
           </w:p>
         </w:tc>
@@ -587,19 +648,60 @@
           </w:tcPr>
           <w:p>
             <w:r>
-              <w:t>Tự học</w:t>
-            </w:r>
-          </w:p>
-        </w:tc>
-        <w:tc>
-          <w:tcPr>
-            <w:tcW w:w="0" w:type="auto"/>
-            <w:vAlign w:val="center"/>
-            <w:hideMark/>
-          </w:tcPr>
-          <w:p>
-            <w:r>
-              <w:t>Có khả năng tìm tài liệu và học thêm khi gặp kiến thức chưa biết</w:t>
+              <w:t>Giao tiếp</w:t>
+            </w:r>
+          </w:p>
+        </w:tc>
+        <w:tc>
+          <w:tcPr>
+            <w:tcW w:w="0" w:type="auto"/>
+            <w:vAlign w:val="center"/>
+            <w:hideMark/>
+          </w:tcPr>
+          <w:p>
+            <w:r>
+              <w:t>Tôi có thể trao đổi ý kiến và thảo luận với các thành viên khi làm việc nhóm</w:t>
+            </w:r>
+          </w:p>
+        </w:tc>
+        <w:tc>
+          <w:tcPr>
+            <w:tcW w:w="0" w:type="auto"/>
+            <w:vAlign w:val="center"/>
+            <w:hideMark/>
+          </w:tcPr>
+          <w:p>
+            <w:r>
+              <w:t>3</w:t>
+            </w:r>
+          </w:p>
+        </w:tc>
+      </w:tr>
+      <w:tr>
+        <w:trPr>
+          <w:tblCellSpacing w:w="15" w:type="dxa"/>
+        </w:trPr>
+        <w:tc>
+          <w:tcPr>
+            <w:tcW w:w="0" w:type="auto"/>
+            <w:vAlign w:val="center"/>
+            <w:hideMark/>
+          </w:tcPr>
+          <w:p>
+            <w:r>
+              <w:t>Tổ chức công việc</w:t>
+            </w:r>
+          </w:p>
+        </w:tc>
+        <w:tc>
+          <w:tcPr>
+            <w:tcW w:w="0" w:type="auto"/>
+            <w:vAlign w:val="center"/>
+            <w:hideMark/>
+          </w:tcPr>
+          <w:p>
+            <w:r>
+              <w:t>Tôi có thể lập danh sách công việc và chia nhỏ nhiệm vụ theo deadline</w:t>
             </w:r>
           </w:p>
         </w:tc>
@@ -629,7 +731,7 @@
           <w:b/>
           <w:bCs/>
         </w:rPr>
-        <w:t>3. What the World Needs – Xã hội/doanh nghiệp cần gì?</w:t>
+        <w:t>Bước 3. What the World Needs – Xã hội/doanh nghiệp cần gì?</w:t>
       </w:r>
     </w:p>
     <w:tbl>
@@ -645,9 +747,9 @@
         <w:tblLook w:val="04A0" w:firstRow="1" w:lastRow="0" w:firstColumn="1" w:lastColumn="0" w:noHBand="0" w:noVBand="1"/>
       </w:tblPr>
       <w:tblGrid>
-        <w:gridCol w:w="2568"/>
-        <w:gridCol w:w="3511"/>
-        <w:gridCol w:w="3281"/>
+        <w:gridCol w:w="1878"/>
+        <w:gridCol w:w="4157"/>
+        <w:gridCol w:w="3325"/>
       </w:tblGrid>
       <w:tr>
         <w:trPr>
@@ -672,7 +774,6 @@
                 <w:b/>
                 <w:bCs/>
               </w:rPr>
-              <w:lastRenderedPageBreak/>
               <w:t>Nhu cầu của thị trường</w:t>
             </w:r>
           </w:p>
@@ -695,7 +796,7 @@
                 <w:b/>
                 <w:bCs/>
               </w:rPr>
-              <w:t>Vì sao thị trường cần?</w:t>
+              <w:t>Vì sao tôi cho rằng thị trường cần?</w:t>
             </w:r>
           </w:p>
         </w:tc>
@@ -734,31 +835,31 @@
           </w:tcPr>
           <w:p>
             <w:r>
-              <w:t>Nhân sự có khả năng sử dụng AI</w:t>
-            </w:r>
-          </w:p>
-        </w:tc>
-        <w:tc>
-          <w:tcPr>
-            <w:tcW w:w="0" w:type="auto"/>
-            <w:vAlign w:val="center"/>
-            <w:hideMark/>
-          </w:tcPr>
-          <w:p>
-            <w:r>
-              <w:t>AI đang được ứng dụng ngày càng nhiều trong công việc</w:t>
-            </w:r>
-          </w:p>
-        </w:tc>
-        <w:tc>
-          <w:tcPr>
-            <w:tcW w:w="0" w:type="auto"/>
-            <w:vAlign w:val="center"/>
-            <w:hideMark/>
-          </w:tcPr>
-          <w:p>
-            <w:r>
-              <w:t>Học cách sử dụng AI để hỗ trợ học tập và công việc</w:t>
+              <w:t>Nhân sự biết sử dụng AI</w:t>
+            </w:r>
+          </w:p>
+        </w:tc>
+        <w:tc>
+          <w:tcPr>
+            <w:tcW w:w="0" w:type="auto"/>
+            <w:vAlign w:val="center"/>
+            <w:hideMark/>
+          </w:tcPr>
+          <w:p>
+            <w:r>
+              <w:t>AI đang được ứng dụng trong nhiều hoạt động học tập và kinh doanh</w:t>
+            </w:r>
+          </w:p>
+        </w:tc>
+        <w:tc>
+          <w:tcPr>
+            <w:tcW w:w="0" w:type="auto"/>
+            <w:vAlign w:val="center"/>
+            <w:hideMark/>
+          </w:tcPr>
+          <w:p>
+            <w:r>
+              <w:t>Học AI để hỗ trợ marketing, kinh doanh và tăng năng suất</w:t>
             </w:r>
           </w:p>
         </w:tc>
@@ -775,31 +876,31 @@
           </w:tcPr>
           <w:p>
             <w:r>
-              <w:t>Nhân sự có khả năng phân tích dữ liệu</w:t>
-            </w:r>
-          </w:p>
-        </w:tc>
-        <w:tc>
-          <w:tcPr>
-            <w:tcW w:w="0" w:type="auto"/>
-            <w:vAlign w:val="center"/>
-            <w:hideMark/>
-          </w:tcPr>
-          <w:p>
-            <w:r>
-              <w:t>Doanh nghiệp cần dữ liệu để hỗ trợ ra quyết định</w:t>
-            </w:r>
-          </w:p>
-        </w:tc>
-        <w:tc>
-          <w:tcPr>
-            <w:tcW w:w="0" w:type="auto"/>
-            <w:vAlign w:val="center"/>
-            <w:hideMark/>
-          </w:tcPr>
-          <w:p>
-            <w:r>
-              <w:t>Học Excel, SQL và kỹ năng phân tích dữ liệu</w:t>
+              <w:t>Nhân sự có kỹ năng giao tiếp</w:t>
+            </w:r>
+          </w:p>
+        </w:tc>
+        <w:tc>
+          <w:tcPr>
+            <w:tcW w:w="0" w:type="auto"/>
+            <w:vAlign w:val="center"/>
+            <w:hideMark/>
+          </w:tcPr>
+          <w:p>
+            <w:r>
+              <w:t>Doanh nghiệp thường xuyên cần trao đổi với khách hàng, đồng nghiệp và đối tác</w:t>
+            </w:r>
+          </w:p>
+        </w:tc>
+        <w:tc>
+          <w:tcPr>
+            <w:tcW w:w="0" w:type="auto"/>
+            <w:vAlign w:val="center"/>
+            <w:hideMark/>
+          </w:tcPr>
+          <w:p>
+            <w:r>
+              <w:t>Rèn luyện giao tiếp và thuyết trình</w:t>
             </w:r>
           </w:p>
         </w:tc>
@@ -816,31 +917,31 @@
           </w:tcPr>
           <w:p>
             <w:r>
-              <w:t>Nhân sự giao tiếp tiếng Anh</w:t>
-            </w:r>
-          </w:p>
-        </w:tc>
-        <w:tc>
-          <w:tcPr>
-            <w:tcW w:w="0" w:type="auto"/>
-            <w:vAlign w:val="center"/>
-            <w:hideMark/>
-          </w:tcPr>
-          <w:p>
-            <w:r>
-              <w:t>Nhiều tài liệu và môi trường làm việc sử dụng tiếng Anh</w:t>
-            </w:r>
-          </w:p>
-        </w:tc>
-        <w:tc>
-          <w:tcPr>
-            <w:tcW w:w="0" w:type="auto"/>
-            <w:vAlign w:val="center"/>
-            <w:hideMark/>
-          </w:tcPr>
-          <w:p>
-            <w:r>
-              <w:t>Cải thiện tiếng Anh giao tiếp và chuyên ngành</w:t>
+              <w:t>Nhân sự biết phân tích dữ liệu</w:t>
+            </w:r>
+          </w:p>
+        </w:tc>
+        <w:tc>
+          <w:tcPr>
+            <w:tcW w:w="0" w:type="auto"/>
+            <w:vAlign w:val="center"/>
+            <w:hideMark/>
+          </w:tcPr>
+          <w:p>
+            <w:r>
+              <w:t>Dữ liệu giúp doanh nghiệp theo dõi hoạt động và hỗ trợ ra quyết định</w:t>
+            </w:r>
+          </w:p>
+        </w:tc>
+        <w:tc>
+          <w:tcPr>
+            <w:tcW w:w="0" w:type="auto"/>
+            <w:vAlign w:val="center"/>
+            <w:hideMark/>
+          </w:tcPr>
+          <w:p>
+            <w:r>
+              <w:t>Học Excel và phân tích dữ liệu cơ bản</w:t>
             </w:r>
           </w:p>
         </w:tc>
@@ -857,31 +958,72 @@
           </w:tcPr>
           <w:p>
             <w:r>
-              <w:t>Nhân sự có khả năng làm việc nhóm</w:t>
-            </w:r>
-          </w:p>
-        </w:tc>
-        <w:tc>
-          <w:tcPr>
-            <w:tcW w:w="0" w:type="auto"/>
-            <w:vAlign w:val="center"/>
-            <w:hideMark/>
-          </w:tcPr>
-          <w:p>
-            <w:r>
-              <w:t>Các dự án thường cần phối hợp nhiều thành viên</w:t>
-            </w:r>
-          </w:p>
-        </w:tc>
-        <w:tc>
-          <w:tcPr>
-            <w:tcW w:w="0" w:type="auto"/>
-            <w:vAlign w:val="center"/>
-            <w:hideMark/>
-          </w:tcPr>
-          <w:p>
-            <w:r>
-              <w:t>Phát triển giao tiếp và quản lý công việc nhóm</w:t>
+              <w:t>Nhân sự có tiếng Anh</w:t>
+            </w:r>
+          </w:p>
+        </w:tc>
+        <w:tc>
+          <w:tcPr>
+            <w:tcW w:w="0" w:type="auto"/>
+            <w:vAlign w:val="center"/>
+            <w:hideMark/>
+          </w:tcPr>
+          <w:p>
+            <w:r>
+              <w:t>Tiếng Anh giúp tiếp cận tài liệu và làm việc trong môi trường có yếu tố quốc tế</w:t>
+            </w:r>
+          </w:p>
+        </w:tc>
+        <w:tc>
+          <w:tcPr>
+            <w:tcW w:w="0" w:type="auto"/>
+            <w:vAlign w:val="center"/>
+            <w:hideMark/>
+          </w:tcPr>
+          <w:p>
+            <w:r>
+              <w:t>Cải thiện nghe, nói, đọc và từ vựng</w:t>
+            </w:r>
+          </w:p>
+        </w:tc>
+      </w:tr>
+      <w:tr>
+        <w:trPr>
+          <w:tblCellSpacing w:w="15" w:type="dxa"/>
+        </w:trPr>
+        <w:tc>
+          <w:tcPr>
+            <w:tcW w:w="0" w:type="auto"/>
+            <w:vAlign w:val="center"/>
+            <w:hideMark/>
+          </w:tcPr>
+          <w:p>
+            <w:r>
+              <w:t>Nhân sự làm việc nhóm tốt</w:t>
+            </w:r>
+          </w:p>
+        </w:tc>
+        <w:tc>
+          <w:tcPr>
+            <w:tcW w:w="0" w:type="auto"/>
+            <w:vAlign w:val="center"/>
+            <w:hideMark/>
+          </w:tcPr>
+          <w:p>
+            <w:r>
+              <w:t>Nhiều công việc yêu cầu phối hợp giữa nhiều cá nhân và bộ phận</w:t>
+            </w:r>
+          </w:p>
+        </w:tc>
+        <w:tc>
+          <w:tcPr>
+            <w:tcW w:w="0" w:type="auto"/>
+            <w:vAlign w:val="center"/>
+            <w:hideMark/>
+          </w:tcPr>
+          <w:p>
+            <w:r>
+              <w:t>Phát triển kỹ năng phối hợp và trách nhiệm</w:t>
             </w:r>
           </w:p>
         </w:tc>
@@ -899,7 +1041,7 @@
           <w:b/>
           <w:bCs/>
         </w:rPr>
-        <w:t>4. What I Can Be Paid For – Tôi có thể tạo ra giá trị gì để được trả công?</w:t>
+        <w:t>Bước 4. What I Can Be Paid For – Tôi có thể tạo ra giá trị gì để được trả công?</w:t>
       </w:r>
     </w:p>
     <w:tbl>
@@ -915,9 +1057,9 @@
         <w:tblLook w:val="04A0" w:firstRow="1" w:lastRow="0" w:firstColumn="1" w:lastColumn="0" w:noHBand="0" w:noVBand="1"/>
       </w:tblPr>
       <w:tblGrid>
-        <w:gridCol w:w="2390"/>
-        <w:gridCol w:w="2851"/>
-        <w:gridCol w:w="4119"/>
+        <w:gridCol w:w="2027"/>
+        <w:gridCol w:w="3085"/>
+        <w:gridCol w:w="4248"/>
       </w:tblGrid>
       <w:tr>
         <w:trPr>
@@ -942,6 +1084,7 @@
                 <w:b/>
                 <w:bCs/>
               </w:rPr>
+              <w:lastRenderedPageBreak/>
               <w:t>Năng lực</w:t>
             </w:r>
           </w:p>
@@ -964,7 +1107,7 @@
                 <w:b/>
                 <w:bCs/>
               </w:rPr>
-              <w:t>Công việc có thể sử dụng</w:t>
+              <w:t>Công việc có thể sử dụng năng lực</w:t>
             </w:r>
           </w:p>
         </w:tc>
@@ -1003,31 +1146,31 @@
           </w:tcPr>
           <w:p>
             <w:r>
-              <w:t>Phân tích dữ liệu</w:t>
-            </w:r>
-          </w:p>
-        </w:tc>
-        <w:tc>
-          <w:tcPr>
-            <w:tcW w:w="0" w:type="auto"/>
-            <w:vAlign w:val="center"/>
-            <w:hideMark/>
-          </w:tcPr>
-          <w:p>
-            <w:r>
-              <w:t>Business Analyst / Data Analyst</w:t>
-            </w:r>
-          </w:p>
-        </w:tc>
-        <w:tc>
-          <w:tcPr>
-            <w:tcW w:w="0" w:type="auto"/>
-            <w:vAlign w:val="center"/>
-            <w:hideMark/>
-          </w:tcPr>
-          <w:p>
-            <w:r>
-              <w:t>Phân tích và trình bày dữ liệu hỗ trợ ra quyết định</w:t>
+              <w:t>Giao tiếp và thuyết phục</w:t>
+            </w:r>
+          </w:p>
+        </w:tc>
+        <w:tc>
+          <w:tcPr>
+            <w:tcW w:w="0" w:type="auto"/>
+            <w:vAlign w:val="center"/>
+            <w:hideMark/>
+          </w:tcPr>
+          <w:p>
+            <w:r>
+              <w:t>Sales/Business Development</w:t>
+            </w:r>
+          </w:p>
+        </w:tc>
+        <w:tc>
+          <w:tcPr>
+            <w:tcW w:w="0" w:type="auto"/>
+            <w:vAlign w:val="center"/>
+            <w:hideMark/>
+          </w:tcPr>
+          <w:p>
+            <w:r>
+              <w:t>Tìm kiếm, tư vấn và phát triển khách hàng</w:t>
             </w:r>
           </w:p>
         </w:tc>
@@ -1044,31 +1187,31 @@
           </w:tcPr>
           <w:p>
             <w:r>
-              <w:t>Excel/SQL</w:t>
-            </w:r>
-          </w:p>
-        </w:tc>
-        <w:tc>
-          <w:tcPr>
-            <w:tcW w:w="0" w:type="auto"/>
-            <w:vAlign w:val="center"/>
-            <w:hideMark/>
-          </w:tcPr>
-          <w:p>
-            <w:r>
-              <w:t>Business Analyst / Data Analyst</w:t>
-            </w:r>
-          </w:p>
-        </w:tc>
-        <w:tc>
-          <w:tcPr>
-            <w:tcW w:w="0" w:type="auto"/>
-            <w:vAlign w:val="center"/>
-            <w:hideMark/>
-          </w:tcPr>
-          <w:p>
-            <w:r>
-              <w:t>Xử lý, tổng hợp và khai thác dữ liệu</w:t>
+              <w:t>Marketing</w:t>
+            </w:r>
+          </w:p>
+        </w:tc>
+        <w:tc>
+          <w:tcPr>
+            <w:tcW w:w="0" w:type="auto"/>
+            <w:vAlign w:val="center"/>
+            <w:hideMark/>
+          </w:tcPr>
+          <w:p>
+            <w:r>
+              <w:t>Marketing Executive</w:t>
+            </w:r>
+          </w:p>
+        </w:tc>
+        <w:tc>
+          <w:tcPr>
+            <w:tcW w:w="0" w:type="auto"/>
+            <w:vAlign w:val="center"/>
+            <w:hideMark/>
+          </w:tcPr>
+          <w:p>
+            <w:r>
+              <w:t>Hỗ trợ xây dựng nội dung và triển khai hoạt động marketing</w:t>
             </w:r>
           </w:p>
         </w:tc>
@@ -1085,31 +1228,31 @@
           </w:tcPr>
           <w:p>
             <w:r>
-              <w:t>Giao tiếp và làm việc nhóm</w:t>
-            </w:r>
-          </w:p>
-        </w:tc>
-        <w:tc>
-          <w:tcPr>
-            <w:tcW w:w="0" w:type="auto"/>
-            <w:vAlign w:val="center"/>
-            <w:hideMark/>
-          </w:tcPr>
-          <w:p>
-            <w:r>
-              <w:t>Business Analyst / Project Team</w:t>
-            </w:r>
-          </w:p>
-        </w:tc>
-        <w:tc>
-          <w:tcPr>
-            <w:tcW w:w="0" w:type="auto"/>
-            <w:vAlign w:val="center"/>
-            <w:hideMark/>
-          </w:tcPr>
-          <w:p>
-            <w:r>
-              <w:t>Trao đổi yêu cầu và phối hợp với các thành viên</w:t>
+              <w:t>Phân tích dữ liệu</w:t>
+            </w:r>
+          </w:p>
+        </w:tc>
+        <w:tc>
+          <w:tcPr>
+            <w:tcW w:w="0" w:type="auto"/>
+            <w:vAlign w:val="center"/>
+            <w:hideMark/>
+          </w:tcPr>
+          <w:p>
+            <w:r>
+              <w:t>Business Analyst/Marketing</w:t>
+            </w:r>
+          </w:p>
+        </w:tc>
+        <w:tc>
+          <w:tcPr>
+            <w:tcW w:w="0" w:type="auto"/>
+            <w:vAlign w:val="center"/>
+            <w:hideMark/>
+          </w:tcPr>
+          <w:p>
+            <w:r>
+              <w:t>Tổng hợp và phân tích dữ liệu để hỗ trợ quyết định</w:t>
             </w:r>
           </w:p>
         </w:tc>
@@ -1126,31 +1269,72 @@
           </w:tcPr>
           <w:p>
             <w:r>
-              <w:t>Công nghệ và AI</w:t>
-            </w:r>
-          </w:p>
-        </w:tc>
-        <w:tc>
-          <w:tcPr>
-            <w:tcW w:w="0" w:type="auto"/>
-            <w:vAlign w:val="center"/>
-            <w:hideMark/>
-          </w:tcPr>
-          <w:p>
-            <w:r>
-              <w:t>Business Analyst / IT-related roles</w:t>
-            </w:r>
-          </w:p>
-        </w:tc>
-        <w:tc>
-          <w:tcPr>
-            <w:tcW w:w="0" w:type="auto"/>
-            <w:vAlign w:val="center"/>
-            <w:hideMark/>
-          </w:tcPr>
-          <w:p>
-            <w:r>
-              <w:t>Ứng dụng công nghệ để cải thiện hiệu quả công việc</w:t>
+              <w:t>Sử dụng AI</w:t>
+            </w:r>
+          </w:p>
+        </w:tc>
+        <w:tc>
+          <w:tcPr>
+            <w:tcW w:w="0" w:type="auto"/>
+            <w:vAlign w:val="center"/>
+            <w:hideMark/>
+          </w:tcPr>
+          <w:p>
+            <w:r>
+              <w:t>Marketing/Sales</w:t>
+            </w:r>
+          </w:p>
+        </w:tc>
+        <w:tc>
+          <w:tcPr>
+            <w:tcW w:w="0" w:type="auto"/>
+            <w:vAlign w:val="center"/>
+            <w:hideMark/>
+          </w:tcPr>
+          <w:p>
+            <w:r>
+              <w:t>Hỗ trợ xử lý công việc và tăng năng suất</w:t>
+            </w:r>
+          </w:p>
+        </w:tc>
+      </w:tr>
+      <w:tr>
+        <w:trPr>
+          <w:tblCellSpacing w:w="15" w:type="dxa"/>
+        </w:trPr>
+        <w:tc>
+          <w:tcPr>
+            <w:tcW w:w="0" w:type="auto"/>
+            <w:vAlign w:val="center"/>
+            <w:hideMark/>
+          </w:tcPr>
+          <w:p>
+            <w:r>
+              <w:t>Thiết kế nội dung</w:t>
+            </w:r>
+          </w:p>
+        </w:tc>
+        <w:tc>
+          <w:tcPr>
+            <w:tcW w:w="0" w:type="auto"/>
+            <w:vAlign w:val="center"/>
+            <w:hideMark/>
+          </w:tcPr>
+          <w:p>
+            <w:r>
+              <w:t>Marketing/Digital Marketing</w:t>
+            </w:r>
+          </w:p>
+        </w:tc>
+        <w:tc>
+          <w:tcPr>
+            <w:tcW w:w="0" w:type="auto"/>
+            <w:vAlign w:val="center"/>
+            <w:hideMark/>
+          </w:tcPr>
+          <w:p>
+            <w:r>
+              <w:t>Tạo slide, nội dung và tài liệu truyền thông</w:t>
             </w:r>
           </w:p>
         </w:tc>
@@ -1181,7 +1365,7 @@
       </w:r>
       <w:r>
         <w:br/>
-        <w:t>Tìm hiểu công nghệ, phân tích vấn đề và tìm giải pháp.</w:t>
+        <w:t>Giao tiếp với mọi người, tìm hiểu kinh doanh, marketing và công nghệ mới.</w:t>
       </w:r>
     </w:p>
     <w:p>
@@ -1194,7 +1378,7 @@
       </w:r>
       <w:r>
         <w:br/>
-        <w:t>Phân tích vấn đề, làm việc nhóm và sử dụng các công cụ công nghệ.</w:t>
+        <w:t>Làm việc nhóm, giao tiếp, thiết kế slide, tìm kiếm thông tin và sử dụng các công cụ số.</w:t>
       </w:r>
     </w:p>
     <w:p>
@@ -1207,7 +1391,7 @@
       </w:r>
       <w:r>
         <w:br/>
-        <w:t>Nhân sự có khả năng phân tích dữ liệu, sử dụng công nghệ/AI và giao tiếp tốt.</w:t>
+        <w:t>Doanh nghiệp cần nhân sự có kỹ năng giao tiếp, tiếng Anh, sử dụng AI và phân tích dữ liệu.</w:t>
       </w:r>
     </w:p>
     <w:p>
@@ -1220,31 +1404,31 @@
       </w:r>
       <w:r>
         <w:br/>
-        <w:t>Phân tích dữ liệu, sử dụng công cụ công nghệ, giao tiếp và làm việc nhóm.</w:t>
+        <w:t>Giao tiếp, marketing, bán hàng, phân tích dữ liệu và sử dụng AI.</w:t>
       </w:r>
     </w:p>
     <w:p>
-      <w:r>
+      <w:pPr>
         <w:rPr>
           <w:b/>
           <w:bCs/>
         </w:rPr>
-        <w:lastRenderedPageBreak/>
-        <w:t>→ Hướng phát triển tôi muốn khám phá:</w:t>
-      </w:r>
-      <w:r>
-        <w:br/>
-        <w:t xml:space="preserve">Tôi muốn tìm hiểu và phát triển theo hướng </w:t>
-      </w:r>
+      </w:pPr>
       <w:r>
         <w:rPr>
           <w:b/>
           <w:bCs/>
         </w:rPr>
-        <w:t>Business Analyst</w:t>
-      </w:r>
-      <w:r>
-        <w:t>.</w:t>
+        <w:t>→ Hướng phát triển tôi muốn khám phá:</w:t>
+      </w:r>
+    </w:p>
+    <w:p>
+      <w:r>
+        <w:rPr>
+          <w:b/>
+          <w:bCs/>
+        </w:rPr>
+        <w:t>Tôi muốn tìm hiểu/phát triển theo hướng Marketing/Sales kết hợp với AI và phân tích dữ liệu.</w:t>
       </w:r>
     </w:p>
     <w:p>
@@ -1255,9 +1439,10 @@
         </w:rPr>
         <w:t>Vì sao?</w:t>
       </w:r>
-      <w:r>
-        <w:br/>
-        <w:t>Tôi yêu thích công nghệ nhưng đồng thời cũng thích phân tích vấn đề và trao đổi với người khác. Công việc Business Analyst có sự kết hợp giữa công nghệ, phân tích dữ liệu, giao tiếp và giải quyết vấn đề. Đây là hướng phù hợp để tôi tiếp tục trải nghiệm và kiểm chứng trong quá trình học đại học.</w:t>
+    </w:p>
+    <w:p>
+      <w:r>
+        <w:t>Tôi lựa chọn hướng này vì nó phù hợp với sở thích của tôi về giao tiếp, kinh doanh và công nghệ. Hướng phát triển này cũng giúp tôi có cơ hội rèn luyện nhiều kỹ năng thực tế như giao tiếp với khách hàng, thuyết trình, phân tích thông tin và sử dụng công cụ AI. Tôi chưa xem đây là lựa chọn nghề nghiệp cố định mà sẽ tiếp tục kiểm chứng thông qua các môn học, dự án và trải nghiệm thực tế.</w:t>
       </w:r>
     </w:p>
     <w:p>
@@ -1273,33 +1458,45 @@
       <w:pPr>
         <w:numPr>
           <w:ilvl w:val="0"/>
-          <w:numId w:val="1"/>
+          <w:numId w:val="4"/>
         </w:numPr>
       </w:pPr>
       <w:r>
-        <w:t>Business Analyst</w:t>
+        <w:lastRenderedPageBreak/>
+        <w:t>Marketing Executive</w:t>
       </w:r>
     </w:p>
     <w:p>
       <w:pPr>
         <w:numPr>
           <w:ilvl w:val="0"/>
-          <w:numId w:val="1"/>
+          <w:numId w:val="4"/>
         </w:numPr>
       </w:pPr>
       <w:r>
-        <w:t>Data Analyst</w:t>
+        <w:t>Sales/Business Development</w:t>
       </w:r>
     </w:p>
     <w:p>
       <w:pPr>
         <w:numPr>
           <w:ilvl w:val="0"/>
-          <w:numId w:val="1"/>
+          <w:numId w:val="4"/>
         </w:numPr>
       </w:pPr>
       <w:r>
-        <w:t>IT Business Analyst</w:t>
+        <w:t>Digital Marketing</w:t>
+      </w:r>
+    </w:p>
+    <w:p>
+      <w:pPr>
+        <w:numPr>
+          <w:ilvl w:val="0"/>
+          <w:numId w:val="4"/>
+        </w:numPr>
+      </w:pPr>
+      <w:r>
+        <w:t>Business Analyst</w:t>
       </w:r>
     </w:p>
     <w:p>
@@ -1330,8 +1527,8 @@
         <w:tblLook w:val="04A0" w:firstRow="1" w:lastRow="0" w:firstColumn="1" w:lastColumn="0" w:noHBand="0" w:noVBand="1"/>
       </w:tblPr>
       <w:tblGrid>
-        <w:gridCol w:w="1775"/>
-        <w:gridCol w:w="7585"/>
+        <w:gridCol w:w="1540"/>
+        <w:gridCol w:w="7820"/>
       </w:tblGrid>
       <w:tr>
         <w:trPr>
@@ -1356,7 +1553,7 @@
                 <w:b/>
                 <w:bCs/>
               </w:rPr>
-              <w:t>Yếu tố</w:t>
+              <w:t>Nội tại</w:t>
             </w:r>
           </w:p>
         </w:tc>
@@ -1378,7 +1575,7 @@
                 <w:b/>
                 <w:bCs/>
               </w:rPr>
-              <w:t>Phân tích</w:t>
+              <w:t>Nội dung</w:t>
             </w:r>
           </w:p>
         </w:tc>
@@ -1411,7 +1608,34 @@
           </w:tcPr>
           <w:p>
             <w:r>
-              <w:t>Có tinh thần tự học; có khả năng làm việc nhóm; yêu thích công nghệ và phân tích vấn đề</w:t>
+              <w:rPr>
+                <w:b/>
+                <w:bCs/>
+              </w:rPr>
+              <w:t>1. Làm việc nhóm:</w:t>
+            </w:r>
+            <w:r>
+              <w:t xml:space="preserve"> Trong các bài tập nhóm, tôi thường hoàn thành nhiệm vụ đúng hạn và phối hợp với các thành viên. &lt;br&gt;&lt;br&gt; </w:t>
+            </w:r>
+            <w:r>
+              <w:rPr>
+                <w:b/>
+                <w:bCs/>
+              </w:rPr>
+              <w:t>2. Thiết kế slide:</w:t>
+            </w:r>
+            <w:r>
+              <w:t xml:space="preserve"> Tôi đã sử dụng PowerPoint/Canva để thiết kế bài thuyết trình và trình bày thông tin trực quan. &lt;br&gt;&lt;br&gt; </w:t>
+            </w:r>
+            <w:r>
+              <w:rPr>
+                <w:b/>
+                <w:bCs/>
+              </w:rPr>
+              <w:t>3. Chủ động học hỏi:</w:t>
+            </w:r>
+            <w:r>
+              <w:t xml:space="preserve"> Khi gặp vấn đề trong học tập, tôi thường tìm kiếm tài liệu hoặc công cụ mới để hỗ trợ giải quyết.</w:t>
             </w:r>
           </w:p>
         </w:tc>
@@ -1444,73 +1668,34 @@
           </w:tcPr>
           <w:p>
             <w:r>
-              <w:t>Tiếng Anh chưa tốt; kỹ năng thuyết trình còn hạn chế; kinh nghiệm thực tế và portfolio còn ít</w:t>
-            </w:r>
-          </w:p>
-        </w:tc>
-      </w:tr>
-      <w:tr>
-        <w:trPr>
-          <w:tblCellSpacing w:w="15" w:type="dxa"/>
-        </w:trPr>
-        <w:tc>
-          <w:tcPr>
-            <w:tcW w:w="0" w:type="auto"/>
-            <w:vAlign w:val="center"/>
-            <w:hideMark/>
-          </w:tcPr>
-          <w:p>
-            <w:r>
-              <w:rPr>
-                <w:b/>
-                <w:bCs/>
-              </w:rPr>
-              <w:t>O – Opportunities</w:t>
-            </w:r>
-          </w:p>
-        </w:tc>
-        <w:tc>
-          <w:tcPr>
-            <w:tcW w:w="0" w:type="auto"/>
-            <w:vAlign w:val="center"/>
-            <w:hideMark/>
-          </w:tcPr>
-          <w:p>
-            <w:r>
-              <w:t>Có nhiều khóa học trực tuyến; có thể tham gia các dự án và cuộc thi sinh viên; AI và phân tích dữ liệu ngày càng được ứng dụng trong doanh nghiệp</w:t>
-            </w:r>
-          </w:p>
-        </w:tc>
-      </w:tr>
-      <w:tr>
-        <w:trPr>
-          <w:tblCellSpacing w:w="15" w:type="dxa"/>
-        </w:trPr>
-        <w:tc>
-          <w:tcPr>
-            <w:tcW w:w="0" w:type="auto"/>
-            <w:vAlign w:val="center"/>
-            <w:hideMark/>
-          </w:tcPr>
-          <w:p>
-            <w:r>
-              <w:rPr>
-                <w:b/>
-                <w:bCs/>
-              </w:rPr>
-              <w:t>T – Threats</w:t>
-            </w:r>
-          </w:p>
-        </w:tc>
-        <w:tc>
-          <w:tcPr>
-            <w:tcW w:w="0" w:type="auto"/>
-            <w:vAlign w:val="center"/>
-            <w:hideMark/>
-          </w:tcPr>
-          <w:p>
-            <w:r>
-              <w:t>Công nghệ thay đổi nhanh; mức độ cạnh tranh nghề nghiệp cao; dễ bị phân tán thời gian bởi mạng xã hội và các hoạt động không cần thiết</w:t>
+              <w:rPr>
+                <w:b/>
+                <w:bCs/>
+              </w:rPr>
+              <w:t>1. Tiếng Anh còn hạn chế</w:t>
+            </w:r>
+            <w:r>
+              <w:t xml:space="preserve">, đặc biệt ở kỹ năng nghe và nói. &lt;br&gt;&lt;br&gt; </w:t>
+            </w:r>
+            <w:r>
+              <w:rPr>
+                <w:b/>
+                <w:bCs/>
+              </w:rPr>
+              <w:t>2. Chưa tự tin khi thuyết trình</w:t>
+            </w:r>
+            <w:r>
+              <w:t xml:space="preserve"> trước đông người và đôi khi còn phụ thuộc vào slide. &lt;br&gt;&lt;br&gt; </w:t>
+            </w:r>
+            <w:r>
+              <w:rPr>
+                <w:b/>
+                <w:bCs/>
+              </w:rPr>
+              <w:t>3. Excel và phân tích dữ liệu</w:t>
+            </w:r>
+            <w:r>
+              <w:t xml:space="preserve"> mới ở mức cơ bản.</w:t>
             </w:r>
           </w:p>
         </w:tc>
@@ -1519,17 +1704,9 @@
     <w:p>
       <w:pPr>
         <w:rPr>
-          <w:b/>
-          <w:bCs/>
+          <w:vanish/>
         </w:rPr>
       </w:pPr>
-      <w:r>
-        <w:rPr>
-          <w:b/>
-          <w:bCs/>
-        </w:rPr>
-        <w:t>PHẦN 4. XÁC ĐỊNH KHOẢNG CÁCH NĂNG LỰC</w:t>
-      </w:r>
     </w:p>
     <w:tbl>
       <w:tblPr>
@@ -1544,11 +1721,8 @@
         <w:tblLook w:val="04A0" w:firstRow="1" w:lastRow="0" w:firstColumn="1" w:lastColumn="0" w:noHBand="0" w:noVBand="1"/>
       </w:tblPr>
       <w:tblGrid>
-        <w:gridCol w:w="1769"/>
-        <w:gridCol w:w="884"/>
-        <w:gridCol w:w="973"/>
-        <w:gridCol w:w="1426"/>
-        <w:gridCol w:w="4308"/>
+        <w:gridCol w:w="1688"/>
+        <w:gridCol w:w="7672"/>
       </w:tblGrid>
       <w:tr>
         <w:trPr>
@@ -1573,7 +1747,7 @@
                 <w:b/>
                 <w:bCs/>
               </w:rPr>
-              <w:t>Năng lực cần có</w:t>
+              <w:t>Bên ngoài</w:t>
             </w:r>
           </w:p>
         </w:tc>
@@ -1595,73 +1769,7 @@
                 <w:b/>
                 <w:bCs/>
               </w:rPr>
-              <w:t>Hiện tại</w:t>
-            </w:r>
-          </w:p>
-        </w:tc>
-        <w:tc>
-          <w:tcPr>
-            <w:tcW w:w="0" w:type="auto"/>
-            <w:vAlign w:val="center"/>
-            <w:hideMark/>
-          </w:tcPr>
-          <w:p>
-            <w:pPr>
-              <w:rPr>
-                <w:b/>
-                <w:bCs/>
-              </w:rPr>
-            </w:pPr>
-            <w:r>
-              <w:rPr>
-                <w:b/>
-                <w:bCs/>
-              </w:rPr>
-              <w:t>Mục tiêu</w:t>
-            </w:r>
-          </w:p>
-        </w:tc>
-        <w:tc>
-          <w:tcPr>
-            <w:tcW w:w="0" w:type="auto"/>
-            <w:vAlign w:val="center"/>
-            <w:hideMark/>
-          </w:tcPr>
-          <w:p>
-            <w:pPr>
-              <w:rPr>
-                <w:b/>
-                <w:bCs/>
-              </w:rPr>
-            </w:pPr>
-            <w:r>
-              <w:rPr>
-                <w:b/>
-                <w:bCs/>
-              </w:rPr>
-              <w:t>Khoảng cách</w:t>
-            </w:r>
-          </w:p>
-        </w:tc>
-        <w:tc>
-          <w:tcPr>
-            <w:tcW w:w="0" w:type="auto"/>
-            <w:vAlign w:val="center"/>
-            <w:hideMark/>
-          </w:tcPr>
-          <w:p>
-            <w:pPr>
-              <w:rPr>
-                <w:b/>
-                <w:bCs/>
-              </w:rPr>
-            </w:pPr>
-            <w:r>
-              <w:rPr>
-                <w:b/>
-                <w:bCs/>
-              </w:rPr>
-              <w:t>Cần làm gì?</w:t>
+              <w:t>Nội dung</w:t>
             </w:r>
           </w:p>
         </w:tc>
@@ -1678,55 +1786,50 @@
           </w:tcPr>
           <w:p>
             <w:r>
-              <w:t>Tiếng Anh</w:t>
-            </w:r>
-          </w:p>
-        </w:tc>
-        <w:tc>
-          <w:tcPr>
-            <w:tcW w:w="0" w:type="auto"/>
-            <w:vAlign w:val="center"/>
-            <w:hideMark/>
-          </w:tcPr>
-          <w:p>
-            <w:r>
-              <w:t>2</w:t>
-            </w:r>
-          </w:p>
-        </w:tc>
-        <w:tc>
-          <w:tcPr>
-            <w:tcW w:w="0" w:type="auto"/>
-            <w:vAlign w:val="center"/>
-            <w:hideMark/>
-          </w:tcPr>
-          <w:p>
-            <w:r>
-              <w:t>4</w:t>
-            </w:r>
-          </w:p>
-        </w:tc>
-        <w:tc>
-          <w:tcPr>
-            <w:tcW w:w="0" w:type="auto"/>
-            <w:vAlign w:val="center"/>
-            <w:hideMark/>
-          </w:tcPr>
-          <w:p>
-            <w:r>
-              <w:t>2</w:t>
-            </w:r>
-          </w:p>
-        </w:tc>
-        <w:tc>
-          <w:tcPr>
-            <w:tcW w:w="0" w:type="auto"/>
-            <w:vAlign w:val="center"/>
-            <w:hideMark/>
-          </w:tcPr>
-          <w:p>
-            <w:r>
-              <w:t>Học 45 phút/ngày, luyện nghe và từ vựng</w:t>
+              <w:rPr>
+                <w:b/>
+                <w:bCs/>
+              </w:rPr>
+              <w:t>O – Opportunities</w:t>
+            </w:r>
+          </w:p>
+        </w:tc>
+        <w:tc>
+          <w:tcPr>
+            <w:tcW w:w="0" w:type="auto"/>
+            <w:vAlign w:val="center"/>
+            <w:hideMark/>
+          </w:tcPr>
+          <w:p>
+            <w:r>
+              <w:rPr>
+                <w:b/>
+                <w:bCs/>
+              </w:rPr>
+              <w:t>1.</w:t>
+            </w:r>
+            <w:r>
+              <w:t xml:space="preserve"> Có nhiều khóa học trực tuyến về AI, Excel, tiếng Anh và marketing. &lt;br&gt;&lt;br&gt; </w:t>
+            </w:r>
+            <w:r>
+              <w:rPr>
+                <w:b/>
+                <w:bCs/>
+              </w:rPr>
+              <w:t>2.</w:t>
+            </w:r>
+            <w:r>
+              <w:t xml:space="preserve"> Có thể tham gia câu lạc bộ, cuộc thi và hoạt động ngoại khóa để tích lũy kinh nghiệm. &lt;br&gt;&lt;br&gt; </w:t>
+            </w:r>
+            <w:r>
+              <w:rPr>
+                <w:b/>
+                <w:bCs/>
+              </w:rPr>
+              <w:t>3.</w:t>
+            </w:r>
+            <w:r>
+              <w:t xml:space="preserve"> Các công cụ AI giúp sinh viên có thêm cơ hội học tập và nâng cao năng suất.</w:t>
             </w:r>
           </w:p>
         </w:tc>
@@ -1743,364 +1846,68 @@
           </w:tcPr>
           <w:p>
             <w:r>
-              <w:t>Excel</w:t>
-            </w:r>
-          </w:p>
-        </w:tc>
-        <w:tc>
-          <w:tcPr>
-            <w:tcW w:w="0" w:type="auto"/>
-            <w:vAlign w:val="center"/>
-            <w:hideMark/>
-          </w:tcPr>
-          <w:p>
-            <w:r>
-              <w:t>3</w:t>
-            </w:r>
-          </w:p>
-        </w:tc>
-        <w:tc>
-          <w:tcPr>
-            <w:tcW w:w="0" w:type="auto"/>
-            <w:vAlign w:val="center"/>
-            <w:hideMark/>
-          </w:tcPr>
-          <w:p>
-            <w:r>
-              <w:t>4</w:t>
-            </w:r>
-          </w:p>
-        </w:tc>
-        <w:tc>
-          <w:tcPr>
-            <w:tcW w:w="0" w:type="auto"/>
-            <w:vAlign w:val="center"/>
-            <w:hideMark/>
-          </w:tcPr>
-          <w:p>
-            <w:r>
-              <w:t>1</w:t>
-            </w:r>
-          </w:p>
-        </w:tc>
-        <w:tc>
-          <w:tcPr>
-            <w:tcW w:w="0" w:type="auto"/>
-            <w:vAlign w:val="center"/>
-            <w:hideMark/>
-          </w:tcPr>
-          <w:p>
-            <w:r>
-              <w:t>Học hàm, Pivot Table và thực hành dữ liệu</w:t>
-            </w:r>
-          </w:p>
-        </w:tc>
-      </w:tr>
-      <w:tr>
-        <w:trPr>
-          <w:tblCellSpacing w:w="15" w:type="dxa"/>
-        </w:trPr>
-        <w:tc>
-          <w:tcPr>
-            <w:tcW w:w="0" w:type="auto"/>
-            <w:vAlign w:val="center"/>
-            <w:hideMark/>
-          </w:tcPr>
-          <w:p>
-            <w:r>
-              <w:lastRenderedPageBreak/>
-              <w:t>Thuyết trình</w:t>
-            </w:r>
-          </w:p>
-        </w:tc>
-        <w:tc>
-          <w:tcPr>
-            <w:tcW w:w="0" w:type="auto"/>
-            <w:vAlign w:val="center"/>
-            <w:hideMark/>
-          </w:tcPr>
-          <w:p>
-            <w:r>
-              <w:t>2</w:t>
-            </w:r>
-          </w:p>
-        </w:tc>
-        <w:tc>
-          <w:tcPr>
-            <w:tcW w:w="0" w:type="auto"/>
-            <w:vAlign w:val="center"/>
-            <w:hideMark/>
-          </w:tcPr>
-          <w:p>
-            <w:r>
-              <w:t>4</w:t>
-            </w:r>
-          </w:p>
-        </w:tc>
-        <w:tc>
-          <w:tcPr>
-            <w:tcW w:w="0" w:type="auto"/>
-            <w:vAlign w:val="center"/>
-            <w:hideMark/>
-          </w:tcPr>
-          <w:p>
-            <w:r>
-              <w:t>2</w:t>
-            </w:r>
-          </w:p>
-        </w:tc>
-        <w:tc>
-          <w:tcPr>
-            <w:tcW w:w="0" w:type="auto"/>
-            <w:vAlign w:val="center"/>
-            <w:hideMark/>
-          </w:tcPr>
-          <w:p>
-            <w:r>
-              <w:t>Luyện nói và thuyết trình ít nhất 2 lần/tháng</w:t>
-            </w:r>
-          </w:p>
-        </w:tc>
-      </w:tr>
-      <w:tr>
-        <w:trPr>
-          <w:tblCellSpacing w:w="15" w:type="dxa"/>
-        </w:trPr>
-        <w:tc>
-          <w:tcPr>
-            <w:tcW w:w="0" w:type="auto"/>
-            <w:vAlign w:val="center"/>
-            <w:hideMark/>
-          </w:tcPr>
-          <w:p>
-            <w:r>
-              <w:t>SQL</w:t>
-            </w:r>
-          </w:p>
-        </w:tc>
-        <w:tc>
-          <w:tcPr>
-            <w:tcW w:w="0" w:type="auto"/>
-            <w:vAlign w:val="center"/>
-            <w:hideMark/>
-          </w:tcPr>
-          <w:p>
-            <w:r>
-              <w:t>1</w:t>
-            </w:r>
-          </w:p>
-        </w:tc>
-        <w:tc>
-          <w:tcPr>
-            <w:tcW w:w="0" w:type="auto"/>
-            <w:vAlign w:val="center"/>
-            <w:hideMark/>
-          </w:tcPr>
-          <w:p>
-            <w:r>
-              <w:t>3</w:t>
-            </w:r>
-          </w:p>
-        </w:tc>
-        <w:tc>
-          <w:tcPr>
-            <w:tcW w:w="0" w:type="auto"/>
-            <w:vAlign w:val="center"/>
-            <w:hideMark/>
-          </w:tcPr>
-          <w:p>
-            <w:r>
-              <w:t>2</w:t>
-            </w:r>
-          </w:p>
-        </w:tc>
-        <w:tc>
-          <w:tcPr>
-            <w:tcW w:w="0" w:type="auto"/>
-            <w:vAlign w:val="center"/>
-            <w:hideMark/>
-          </w:tcPr>
-          <w:p>
-            <w:r>
-              <w:t>Học SQL cơ bản và làm bài tập thực hành</w:t>
-            </w:r>
-          </w:p>
-        </w:tc>
-      </w:tr>
-      <w:tr>
-        <w:trPr>
-          <w:tblCellSpacing w:w="15" w:type="dxa"/>
-        </w:trPr>
-        <w:tc>
-          <w:tcPr>
-            <w:tcW w:w="0" w:type="auto"/>
-            <w:vAlign w:val="center"/>
-            <w:hideMark/>
-          </w:tcPr>
-          <w:p>
-            <w:r>
-              <w:t>Portfolio</w:t>
-            </w:r>
-          </w:p>
-        </w:tc>
-        <w:tc>
-          <w:tcPr>
-            <w:tcW w:w="0" w:type="auto"/>
-            <w:vAlign w:val="center"/>
-            <w:hideMark/>
-          </w:tcPr>
-          <w:p>
-            <w:r>
-              <w:t>1</w:t>
-            </w:r>
-          </w:p>
-        </w:tc>
-        <w:tc>
-          <w:tcPr>
-            <w:tcW w:w="0" w:type="auto"/>
-            <w:vAlign w:val="center"/>
-            <w:hideMark/>
-          </w:tcPr>
-          <w:p>
-            <w:r>
-              <w:t>3</w:t>
-            </w:r>
-          </w:p>
-        </w:tc>
-        <w:tc>
-          <w:tcPr>
-            <w:tcW w:w="0" w:type="auto"/>
-            <w:vAlign w:val="center"/>
-            <w:hideMark/>
-          </w:tcPr>
-          <w:p>
-            <w:r>
-              <w:t>2</w:t>
-            </w:r>
-          </w:p>
-        </w:tc>
-        <w:tc>
-          <w:tcPr>
-            <w:tcW w:w="0" w:type="auto"/>
-            <w:vAlign w:val="center"/>
-            <w:hideMark/>
-          </w:tcPr>
-          <w:p>
-            <w:r>
-              <w:t>Hoàn thành ít nhất 3 dự án cá nhân/nhóm</w:t>
+              <w:rPr>
+                <w:b/>
+                <w:bCs/>
+              </w:rPr>
+              <w:t>T – Threats</w:t>
+            </w:r>
+          </w:p>
+        </w:tc>
+        <w:tc>
+          <w:tcPr>
+            <w:tcW w:w="0" w:type="auto"/>
+            <w:vAlign w:val="center"/>
+            <w:hideMark/>
+          </w:tcPr>
+          <w:p>
+            <w:r>
+              <w:rPr>
+                <w:b/>
+                <w:bCs/>
+              </w:rPr>
+              <w:t>1.</w:t>
+            </w:r>
+            <w:r>
+              <w:t xml:space="preserve"> Cạnh tranh giữa sinh viên và người mới tốt nghiệp ngày càng cao. &lt;br&gt;&lt;br&gt; </w:t>
+            </w:r>
+            <w:r>
+              <w:rPr>
+                <w:b/>
+                <w:bCs/>
+              </w:rPr>
+              <w:t>2.</w:t>
+            </w:r>
+            <w:r>
+              <w:t xml:space="preserve"> Công nghệ và yêu cầu tuyển dụng thay đổi nhanh, đòi hỏi phải liên tục học hỏi. &lt;br&gt;&lt;br&gt; </w:t>
+            </w:r>
+            <w:r>
+              <w:rPr>
+                <w:b/>
+                <w:bCs/>
+              </w:rPr>
+              <w:t>3.</w:t>
+            </w:r>
+            <w:r>
+              <w:t xml:space="preserve"> Nếu quản lý thời gian không tốt, việc học trên lớp có thể ảnh hưởng đến thời gian phát triển kỹ năng.</w:t>
             </w:r>
           </w:p>
         </w:tc>
       </w:tr>
     </w:tbl>
     <w:p>
-      <w:r>
+      <w:pPr>
         <w:rPr>
           <w:b/>
           <w:bCs/>
         </w:rPr>
-        <w:t>3 năng lực ưu tiên trong năm học:</w:t>
-      </w:r>
-    </w:p>
-    <w:p>
-      <w:pPr>
-        <w:numPr>
-          <w:ilvl w:val="0"/>
-          <w:numId w:val="2"/>
-        </w:numPr>
-      </w:pPr>
-      <w:r>
-        <w:t>Tiếng Anh</w:t>
-      </w:r>
-    </w:p>
-    <w:p>
-      <w:pPr>
-        <w:numPr>
-          <w:ilvl w:val="0"/>
-          <w:numId w:val="2"/>
-        </w:numPr>
-      </w:pPr>
-      <w:r>
-        <w:t>Excel/SQL và phân tích dữ liệu</w:t>
-      </w:r>
-    </w:p>
-    <w:p>
-      <w:pPr>
-        <w:numPr>
-          <w:ilvl w:val="0"/>
-          <w:numId w:val="2"/>
-        </w:numPr>
-      </w:pPr>
-      <w:r>
-        <w:t>Kỹ năng thuyết trình</w:t>
-      </w:r>
-    </w:p>
-    <w:p>
-      <w:pPr>
+      </w:pPr>
+      <w:r>
         <w:rPr>
           <w:b/>
           <w:bCs/>
         </w:rPr>
-      </w:pPr>
-      <w:r>
-        <w:rPr>
-          <w:b/>
-          <w:bCs/>
-        </w:rPr>
-        <w:t>PHẦN 5. TẦM NHÌN 4 NĂM</w:t>
-      </w:r>
-    </w:p>
-    <w:p>
-      <w:r>
-        <w:t>Sau 4 năm đại học, tôi muốn trở thành một sinh viên có nền tảng chuyên môn tốt và có định hướng rõ ràng trong lĩnh vực Business Analyst hoặc phân tích dữ liệu. Tôi muốn sử dụng tốt Excel, SQL và các công cụ phân tích dữ liệu, đồng thời có khả năng ứng dụng AI để hỗ trợ công việc. Tôi cũng muốn cải thiện tiếng Anh để có thể đọc tài liệu chuyên ngành và giao tiếp trong môi trường làm việc. Trước khi tốt nghiệp, tôi đặt mục tiêu hoàn thành ít nhất 3 sản phẩm portfolio và có trải nghiệm thực tế thông qua dự án, câu lạc bộ, cuộc thi hoặc thực tập. Bên cạnh chuyên môn, tôi muốn trở thành người chủ động, có trách nhiệm, biết quản lý thời gian và có khả năng phối hợp hiệu quả với người khác.</w:t>
-      </w:r>
-    </w:p>
-    <w:p>
-      <w:pPr>
-        <w:rPr>
-          <w:b/>
-          <w:bCs/>
-        </w:rPr>
-      </w:pPr>
-      <w:r>
-        <w:rPr>
-          <w:b/>
-          <w:bCs/>
-        </w:rPr>
-        <w:t>PHẦN 6. MỤC TIÊU SMART</w:t>
-      </w:r>
-    </w:p>
-    <w:p>
-      <w:r>
-        <w:rPr>
-          <w:b/>
-          <w:bCs/>
-        </w:rPr>
-        <w:t>Mục tiêu của tôi:</w:t>
-      </w:r>
-      <w:r>
-        <w:br/>
-        <w:t xml:space="preserve">Trong năm học này, tôi sẽ nâng cao năng lực </w:t>
-      </w:r>
-      <w:r>
-        <w:rPr>
-          <w:b/>
-          <w:bCs/>
-        </w:rPr>
-        <w:t>phân tích dữ liệu cơ bản bằng Excel và SQL</w:t>
-      </w:r>
-      <w:r>
-        <w:t xml:space="preserve">, đồng thời hoàn thành </w:t>
-      </w:r>
-      <w:r>
-        <w:rPr>
-          <w:b/>
-          <w:bCs/>
-        </w:rPr>
-        <w:t>ít nhất 2 sản phẩm portfolio</w:t>
-      </w:r>
-      <w:r>
-        <w:t xml:space="preserve"> có thể trình bày khi xin thực tập.</w:t>
+        <w:t>PHẦN 4. XÁC ĐỊNH KHOẢNG CÁCH NĂNG LỰC</w:t>
       </w:r>
     </w:p>
     <w:tbl>
@@ -2116,8 +1923,11 @@
         <w:tblLook w:val="04A0" w:firstRow="1" w:lastRow="0" w:firstColumn="1" w:lastColumn="0" w:noHBand="0" w:noVBand="1"/>
       </w:tblPr>
       <w:tblGrid>
-        <w:gridCol w:w="1764"/>
-        <w:gridCol w:w="7352"/>
+        <w:gridCol w:w="1473"/>
+        <w:gridCol w:w="1391"/>
+        <w:gridCol w:w="1492"/>
+        <w:gridCol w:w="1267"/>
+        <w:gridCol w:w="3737"/>
       </w:tblGrid>
       <w:tr>
         <w:trPr>
@@ -2142,7 +1952,7 @@
                 <w:b/>
                 <w:bCs/>
               </w:rPr>
-              <w:t>SMART</w:t>
+              <w:t>Năng lực cần có</w:t>
             </w:r>
           </w:p>
         </w:tc>
@@ -2164,7 +1974,73 @@
                 <w:b/>
                 <w:bCs/>
               </w:rPr>
-              <w:t>Câu trả lời</w:t>
+              <w:t>Mức hiện tại 1–5</w:t>
+            </w:r>
+          </w:p>
+        </w:tc>
+        <w:tc>
+          <w:tcPr>
+            <w:tcW w:w="0" w:type="auto"/>
+            <w:vAlign w:val="center"/>
+            <w:hideMark/>
+          </w:tcPr>
+          <w:p>
+            <w:pPr>
+              <w:rPr>
+                <w:b/>
+                <w:bCs/>
+              </w:rPr>
+            </w:pPr>
+            <w:r>
+              <w:rPr>
+                <w:b/>
+                <w:bCs/>
+              </w:rPr>
+              <w:t>Mức mục tiêu 1–5</w:t>
+            </w:r>
+          </w:p>
+        </w:tc>
+        <w:tc>
+          <w:tcPr>
+            <w:tcW w:w="0" w:type="auto"/>
+            <w:vAlign w:val="center"/>
+            <w:hideMark/>
+          </w:tcPr>
+          <w:p>
+            <w:pPr>
+              <w:rPr>
+                <w:b/>
+                <w:bCs/>
+              </w:rPr>
+            </w:pPr>
+            <w:r>
+              <w:rPr>
+                <w:b/>
+                <w:bCs/>
+              </w:rPr>
+              <w:t>Khoảng cách</w:t>
+            </w:r>
+          </w:p>
+        </w:tc>
+        <w:tc>
+          <w:tcPr>
+            <w:tcW w:w="0" w:type="auto"/>
+            <w:vAlign w:val="center"/>
+            <w:hideMark/>
+          </w:tcPr>
+          <w:p>
+            <w:pPr>
+              <w:rPr>
+                <w:b/>
+                <w:bCs/>
+              </w:rPr>
+            </w:pPr>
+            <w:r>
+              <w:rPr>
+                <w:b/>
+                <w:bCs/>
+              </w:rPr>
+              <w:t>Cần làm gì?</w:t>
             </w:r>
           </w:p>
         </w:tc>
@@ -2181,23 +2057,55 @@
           </w:tcPr>
           <w:p>
             <w:r>
-              <w:rPr>
-                <w:b/>
-                <w:bCs/>
-              </w:rPr>
-              <w:t>S – Specific</w:t>
-            </w:r>
-          </w:p>
-        </w:tc>
-        <w:tc>
-          <w:tcPr>
-            <w:tcW w:w="0" w:type="auto"/>
-            <w:vAlign w:val="center"/>
-            <w:hideMark/>
-          </w:tcPr>
-          <w:p>
-            <w:r>
-              <w:t>Học Excel, SQL và xây dựng 2 sản phẩm phân tích dữ liệu</w:t>
+              <w:t>Tiếng Anh</w:t>
+            </w:r>
+          </w:p>
+        </w:tc>
+        <w:tc>
+          <w:tcPr>
+            <w:tcW w:w="0" w:type="auto"/>
+            <w:vAlign w:val="center"/>
+            <w:hideMark/>
+          </w:tcPr>
+          <w:p>
+            <w:r>
+              <w:t>2</w:t>
+            </w:r>
+          </w:p>
+        </w:tc>
+        <w:tc>
+          <w:tcPr>
+            <w:tcW w:w="0" w:type="auto"/>
+            <w:vAlign w:val="center"/>
+            <w:hideMark/>
+          </w:tcPr>
+          <w:p>
+            <w:r>
+              <w:t>4</w:t>
+            </w:r>
+          </w:p>
+        </w:tc>
+        <w:tc>
+          <w:tcPr>
+            <w:tcW w:w="0" w:type="auto"/>
+            <w:vAlign w:val="center"/>
+            <w:hideMark/>
+          </w:tcPr>
+          <w:p>
+            <w:r>
+              <w:t>2</w:t>
+            </w:r>
+          </w:p>
+        </w:tc>
+        <w:tc>
+          <w:tcPr>
+            <w:tcW w:w="0" w:type="auto"/>
+            <w:vAlign w:val="center"/>
+            <w:hideMark/>
+          </w:tcPr>
+          <w:p>
+            <w:r>
+              <w:t>Học 45 phút/ngày, luyện nghe và nói</w:t>
             </w:r>
           </w:p>
         </w:tc>
@@ -2214,23 +2122,55 @@
           </w:tcPr>
           <w:p>
             <w:r>
-              <w:rPr>
-                <w:b/>
-                <w:bCs/>
-              </w:rPr>
-              <w:t>M – Measurable</w:t>
-            </w:r>
-          </w:p>
-        </w:tc>
-        <w:tc>
-          <w:tcPr>
-            <w:tcW w:w="0" w:type="auto"/>
-            <w:vAlign w:val="center"/>
-            <w:hideMark/>
-          </w:tcPr>
-          <w:p>
-            <w:r>
-              <w:t>Hoàn thành 2 portfolio và ít nhất 2 bài thực hành/tháng</w:t>
+              <w:t>Thuyết trình</w:t>
+            </w:r>
+          </w:p>
+        </w:tc>
+        <w:tc>
+          <w:tcPr>
+            <w:tcW w:w="0" w:type="auto"/>
+            <w:vAlign w:val="center"/>
+            <w:hideMark/>
+          </w:tcPr>
+          <w:p>
+            <w:r>
+              <w:t>3</w:t>
+            </w:r>
+          </w:p>
+        </w:tc>
+        <w:tc>
+          <w:tcPr>
+            <w:tcW w:w="0" w:type="auto"/>
+            <w:vAlign w:val="center"/>
+            <w:hideMark/>
+          </w:tcPr>
+          <w:p>
+            <w:r>
+              <w:t>4</w:t>
+            </w:r>
+          </w:p>
+        </w:tc>
+        <w:tc>
+          <w:tcPr>
+            <w:tcW w:w="0" w:type="auto"/>
+            <w:vAlign w:val="center"/>
+            <w:hideMark/>
+          </w:tcPr>
+          <w:p>
+            <w:r>
+              <w:t>1</w:t>
+            </w:r>
+          </w:p>
+        </w:tc>
+        <w:tc>
+          <w:tcPr>
+            <w:tcW w:w="0" w:type="auto"/>
+            <w:vAlign w:val="center"/>
+            <w:hideMark/>
+          </w:tcPr>
+          <w:p>
+            <w:r>
+              <w:t>Luyện nói trước camera 3 lần/tuần</w:t>
             </w:r>
           </w:p>
         </w:tc>
@@ -2247,23 +2187,56 @@
           </w:tcPr>
           <w:p>
             <w:r>
-              <w:rPr>
-                <w:b/>
-                <w:bCs/>
-              </w:rPr>
-              <w:t>A – Achievable</w:t>
-            </w:r>
-          </w:p>
-        </w:tc>
-        <w:tc>
-          <w:tcPr>
-            <w:tcW w:w="0" w:type="auto"/>
-            <w:vAlign w:val="center"/>
-            <w:hideMark/>
-          </w:tcPr>
-          <w:p>
-            <w:r>
-              <w:t>Có thể thực hiện bằng cách dành khoảng 5–7 giờ mỗi tuần cho việc học</w:t>
+              <w:lastRenderedPageBreak/>
+              <w:t>Excel</w:t>
+            </w:r>
+          </w:p>
+        </w:tc>
+        <w:tc>
+          <w:tcPr>
+            <w:tcW w:w="0" w:type="auto"/>
+            <w:vAlign w:val="center"/>
+            <w:hideMark/>
+          </w:tcPr>
+          <w:p>
+            <w:r>
+              <w:t>2</w:t>
+            </w:r>
+          </w:p>
+        </w:tc>
+        <w:tc>
+          <w:tcPr>
+            <w:tcW w:w="0" w:type="auto"/>
+            <w:vAlign w:val="center"/>
+            <w:hideMark/>
+          </w:tcPr>
+          <w:p>
+            <w:r>
+              <w:t>4</w:t>
+            </w:r>
+          </w:p>
+        </w:tc>
+        <w:tc>
+          <w:tcPr>
+            <w:tcW w:w="0" w:type="auto"/>
+            <w:vAlign w:val="center"/>
+            <w:hideMark/>
+          </w:tcPr>
+          <w:p>
+            <w:r>
+              <w:t>2</w:t>
+            </w:r>
+          </w:p>
+        </w:tc>
+        <w:tc>
+          <w:tcPr>
+            <w:tcW w:w="0" w:type="auto"/>
+            <w:vAlign w:val="center"/>
+            <w:hideMark/>
+          </w:tcPr>
+          <w:p>
+            <w:r>
+              <w:t>Học Excel và thực hành 2 buổi/tuần</w:t>
             </w:r>
           </w:p>
         </w:tc>
@@ -2280,24 +2253,55 @@
           </w:tcPr>
           <w:p>
             <w:r>
-              <w:rPr>
-                <w:b/>
-                <w:bCs/>
-              </w:rPr>
-              <w:lastRenderedPageBreak/>
-              <w:t>R – Relevant</w:t>
-            </w:r>
-          </w:p>
-        </w:tc>
-        <w:tc>
-          <w:tcPr>
-            <w:tcW w:w="0" w:type="auto"/>
-            <w:vAlign w:val="center"/>
-            <w:hideMark/>
-          </w:tcPr>
-          <w:p>
-            <w:r>
-              <w:t>Phù hợp với định hướng Business Analyst/Data Analyst</w:t>
+              <w:t>AI ứng dụng</w:t>
+            </w:r>
+          </w:p>
+        </w:tc>
+        <w:tc>
+          <w:tcPr>
+            <w:tcW w:w="0" w:type="auto"/>
+            <w:vAlign w:val="center"/>
+            <w:hideMark/>
+          </w:tcPr>
+          <w:p>
+            <w:r>
+              <w:t>2</w:t>
+            </w:r>
+          </w:p>
+        </w:tc>
+        <w:tc>
+          <w:tcPr>
+            <w:tcW w:w="0" w:type="auto"/>
+            <w:vAlign w:val="center"/>
+            <w:hideMark/>
+          </w:tcPr>
+          <w:p>
+            <w:r>
+              <w:t>4</w:t>
+            </w:r>
+          </w:p>
+        </w:tc>
+        <w:tc>
+          <w:tcPr>
+            <w:tcW w:w="0" w:type="auto"/>
+            <w:vAlign w:val="center"/>
+            <w:hideMark/>
+          </w:tcPr>
+          <w:p>
+            <w:r>
+              <w:t>2</w:t>
+            </w:r>
+          </w:p>
+        </w:tc>
+        <w:tc>
+          <w:tcPr>
+            <w:tcW w:w="0" w:type="auto"/>
+            <w:vAlign w:val="center"/>
+            <w:hideMark/>
+          </w:tcPr>
+          <w:p>
+            <w:r>
+              <w:t>Học và thực hành một công cụ AI mỗi tuần</w:t>
             </w:r>
           </w:p>
         </w:tc>
@@ -2314,23 +2318,55 @@
           </w:tcPr>
           <w:p>
             <w:r>
-              <w:rPr>
-                <w:b/>
-                <w:bCs/>
-              </w:rPr>
-              <w:t>T – Time-bound</w:t>
-            </w:r>
-          </w:p>
-        </w:tc>
-        <w:tc>
-          <w:tcPr>
-            <w:tcW w:w="0" w:type="auto"/>
-            <w:vAlign w:val="center"/>
-            <w:hideMark/>
-          </w:tcPr>
-          <w:p>
-            <w:r>
-              <w:t>Hoàn thành trước khi kết thúc năm học</w:t>
+              <w:t>Làm việc nhóm</w:t>
+            </w:r>
+          </w:p>
+        </w:tc>
+        <w:tc>
+          <w:tcPr>
+            <w:tcW w:w="0" w:type="auto"/>
+            <w:vAlign w:val="center"/>
+            <w:hideMark/>
+          </w:tcPr>
+          <w:p>
+            <w:r>
+              <w:t>4</w:t>
+            </w:r>
+          </w:p>
+        </w:tc>
+        <w:tc>
+          <w:tcPr>
+            <w:tcW w:w="0" w:type="auto"/>
+            <w:vAlign w:val="center"/>
+            <w:hideMark/>
+          </w:tcPr>
+          <w:p>
+            <w:r>
+              <w:t>5</w:t>
+            </w:r>
+          </w:p>
+        </w:tc>
+        <w:tc>
+          <w:tcPr>
+            <w:tcW w:w="0" w:type="auto"/>
+            <w:vAlign w:val="center"/>
+            <w:hideMark/>
+          </w:tcPr>
+          <w:p>
+            <w:r>
+              <w:t>1</w:t>
+            </w:r>
+          </w:p>
+        </w:tc>
+        <w:tc>
+          <w:tcPr>
+            <w:tcW w:w="0" w:type="auto"/>
+            <w:vAlign w:val="center"/>
+            <w:hideMark/>
+          </w:tcPr>
+          <w:p>
+            <w:r>
+              <w:t>Tham gia các dự án nhóm và rèn luyện điều phối</w:t>
             </w:r>
           </w:p>
         </w:tc>
@@ -2348,7 +2384,126 @@
           <w:b/>
           <w:bCs/>
         </w:rPr>
-        <w:t>PHẦN 7. KẾ HOẠCH HÀNH ĐỘNG</w:t>
+        <w:t>3 năng lực ưu tiên cần phát triển trong năm học này:</w:t>
+      </w:r>
+    </w:p>
+    <w:p>
+      <w:pPr>
+        <w:numPr>
+          <w:ilvl w:val="0"/>
+          <w:numId w:val="5"/>
+        </w:numPr>
+      </w:pPr>
+      <w:r>
+        <w:rPr>
+          <w:b/>
+          <w:bCs/>
+        </w:rPr>
+        <w:t>Tiếng Anh</w:t>
+      </w:r>
+    </w:p>
+    <w:p>
+      <w:pPr>
+        <w:numPr>
+          <w:ilvl w:val="0"/>
+          <w:numId w:val="5"/>
+        </w:numPr>
+      </w:pPr>
+      <w:r>
+        <w:rPr>
+          <w:b/>
+          <w:bCs/>
+        </w:rPr>
+        <w:t>Excel và phân tích dữ liệu</w:t>
+      </w:r>
+    </w:p>
+    <w:p>
+      <w:pPr>
+        <w:numPr>
+          <w:ilvl w:val="0"/>
+          <w:numId w:val="5"/>
+        </w:numPr>
+      </w:pPr>
+      <w:r>
+        <w:rPr>
+          <w:b/>
+          <w:bCs/>
+        </w:rPr>
+        <w:t>Kỹ năng thuyết trình</w:t>
+      </w:r>
+    </w:p>
+    <w:p>
+      <w:pPr>
+        <w:rPr>
+          <w:b/>
+          <w:bCs/>
+        </w:rPr>
+      </w:pPr>
+      <w:r>
+        <w:rPr>
+          <w:b/>
+          <w:bCs/>
+        </w:rPr>
+        <w:t>PHẦN 5. XÁC ĐỊNH TẦM NHÌN 4 NĂM</w:t>
+      </w:r>
+    </w:p>
+    <w:p>
+      <w:pPr>
+        <w:rPr>
+          <w:b/>
+          <w:bCs/>
+        </w:rPr>
+      </w:pPr>
+      <w:r>
+        <w:rPr>
+          <w:b/>
+          <w:bCs/>
+        </w:rPr>
+        <w:t>Tầm nhìn 4 năm</w:t>
+      </w:r>
+    </w:p>
+    <w:p>
+      <w:r>
+        <w:t>Sau 4 năm đại học, tôi muốn trở thành một sinh viên tốt nghiệp có kiến thức chuyên môn và kỹ năng thực tế trong lĩnh vực kinh doanh, marketing hoặc sales. Tôi muốn có khả năng giao tiếp và thuyết trình tự tin, sử dụng tiếng Anh tốt hơn và có thể sử dụng Excel cùng các công cụ AI để hỗ trợ công việc. Tôi đặt mục tiêu xây dựng ít nhất 3 sản phẩm trong portfolio, chẳng hạn như kế hoạch marketing, dự án phân tích dữ liệu hoặc dự án kinh doanh cá nhân. Tôi cũng muốn có trải nghiệm thông qua câu lạc bộ, cuộc thi, hoạt động ngoại khóa và thực tập. Tôi muốn trở thành người chủ động, có trách nhiệm, biết quản lý thời gian và luôn có tinh thần học hỏi.</w:t>
+      </w:r>
+    </w:p>
+    <w:p>
+      <w:pPr>
+        <w:rPr>
+          <w:b/>
+          <w:bCs/>
+        </w:rPr>
+      </w:pPr>
+      <w:r>
+        <w:rPr>
+          <w:b/>
+          <w:bCs/>
+        </w:rPr>
+        <w:t>PHẦN 6. CHUYỂN TẦM NHÌN THÀNH MỤC TIÊU SMART</w:t>
+      </w:r>
+    </w:p>
+    <w:p>
+      <w:pPr>
+        <w:rPr>
+          <w:b/>
+          <w:bCs/>
+        </w:rPr>
+      </w:pPr>
+      <w:r>
+        <w:rPr>
+          <w:b/>
+          <w:bCs/>
+        </w:rPr>
+        <w:t>Mục tiêu của tôi:</w:t>
+      </w:r>
+    </w:p>
+    <w:p>
+      <w:r>
+        <w:rPr>
+          <w:b/>
+          <w:bCs/>
+        </w:rPr>
+        <w:t>Đến cuối năm học, tôi nâng năng lực tiếng Anh từ mức 2/5 lên 4/5 và đạt kết quả tương đương IELTS 5.5–6.0 trong một bài kiểm tra thử.</w:t>
       </w:r>
     </w:p>
     <w:tbl>
@@ -2364,12 +2519,9 @@
         <w:tblLook w:val="04A0" w:firstRow="1" w:lastRow="0" w:firstColumn="1" w:lastColumn="0" w:noHBand="0" w:noVBand="1"/>
       </w:tblPr>
       <w:tblGrid>
-        <w:gridCol w:w="1805"/>
-        <w:gridCol w:w="1803"/>
-        <w:gridCol w:w="1327"/>
-        <w:gridCol w:w="1322"/>
-        <w:gridCol w:w="1792"/>
-        <w:gridCol w:w="1311"/>
+        <w:gridCol w:w="1569"/>
+        <w:gridCol w:w="3447"/>
+        <w:gridCol w:w="4344"/>
       </w:tblGrid>
       <w:tr>
         <w:trPr>
@@ -2394,7 +2546,7 @@
                 <w:b/>
                 <w:bCs/>
               </w:rPr>
-              <w:t>Mục tiêu</w:t>
+              <w:t>SMART</w:t>
             </w:r>
           </w:p>
         </w:tc>
@@ -2416,7 +2568,7 @@
                 <w:b/>
                 <w:bCs/>
               </w:rPr>
-              <w:t>Hành động</w:t>
+              <w:t>Câu hỏi kiểm tra</w:t>
             </w:r>
           </w:p>
         </w:tc>
@@ -2438,73 +2590,7 @@
                 <w:b/>
                 <w:bCs/>
               </w:rPr>
-              <w:t>Tần suất</w:t>
-            </w:r>
-          </w:p>
-        </w:tc>
-        <w:tc>
-          <w:tcPr>
-            <w:tcW w:w="0" w:type="auto"/>
-            <w:vAlign w:val="center"/>
-            <w:hideMark/>
-          </w:tcPr>
-          <w:p>
-            <w:pPr>
-              <w:rPr>
-                <w:b/>
-                <w:bCs/>
-              </w:rPr>
-            </w:pPr>
-            <w:r>
-              <w:rPr>
-                <w:b/>
-                <w:bCs/>
-              </w:rPr>
-              <w:t>Thời gian</w:t>
-            </w:r>
-          </w:p>
-        </w:tc>
-        <w:tc>
-          <w:tcPr>
-            <w:tcW w:w="0" w:type="auto"/>
-            <w:vAlign w:val="center"/>
-            <w:hideMark/>
-          </w:tcPr>
-          <w:p>
-            <w:pPr>
-              <w:rPr>
-                <w:b/>
-                <w:bCs/>
-              </w:rPr>
-            </w:pPr>
-            <w:r>
-              <w:rPr>
-                <w:b/>
-                <w:bCs/>
-              </w:rPr>
-              <w:t>Kết quả</w:t>
-            </w:r>
-          </w:p>
-        </w:tc>
-        <w:tc>
-          <w:tcPr>
-            <w:tcW w:w="0" w:type="auto"/>
-            <w:vAlign w:val="center"/>
-            <w:hideMark/>
-          </w:tcPr>
-          <w:p>
-            <w:pPr>
-              <w:rPr>
-                <w:b/>
-                <w:bCs/>
-              </w:rPr>
-            </w:pPr>
-            <w:r>
-              <w:rPr>
-                <w:b/>
-                <w:bCs/>
-              </w:rPr>
-              <w:t>Minh chứng</w:t>
+              <w:t>Câu trả lời</w:t>
             </w:r>
           </w:p>
         </w:tc>
@@ -2521,67 +2607,35 @@
           </w:tcPr>
           <w:p>
             <w:r>
-              <w:t>Cải thiện tiếng Anh</w:t>
-            </w:r>
-          </w:p>
-        </w:tc>
-        <w:tc>
-          <w:tcPr>
-            <w:tcW w:w="0" w:type="auto"/>
-            <w:vAlign w:val="center"/>
-            <w:hideMark/>
-          </w:tcPr>
-          <w:p>
-            <w:r>
-              <w:t>Học từ vựng + luyện nghe</w:t>
-            </w:r>
-          </w:p>
-        </w:tc>
-        <w:tc>
-          <w:tcPr>
-            <w:tcW w:w="0" w:type="auto"/>
-            <w:vAlign w:val="center"/>
-            <w:hideMark/>
-          </w:tcPr>
-          <w:p>
-            <w:r>
-              <w:t>5 ngày/tuần</w:t>
-            </w:r>
-          </w:p>
-        </w:tc>
-        <w:tc>
-          <w:tcPr>
-            <w:tcW w:w="0" w:type="auto"/>
-            <w:vAlign w:val="center"/>
-            <w:hideMark/>
-          </w:tcPr>
-          <w:p>
-            <w:r>
-              <w:t>45 phút/ngày</w:t>
-            </w:r>
-          </w:p>
-        </w:tc>
-        <w:tc>
-          <w:tcPr>
-            <w:tcW w:w="0" w:type="auto"/>
-            <w:vAlign w:val="center"/>
-            <w:hideMark/>
-          </w:tcPr>
-          <w:p>
-            <w:r>
-              <w:t>150 từ/tháng</w:t>
-            </w:r>
-          </w:p>
-        </w:tc>
-        <w:tc>
-          <w:tcPr>
-            <w:tcW w:w="0" w:type="auto"/>
-            <w:vAlign w:val="center"/>
-            <w:hideMark/>
-          </w:tcPr>
-          <w:p>
-            <w:r>
-              <w:t>Quiz/sổ từ vựng</w:t>
+              <w:rPr>
+                <w:b/>
+                <w:bCs/>
+              </w:rPr>
+              <w:t>S – Specific</w:t>
+            </w:r>
+          </w:p>
+        </w:tc>
+        <w:tc>
+          <w:tcPr>
+            <w:tcW w:w="0" w:type="auto"/>
+            <w:vAlign w:val="center"/>
+            <w:hideMark/>
+          </w:tcPr>
+          <w:p>
+            <w:r>
+              <w:t>Tôi muốn đạt điều gì?</w:t>
+            </w:r>
+          </w:p>
+        </w:tc>
+        <w:tc>
+          <w:tcPr>
+            <w:tcW w:w="0" w:type="auto"/>
+            <w:vAlign w:val="center"/>
+            <w:hideMark/>
+          </w:tcPr>
+          <w:p>
+            <w:r>
+              <w:t>Cải thiện tiếng Anh, tập trung vào từ vựng, nghe, nói và đọc</w:t>
             </w:r>
           </w:p>
         </w:tc>
@@ -2598,67 +2652,36 @@
           </w:tcPr>
           <w:p>
             <w:r>
-              <w:t>Nâng Excel</w:t>
-            </w:r>
-          </w:p>
-        </w:tc>
-        <w:tc>
-          <w:tcPr>
-            <w:tcW w:w="0" w:type="auto"/>
-            <w:vAlign w:val="center"/>
-            <w:hideMark/>
-          </w:tcPr>
-          <w:p>
-            <w:r>
-              <w:t>Học hàm, Pivot Table</w:t>
-            </w:r>
-          </w:p>
-        </w:tc>
-        <w:tc>
-          <w:tcPr>
-            <w:tcW w:w="0" w:type="auto"/>
-            <w:vAlign w:val="center"/>
-            <w:hideMark/>
-          </w:tcPr>
-          <w:p>
-            <w:r>
-              <w:t>3 buổi/tuần</w:t>
-            </w:r>
-          </w:p>
-        </w:tc>
-        <w:tc>
-          <w:tcPr>
-            <w:tcW w:w="0" w:type="auto"/>
-            <w:vAlign w:val="center"/>
-            <w:hideMark/>
-          </w:tcPr>
-          <w:p>
-            <w:r>
-              <w:t>60 phút/buổi</w:t>
-            </w:r>
-          </w:p>
-        </w:tc>
-        <w:tc>
-          <w:tcPr>
-            <w:tcW w:w="0" w:type="auto"/>
-            <w:vAlign w:val="center"/>
-            <w:hideMark/>
-          </w:tcPr>
-          <w:p>
-            <w:r>
-              <w:t>2 bài thực hành/tháng</w:t>
-            </w:r>
-          </w:p>
-        </w:tc>
-        <w:tc>
-          <w:tcPr>
-            <w:tcW w:w="0" w:type="auto"/>
-            <w:vAlign w:val="center"/>
-            <w:hideMark/>
-          </w:tcPr>
-          <w:p>
-            <w:r>
-              <w:t>File Excel</w:t>
+              <w:rPr>
+                <w:b/>
+                <w:bCs/>
+              </w:rPr>
+              <w:lastRenderedPageBreak/>
+              <w:t>M – Measurable</w:t>
+            </w:r>
+          </w:p>
+        </w:tc>
+        <w:tc>
+          <w:tcPr>
+            <w:tcW w:w="0" w:type="auto"/>
+            <w:vAlign w:val="center"/>
+            <w:hideMark/>
+          </w:tcPr>
+          <w:p>
+            <w:r>
+              <w:t>Đo bằng chỉ số nào?</w:t>
+            </w:r>
+          </w:p>
+        </w:tc>
+        <w:tc>
+          <w:tcPr>
+            <w:tcW w:w="0" w:type="auto"/>
+            <w:vAlign w:val="center"/>
+            <w:hideMark/>
+          </w:tcPr>
+          <w:p>
+            <w:r>
+              <w:t>Kết quả mock test và số giờ học mỗi tuần</w:t>
             </w:r>
           </w:p>
         </w:tc>
@@ -2675,67 +2698,35 @@
           </w:tcPr>
           <w:p>
             <w:r>
-              <w:t>Học SQL</w:t>
-            </w:r>
-          </w:p>
-        </w:tc>
-        <w:tc>
-          <w:tcPr>
-            <w:tcW w:w="0" w:type="auto"/>
-            <w:vAlign w:val="center"/>
-            <w:hideMark/>
-          </w:tcPr>
-          <w:p>
-            <w:r>
-              <w:t>Học lý thuyết + bài tập</w:t>
-            </w:r>
-          </w:p>
-        </w:tc>
-        <w:tc>
-          <w:tcPr>
-            <w:tcW w:w="0" w:type="auto"/>
-            <w:vAlign w:val="center"/>
-            <w:hideMark/>
-          </w:tcPr>
-          <w:p>
-            <w:r>
-              <w:t>3 buổi/tuần</w:t>
-            </w:r>
-          </w:p>
-        </w:tc>
-        <w:tc>
-          <w:tcPr>
-            <w:tcW w:w="0" w:type="auto"/>
-            <w:vAlign w:val="center"/>
-            <w:hideMark/>
-          </w:tcPr>
-          <w:p>
-            <w:r>
-              <w:t>60 phút/buổi</w:t>
-            </w:r>
-          </w:p>
-        </w:tc>
-        <w:tc>
-          <w:tcPr>
-            <w:tcW w:w="0" w:type="auto"/>
-            <w:vAlign w:val="center"/>
-            <w:hideMark/>
-          </w:tcPr>
-          <w:p>
-            <w:r>
-              <w:t>20 bài/tháng</w:t>
-            </w:r>
-          </w:p>
-        </w:tc>
-        <w:tc>
-          <w:tcPr>
-            <w:tcW w:w="0" w:type="auto"/>
-            <w:vAlign w:val="center"/>
-            <w:hideMark/>
-          </w:tcPr>
-          <w:p>
-            <w:r>
-              <w:t>Bài thực hành</w:t>
+              <w:rPr>
+                <w:b/>
+                <w:bCs/>
+              </w:rPr>
+              <w:t>A – Achievable</w:t>
+            </w:r>
+          </w:p>
+        </w:tc>
+        <w:tc>
+          <w:tcPr>
+            <w:tcW w:w="0" w:type="auto"/>
+            <w:vAlign w:val="center"/>
+            <w:hideMark/>
+          </w:tcPr>
+          <w:p>
+            <w:r>
+              <w:t>Có khả thi với nguồn lực hiện tại?</w:t>
+            </w:r>
+          </w:p>
+        </w:tc>
+        <w:tc>
+          <w:tcPr>
+            <w:tcW w:w="0" w:type="auto"/>
+            <w:vAlign w:val="center"/>
+            <w:hideMark/>
+          </w:tcPr>
+          <w:p>
+            <w:r>
+              <w:t>Có, nếu duy trì khoảng 45 phút/ngày, 5 ngày/tuần</w:t>
             </w:r>
           </w:p>
         </w:tc>
@@ -2752,67 +2743,35 @@
           </w:tcPr>
           <w:p>
             <w:r>
-              <w:t>Nâng kỹ năng thuyết trình</w:t>
-            </w:r>
-          </w:p>
-        </w:tc>
-        <w:tc>
-          <w:tcPr>
-            <w:tcW w:w="0" w:type="auto"/>
-            <w:vAlign w:val="center"/>
-            <w:hideMark/>
-          </w:tcPr>
-          <w:p>
-            <w:r>
-              <w:t>Luyện trình bày một chủ đề</w:t>
-            </w:r>
-          </w:p>
-        </w:tc>
-        <w:tc>
-          <w:tcPr>
-            <w:tcW w:w="0" w:type="auto"/>
-            <w:vAlign w:val="center"/>
-            <w:hideMark/>
-          </w:tcPr>
-          <w:p>
-            <w:r>
-              <w:t>2 lần/tháng</w:t>
-            </w:r>
-          </w:p>
-        </w:tc>
-        <w:tc>
-          <w:tcPr>
-            <w:tcW w:w="0" w:type="auto"/>
-            <w:vAlign w:val="center"/>
-            <w:hideMark/>
-          </w:tcPr>
-          <w:p>
-            <w:r>
-              <w:t>30 phút</w:t>
-            </w:r>
-          </w:p>
-        </w:tc>
-        <w:tc>
-          <w:tcPr>
-            <w:tcW w:w="0" w:type="auto"/>
-            <w:vAlign w:val="center"/>
-            <w:hideMark/>
-          </w:tcPr>
-          <w:p>
-            <w:r>
-              <w:t>2 video/tháng</w:t>
-            </w:r>
-          </w:p>
-        </w:tc>
-        <w:tc>
-          <w:tcPr>
-            <w:tcW w:w="0" w:type="auto"/>
-            <w:vAlign w:val="center"/>
-            <w:hideMark/>
-          </w:tcPr>
-          <w:p>
-            <w:r>
-              <w:t>Video</w:t>
+              <w:rPr>
+                <w:b/>
+                <w:bCs/>
+              </w:rPr>
+              <w:t>R – Relevant</w:t>
+            </w:r>
+          </w:p>
+        </w:tc>
+        <w:tc>
+          <w:tcPr>
+            <w:tcW w:w="0" w:type="auto"/>
+            <w:vAlign w:val="center"/>
+            <w:hideMark/>
+          </w:tcPr>
+          <w:p>
+            <w:r>
+              <w:t>Mục tiêu này liên quan gì đến định hướng Ikigai/PDP?</w:t>
+            </w:r>
+          </w:p>
+        </w:tc>
+        <w:tc>
+          <w:tcPr>
+            <w:tcW w:w="0" w:type="auto"/>
+            <w:vAlign w:val="center"/>
+            <w:hideMark/>
+          </w:tcPr>
+          <w:p>
+            <w:r>
+              <w:t>Tiếng Anh hỗ trợ học tập, giao tiếp và định hướng Marketing/Sales</w:t>
             </w:r>
           </w:p>
         </w:tc>
@@ -2829,67 +2788,35 @@
           </w:tcPr>
           <w:p>
             <w:r>
-              <w:t>Xây dựng portfolio</w:t>
-            </w:r>
-          </w:p>
-        </w:tc>
-        <w:tc>
-          <w:tcPr>
-            <w:tcW w:w="0" w:type="auto"/>
-            <w:vAlign w:val="center"/>
-            <w:hideMark/>
-          </w:tcPr>
-          <w:p>
-            <w:r>
-              <w:t>Làm dự án phân tích dữ liệu</w:t>
-            </w:r>
-          </w:p>
-        </w:tc>
-        <w:tc>
-          <w:tcPr>
-            <w:tcW w:w="0" w:type="auto"/>
-            <w:vAlign w:val="center"/>
-            <w:hideMark/>
-          </w:tcPr>
-          <w:p>
-            <w:r>
-              <w:t>1 dự án/học kỳ</w:t>
-            </w:r>
-          </w:p>
-        </w:tc>
-        <w:tc>
-          <w:tcPr>
-            <w:tcW w:w="0" w:type="auto"/>
-            <w:vAlign w:val="center"/>
-            <w:hideMark/>
-          </w:tcPr>
-          <w:p>
-            <w:r>
-              <w:t>Theo kế hoạch</w:t>
-            </w:r>
-          </w:p>
-        </w:tc>
-        <w:tc>
-          <w:tcPr>
-            <w:tcW w:w="0" w:type="auto"/>
-            <w:vAlign w:val="center"/>
-            <w:hideMark/>
-          </w:tcPr>
-          <w:p>
-            <w:r>
-              <w:t>2 sản phẩm/năm</w:t>
-            </w:r>
-          </w:p>
-        </w:tc>
-        <w:tc>
-          <w:tcPr>
-            <w:tcW w:w="0" w:type="auto"/>
-            <w:vAlign w:val="center"/>
-            <w:hideMark/>
-          </w:tcPr>
-          <w:p>
-            <w:r>
-              <w:t>Portfolio</w:t>
+              <w:rPr>
+                <w:b/>
+                <w:bCs/>
+              </w:rPr>
+              <w:t>T – Time-bound</w:t>
+            </w:r>
+          </w:p>
+        </w:tc>
+        <w:tc>
+          <w:tcPr>
+            <w:tcW w:w="0" w:type="auto"/>
+            <w:vAlign w:val="center"/>
+            <w:hideMark/>
+          </w:tcPr>
+          <w:p>
+            <w:r>
+              <w:t>Khi nào cần hoàn thành?</w:t>
+            </w:r>
+          </w:p>
+        </w:tc>
+        <w:tc>
+          <w:tcPr>
+            <w:tcW w:w="0" w:type="auto"/>
+            <w:vAlign w:val="center"/>
+            <w:hideMark/>
+          </w:tcPr>
+          <w:p>
+            <w:r>
+              <w:t>Trước khi kết thúc năm học</w:t>
             </w:r>
           </w:p>
         </w:tc>
@@ -2907,7 +2834,7 @@
           <w:b/>
           <w:bCs/>
         </w:rPr>
-        <w:t>PHẦN 8. LỊCH THỰC HIỆN TRONG 1 TUẦN</w:t>
+        <w:t>PHẦN 7. XÂY DỰNG KẾ HOẠCH HÀNH ĐỘNG</w:t>
       </w:r>
     </w:p>
     <w:tbl>
@@ -2923,12 +2850,12 @@
         <w:tblLook w:val="04A0" w:firstRow="1" w:lastRow="0" w:firstColumn="1" w:lastColumn="0" w:noHBand="0" w:noVBand="1"/>
       </w:tblPr>
       <w:tblGrid>
-        <w:gridCol w:w="990"/>
-        <w:gridCol w:w="1742"/>
-        <w:gridCol w:w="1406"/>
-        <w:gridCol w:w="1165"/>
-        <w:gridCol w:w="732"/>
-        <w:gridCol w:w="3325"/>
+        <w:gridCol w:w="1681"/>
+        <w:gridCol w:w="2222"/>
+        <w:gridCol w:w="1166"/>
+        <w:gridCol w:w="1159"/>
+        <w:gridCol w:w="1698"/>
+        <w:gridCol w:w="1434"/>
       </w:tblGrid>
       <w:tr>
         <w:trPr>
@@ -2953,7 +2880,7 @@
                 <w:b/>
                 <w:bCs/>
               </w:rPr>
-              <w:t>Ngày</w:t>
+              <w:t>Mục tiêu</w:t>
             </w:r>
           </w:p>
         </w:tc>
@@ -2975,7 +2902,7 @@
                 <w:b/>
                 <w:bCs/>
               </w:rPr>
-              <w:t>Mục tiêu ưu tiên</w:t>
+              <w:t>Hành động</w:t>
             </w:r>
           </w:p>
         </w:tc>
@@ -2997,7 +2924,7 @@
                 <w:b/>
                 <w:bCs/>
               </w:rPr>
-              <w:t>Focus Block</w:t>
+              <w:t>Tần suất</w:t>
             </w:r>
           </w:p>
         </w:tc>
@@ -3019,7 +2946,7 @@
                 <w:b/>
                 <w:bCs/>
               </w:rPr>
-              <w:t>Thời lượng</w:t>
+              <w:t>Thời gian</w:t>
             </w:r>
           </w:p>
         </w:tc>
@@ -3041,7 +2968,7 @@
                 <w:b/>
                 <w:bCs/>
               </w:rPr>
-              <w:t>Buffer</w:t>
+              <w:t>Kết quả cần đạt</w:t>
             </w:r>
           </w:p>
         </w:tc>
@@ -3063,7 +2990,7 @@
                 <w:b/>
                 <w:bCs/>
               </w:rPr>
-              <w:t>Kết quả</w:t>
+              <w:t>Minh chứng</w:t>
             </w:r>
           </w:p>
         </w:tc>
@@ -3080,19 +3007,31 @@
           </w:tcPr>
           <w:p>
             <w:r>
-              <w:t>Thứ 2</w:t>
-            </w:r>
-          </w:p>
-        </w:tc>
-        <w:tc>
-          <w:tcPr>
-            <w:tcW w:w="0" w:type="auto"/>
-            <w:vAlign w:val="center"/>
-            <w:hideMark/>
-          </w:tcPr>
-          <w:p>
-            <w:r>
-              <w:t>Tiếng Anh</w:t>
+              <w:t>Cải thiện tiếng Anh</w:t>
+            </w:r>
+          </w:p>
+        </w:tc>
+        <w:tc>
+          <w:tcPr>
+            <w:tcW w:w="0" w:type="auto"/>
+            <w:vAlign w:val="center"/>
+            <w:hideMark/>
+          </w:tcPr>
+          <w:p>
+            <w:r>
+              <w:t>Học 10 từ mới và làm bài tập</w:t>
+            </w:r>
+          </w:p>
+        </w:tc>
+        <w:tc>
+          <w:tcPr>
+            <w:tcW w:w="0" w:type="auto"/>
+            <w:vAlign w:val="center"/>
+            <w:hideMark/>
+          </w:tcPr>
+          <w:p>
+            <w:r>
+              <w:t>5 ngày/tuần</w:t>
             </w:r>
           </w:p>
         </w:tc>
@@ -3116,31 +3055,19 @@
           </w:tcPr>
           <w:p>
             <w:r>
-              <w:t>45'</w:t>
-            </w:r>
-          </w:p>
-        </w:tc>
-        <w:tc>
-          <w:tcPr>
-            <w:tcW w:w="0" w:type="auto"/>
-            <w:vAlign w:val="center"/>
-            <w:hideMark/>
-          </w:tcPr>
-          <w:p>
-            <w:r>
-              <w:t>15'</w:t>
-            </w:r>
-          </w:p>
-        </w:tc>
-        <w:tc>
-          <w:tcPr>
-            <w:tcW w:w="0" w:type="auto"/>
-            <w:vAlign w:val="center"/>
-            <w:hideMark/>
-          </w:tcPr>
-          <w:p>
-            <w:r>
-              <w:t>Học 10 từ + luyện nghe</w:t>
+              <w:t>150–200 từ/tháng</w:t>
+            </w:r>
+          </w:p>
+        </w:tc>
+        <w:tc>
+          <w:tcPr>
+            <w:tcW w:w="0" w:type="auto"/>
+            <w:vAlign w:val="center"/>
+            <w:hideMark/>
+          </w:tcPr>
+          <w:p>
+            <w:r>
+              <w:t>Quiz</w:t>
             </w:r>
           </w:p>
         </w:tc>
@@ -3157,67 +3084,67 @@
           </w:tcPr>
           <w:p>
             <w:r>
-              <w:t>Thứ 3</w:t>
-            </w:r>
-          </w:p>
-        </w:tc>
-        <w:tc>
-          <w:tcPr>
-            <w:tcW w:w="0" w:type="auto"/>
-            <w:vAlign w:val="center"/>
-            <w:hideMark/>
-          </w:tcPr>
-          <w:p>
-            <w:r>
-              <w:t>Excel</w:t>
-            </w:r>
-          </w:p>
-        </w:tc>
-        <w:tc>
-          <w:tcPr>
-            <w:tcW w:w="0" w:type="auto"/>
-            <w:vAlign w:val="center"/>
-            <w:hideMark/>
-          </w:tcPr>
-          <w:p>
-            <w:r>
-              <w:t>19h30–20h30</w:t>
-            </w:r>
-          </w:p>
-        </w:tc>
-        <w:tc>
-          <w:tcPr>
-            <w:tcW w:w="0" w:type="auto"/>
-            <w:vAlign w:val="center"/>
-            <w:hideMark/>
-          </w:tcPr>
-          <w:p>
-            <w:r>
-              <w:t>60'</w:t>
-            </w:r>
-          </w:p>
-        </w:tc>
-        <w:tc>
-          <w:tcPr>
-            <w:tcW w:w="0" w:type="auto"/>
-            <w:vAlign w:val="center"/>
-            <w:hideMark/>
-          </w:tcPr>
-          <w:p>
-            <w:r>
-              <w:t>15'</w:t>
-            </w:r>
-          </w:p>
-        </w:tc>
-        <w:tc>
-          <w:tcPr>
-            <w:tcW w:w="0" w:type="auto"/>
-            <w:vAlign w:val="center"/>
-            <w:hideMark/>
-          </w:tcPr>
-          <w:p>
-            <w:r>
-              <w:t>Hoàn thành bài thực hành</w:t>
+              <w:t>Cải thiện nghe</w:t>
+            </w:r>
+          </w:p>
+        </w:tc>
+        <w:tc>
+          <w:tcPr>
+            <w:tcW w:w="0" w:type="auto"/>
+            <w:vAlign w:val="center"/>
+            <w:hideMark/>
+          </w:tcPr>
+          <w:p>
+            <w:r>
+              <w:t>Nghe podcast/video tiếng Anh</w:t>
+            </w:r>
+          </w:p>
+        </w:tc>
+        <w:tc>
+          <w:tcPr>
+            <w:tcW w:w="0" w:type="auto"/>
+            <w:vAlign w:val="center"/>
+            <w:hideMark/>
+          </w:tcPr>
+          <w:p>
+            <w:r>
+              <w:t>3 lần/tuần</w:t>
+            </w:r>
+          </w:p>
+        </w:tc>
+        <w:tc>
+          <w:tcPr>
+            <w:tcW w:w="0" w:type="auto"/>
+            <w:vAlign w:val="center"/>
+            <w:hideMark/>
+          </w:tcPr>
+          <w:p>
+            <w:r>
+              <w:t>30 phút/lần</w:t>
+            </w:r>
+          </w:p>
+        </w:tc>
+        <w:tc>
+          <w:tcPr>
+            <w:tcW w:w="0" w:type="auto"/>
+            <w:vAlign w:val="center"/>
+            <w:hideMark/>
+          </w:tcPr>
+          <w:p>
+            <w:r>
+              <w:t>12 buổi/tháng</w:t>
+            </w:r>
+          </w:p>
+        </w:tc>
+        <w:tc>
+          <w:tcPr>
+            <w:tcW w:w="0" w:type="auto"/>
+            <w:vAlign w:val="center"/>
+            <w:hideMark/>
+          </w:tcPr>
+          <w:p>
+            <w:r>
+              <w:t>Danh sách bài nghe</w:t>
             </w:r>
           </w:p>
         </w:tc>
@@ -3234,67 +3161,67 @@
           </w:tcPr>
           <w:p>
             <w:r>
-              <w:t>Thứ 4</w:t>
-            </w:r>
-          </w:p>
-        </w:tc>
-        <w:tc>
-          <w:tcPr>
-            <w:tcW w:w="0" w:type="auto"/>
-            <w:vAlign w:val="center"/>
-            <w:hideMark/>
-          </w:tcPr>
-          <w:p>
-            <w:r>
-              <w:t>SQL</w:t>
-            </w:r>
-          </w:p>
-        </w:tc>
-        <w:tc>
-          <w:tcPr>
-            <w:tcW w:w="0" w:type="auto"/>
-            <w:vAlign w:val="center"/>
-            <w:hideMark/>
-          </w:tcPr>
-          <w:p>
-            <w:r>
-              <w:t>19h30–20h30</w:t>
-            </w:r>
-          </w:p>
-        </w:tc>
-        <w:tc>
-          <w:tcPr>
-            <w:tcW w:w="0" w:type="auto"/>
-            <w:vAlign w:val="center"/>
-            <w:hideMark/>
-          </w:tcPr>
-          <w:p>
-            <w:r>
-              <w:t>60'</w:t>
-            </w:r>
-          </w:p>
-        </w:tc>
-        <w:tc>
-          <w:tcPr>
-            <w:tcW w:w="0" w:type="auto"/>
-            <w:vAlign w:val="center"/>
-            <w:hideMark/>
-          </w:tcPr>
-          <w:p>
-            <w:r>
-              <w:t>15'</w:t>
-            </w:r>
-          </w:p>
-        </w:tc>
-        <w:tc>
-          <w:tcPr>
-            <w:tcW w:w="0" w:type="auto"/>
-            <w:vAlign w:val="center"/>
-            <w:hideMark/>
-          </w:tcPr>
-          <w:p>
-            <w:r>
-              <w:t>Làm bài SQL</w:t>
+              <w:t>Nâng kỹ năng thuyết trình</w:t>
+            </w:r>
+          </w:p>
+        </w:tc>
+        <w:tc>
+          <w:tcPr>
+            <w:tcW w:w="0" w:type="auto"/>
+            <w:vAlign w:val="center"/>
+            <w:hideMark/>
+          </w:tcPr>
+          <w:p>
+            <w:r>
+              <w:t>Luyện nói trước camera</w:t>
+            </w:r>
+          </w:p>
+        </w:tc>
+        <w:tc>
+          <w:tcPr>
+            <w:tcW w:w="0" w:type="auto"/>
+            <w:vAlign w:val="center"/>
+            <w:hideMark/>
+          </w:tcPr>
+          <w:p>
+            <w:r>
+              <w:t>3 lần/tuần</w:t>
+            </w:r>
+          </w:p>
+        </w:tc>
+        <w:tc>
+          <w:tcPr>
+            <w:tcW w:w="0" w:type="auto"/>
+            <w:vAlign w:val="center"/>
+            <w:hideMark/>
+          </w:tcPr>
+          <w:p>
+            <w:r>
+              <w:t>20h00–20h30</w:t>
+            </w:r>
+          </w:p>
+        </w:tc>
+        <w:tc>
+          <w:tcPr>
+            <w:tcW w:w="0" w:type="auto"/>
+            <w:vAlign w:val="center"/>
+            <w:hideMark/>
+          </w:tcPr>
+          <w:p>
+            <w:r>
+              <w:t>1 video/tuần</w:t>
+            </w:r>
+          </w:p>
+        </w:tc>
+        <w:tc>
+          <w:tcPr>
+            <w:tcW w:w="0" w:type="auto"/>
+            <w:vAlign w:val="center"/>
+            <w:hideMark/>
+          </w:tcPr>
+          <w:p>
+            <w:r>
+              <w:t>Video</w:t>
             </w:r>
           </w:p>
         </w:tc>
@@ -3311,67 +3238,67 @@
           </w:tcPr>
           <w:p>
             <w:r>
-              <w:t>Thứ 5</w:t>
-            </w:r>
-          </w:p>
-        </w:tc>
-        <w:tc>
-          <w:tcPr>
-            <w:tcW w:w="0" w:type="auto"/>
-            <w:vAlign w:val="center"/>
-            <w:hideMark/>
-          </w:tcPr>
-          <w:p>
-            <w:r>
-              <w:t>Tiếng Anh</w:t>
-            </w:r>
-          </w:p>
-        </w:tc>
-        <w:tc>
-          <w:tcPr>
-            <w:tcW w:w="0" w:type="auto"/>
-            <w:vAlign w:val="center"/>
-            <w:hideMark/>
-          </w:tcPr>
-          <w:p>
-            <w:r>
-              <w:t>19h30–20h15</w:t>
-            </w:r>
-          </w:p>
-        </w:tc>
-        <w:tc>
-          <w:tcPr>
-            <w:tcW w:w="0" w:type="auto"/>
-            <w:vAlign w:val="center"/>
-            <w:hideMark/>
-          </w:tcPr>
-          <w:p>
-            <w:r>
-              <w:t>45'</w:t>
-            </w:r>
-          </w:p>
-        </w:tc>
-        <w:tc>
-          <w:tcPr>
-            <w:tcW w:w="0" w:type="auto"/>
-            <w:vAlign w:val="center"/>
-            <w:hideMark/>
-          </w:tcPr>
-          <w:p>
-            <w:r>
-              <w:t>15'</w:t>
-            </w:r>
-          </w:p>
-        </w:tc>
-        <w:tc>
-          <w:tcPr>
-            <w:tcW w:w="0" w:type="auto"/>
-            <w:vAlign w:val="center"/>
-            <w:hideMark/>
-          </w:tcPr>
-          <w:p>
-            <w:r>
-              <w:t>Luyện nghe + từ vựng</w:t>
+              <w:t>Nâng Excel</w:t>
+            </w:r>
+          </w:p>
+        </w:tc>
+        <w:tc>
+          <w:tcPr>
+            <w:tcW w:w="0" w:type="auto"/>
+            <w:vAlign w:val="center"/>
+            <w:hideMark/>
+          </w:tcPr>
+          <w:p>
+            <w:r>
+              <w:t>Học và thực hành Excel</w:t>
+            </w:r>
+          </w:p>
+        </w:tc>
+        <w:tc>
+          <w:tcPr>
+            <w:tcW w:w="0" w:type="auto"/>
+            <w:vAlign w:val="center"/>
+            <w:hideMark/>
+          </w:tcPr>
+          <w:p>
+            <w:r>
+              <w:t>2 lần/tuần</w:t>
+            </w:r>
+          </w:p>
+        </w:tc>
+        <w:tc>
+          <w:tcPr>
+            <w:tcW w:w="0" w:type="auto"/>
+            <w:vAlign w:val="center"/>
+            <w:hideMark/>
+          </w:tcPr>
+          <w:p>
+            <w:r>
+              <w:t>19h30–20h30</w:t>
+            </w:r>
+          </w:p>
+        </w:tc>
+        <w:tc>
+          <w:tcPr>
+            <w:tcW w:w="0" w:type="auto"/>
+            <w:vAlign w:val="center"/>
+            <w:hideMark/>
+          </w:tcPr>
+          <w:p>
+            <w:r>
+              <w:t>1 chủ đề/tuần</w:t>
+            </w:r>
+          </w:p>
+        </w:tc>
+        <w:tc>
+          <w:tcPr>
+            <w:tcW w:w="0" w:type="auto"/>
+            <w:vAlign w:val="center"/>
+            <w:hideMark/>
+          </w:tcPr>
+          <w:p>
+            <w:r>
+              <w:t>File Excel</w:t>
             </w:r>
           </w:p>
         </w:tc>
@@ -3388,68 +3315,67 @@
           </w:tcPr>
           <w:p>
             <w:r>
-              <w:lastRenderedPageBreak/>
-              <w:t>Thứ 6</w:t>
-            </w:r>
-          </w:p>
-        </w:tc>
-        <w:tc>
-          <w:tcPr>
-            <w:tcW w:w="0" w:type="auto"/>
-            <w:vAlign w:val="center"/>
-            <w:hideMark/>
-          </w:tcPr>
-          <w:p>
-            <w:r>
-              <w:t>Thuyết trình</w:t>
-            </w:r>
-          </w:p>
-        </w:tc>
-        <w:tc>
-          <w:tcPr>
-            <w:tcW w:w="0" w:type="auto"/>
-            <w:vAlign w:val="center"/>
-            <w:hideMark/>
-          </w:tcPr>
-          <w:p>
-            <w:r>
-              <w:t>20h00–20h30</w:t>
-            </w:r>
-          </w:p>
-        </w:tc>
-        <w:tc>
-          <w:tcPr>
-            <w:tcW w:w="0" w:type="auto"/>
-            <w:vAlign w:val="center"/>
-            <w:hideMark/>
-          </w:tcPr>
-          <w:p>
-            <w:r>
-              <w:t>30'</w:t>
-            </w:r>
-          </w:p>
-        </w:tc>
-        <w:tc>
-          <w:tcPr>
-            <w:tcW w:w="0" w:type="auto"/>
-            <w:vAlign w:val="center"/>
-            <w:hideMark/>
-          </w:tcPr>
-          <w:p>
-            <w:r>
-              <w:t>15'</w:t>
-            </w:r>
-          </w:p>
-        </w:tc>
-        <w:tc>
-          <w:tcPr>
-            <w:tcW w:w="0" w:type="auto"/>
-            <w:vAlign w:val="center"/>
-            <w:hideMark/>
-          </w:tcPr>
-          <w:p>
-            <w:r>
-              <w:t>Quay 1 video luyện nói</w:t>
+              <w:t>Học AI</w:t>
+            </w:r>
+          </w:p>
+        </w:tc>
+        <w:tc>
+          <w:tcPr>
+            <w:tcW w:w="0" w:type="auto"/>
+            <w:vAlign w:val="center"/>
+            <w:hideMark/>
+          </w:tcPr>
+          <w:p>
+            <w:r>
+              <w:t>Thực hành một công cụ AI</w:t>
+            </w:r>
+          </w:p>
+        </w:tc>
+        <w:tc>
+          <w:tcPr>
+            <w:tcW w:w="0" w:type="auto"/>
+            <w:vAlign w:val="center"/>
+            <w:hideMark/>
+          </w:tcPr>
+          <w:p>
+            <w:r>
+              <w:t>1 lần/tuần</w:t>
+            </w:r>
+          </w:p>
+        </w:tc>
+        <w:tc>
+          <w:tcPr>
+            <w:tcW w:w="0" w:type="auto"/>
+            <w:vAlign w:val="center"/>
+            <w:hideMark/>
+          </w:tcPr>
+          <w:p>
+            <w:r>
+              <w:t>Cuối tuần</w:t>
+            </w:r>
+          </w:p>
+        </w:tc>
+        <w:tc>
+          <w:tcPr>
+            <w:tcW w:w="0" w:type="auto"/>
+            <w:vAlign w:val="center"/>
+            <w:hideMark/>
+          </w:tcPr>
+          <w:p>
+            <w:r>
+              <w:t>1 bài thực hành/tháng</w:t>
+            </w:r>
+          </w:p>
+        </w:tc>
+        <w:tc>
+          <w:tcPr>
+            <w:tcW w:w="0" w:type="auto"/>
+            <w:vAlign w:val="center"/>
+            <w:hideMark/>
+          </w:tcPr>
+          <w:p>
+            <w:r>
+              <w:t>File/kết quả</w:t>
             </w:r>
           </w:p>
         </w:tc>
@@ -3466,7 +3392,55 @@
           </w:tcPr>
           <w:p>
             <w:r>
-              <w:t>Thứ 7</w:t>
+              <w:t>Xây dựng portfolio</w:t>
+            </w:r>
+          </w:p>
+        </w:tc>
+        <w:tc>
+          <w:tcPr>
+            <w:tcW w:w="0" w:type="auto"/>
+            <w:vAlign w:val="center"/>
+            <w:hideMark/>
+          </w:tcPr>
+          <w:p>
+            <w:r>
+              <w:t>Hoàn thiện sản phẩm cá nhân</w:t>
+            </w:r>
+          </w:p>
+        </w:tc>
+        <w:tc>
+          <w:tcPr>
+            <w:tcW w:w="0" w:type="auto"/>
+            <w:vAlign w:val="center"/>
+            <w:hideMark/>
+          </w:tcPr>
+          <w:p>
+            <w:r>
+              <w:t>1 lần/tháng</w:t>
+            </w:r>
+          </w:p>
+        </w:tc>
+        <w:tc>
+          <w:tcPr>
+            <w:tcW w:w="0" w:type="auto"/>
+            <w:vAlign w:val="center"/>
+            <w:hideMark/>
+          </w:tcPr>
+          <w:p>
+            <w:r>
+              <w:t>Cuối tuần</w:t>
+            </w:r>
+          </w:p>
+        </w:tc>
+        <w:tc>
+          <w:tcPr>
+            <w:tcW w:w="0" w:type="auto"/>
+            <w:vAlign w:val="center"/>
+            <w:hideMark/>
+          </w:tcPr>
+          <w:p>
+            <w:r>
+              <w:t>3 sản phẩm/năm</w:t>
             </w:r>
           </w:p>
         </w:tc>
@@ -3479,131 +3453,6 @@
           <w:p>
             <w:r>
               <w:t>Portfolio</w:t>
-            </w:r>
-          </w:p>
-        </w:tc>
-        <w:tc>
-          <w:tcPr>
-            <w:tcW w:w="0" w:type="auto"/>
-            <w:vAlign w:val="center"/>
-            <w:hideMark/>
-          </w:tcPr>
-          <w:p>
-            <w:r>
-              <w:t>14h00–16h00</w:t>
-            </w:r>
-          </w:p>
-        </w:tc>
-        <w:tc>
-          <w:tcPr>
-            <w:tcW w:w="0" w:type="auto"/>
-            <w:vAlign w:val="center"/>
-            <w:hideMark/>
-          </w:tcPr>
-          <w:p>
-            <w:r>
-              <w:t>120'</w:t>
-            </w:r>
-          </w:p>
-        </w:tc>
-        <w:tc>
-          <w:tcPr>
-            <w:tcW w:w="0" w:type="auto"/>
-            <w:vAlign w:val="center"/>
-            <w:hideMark/>
-          </w:tcPr>
-          <w:p>
-            <w:r>
-              <w:t>30'</w:t>
-            </w:r>
-          </w:p>
-        </w:tc>
-        <w:tc>
-          <w:tcPr>
-            <w:tcW w:w="0" w:type="auto"/>
-            <w:vAlign w:val="center"/>
-            <w:hideMark/>
-          </w:tcPr>
-          <w:p>
-            <w:r>
-              <w:t>Hoàn thiện dự án</w:t>
-            </w:r>
-          </w:p>
-        </w:tc>
-      </w:tr>
-      <w:tr>
-        <w:trPr>
-          <w:tblCellSpacing w:w="15" w:type="dxa"/>
-        </w:trPr>
-        <w:tc>
-          <w:tcPr>
-            <w:tcW w:w="0" w:type="auto"/>
-            <w:vAlign w:val="center"/>
-            <w:hideMark/>
-          </w:tcPr>
-          <w:p>
-            <w:r>
-              <w:t>Chủ nhật</w:t>
-            </w:r>
-          </w:p>
-        </w:tc>
-        <w:tc>
-          <w:tcPr>
-            <w:tcW w:w="0" w:type="auto"/>
-            <w:vAlign w:val="center"/>
-            <w:hideMark/>
-          </w:tcPr>
-          <w:p>
-            <w:r>
-              <w:t>Kiểm tra tuần</w:t>
-            </w:r>
-          </w:p>
-        </w:tc>
-        <w:tc>
-          <w:tcPr>
-            <w:tcW w:w="0" w:type="auto"/>
-            <w:vAlign w:val="center"/>
-            <w:hideMark/>
-          </w:tcPr>
-          <w:p>
-            <w:r>
-              <w:t>20h00–20h30</w:t>
-            </w:r>
-          </w:p>
-        </w:tc>
-        <w:tc>
-          <w:tcPr>
-            <w:tcW w:w="0" w:type="auto"/>
-            <w:vAlign w:val="center"/>
-            <w:hideMark/>
-          </w:tcPr>
-          <w:p>
-            <w:r>
-              <w:t>30'</w:t>
-            </w:r>
-          </w:p>
-        </w:tc>
-        <w:tc>
-          <w:tcPr>
-            <w:tcW w:w="0" w:type="auto"/>
-            <w:vAlign w:val="center"/>
-            <w:hideMark/>
-          </w:tcPr>
-          <w:p>
-            <w:r>
-              <w:t>15'</w:t>
-            </w:r>
-          </w:p>
-        </w:tc>
-        <w:tc>
-          <w:tcPr>
-            <w:tcW w:w="0" w:type="auto"/>
-            <w:vAlign w:val="center"/>
-            <w:hideMark/>
-          </w:tcPr>
-          <w:p>
-            <w:r>
-              <w:t>Đánh giá và lập kế hoạch tuần sau</w:t>
             </w:r>
           </w:p>
         </w:tc>
@@ -3621,7 +3470,22 @@
           <w:b/>
           <w:bCs/>
         </w:rPr>
-        <w:t>PHẦN 10. ĐO LƯỜNG TIẾN ĐỘ</w:t>
+        <w:t>PHẦN 8. GẮN VỚI QUẢN LÝ THỜI GIAN</w:t>
+      </w:r>
+    </w:p>
+    <w:p>
+      <w:pPr>
+        <w:rPr>
+          <w:b/>
+          <w:bCs/>
+        </w:rPr>
+      </w:pPr>
+      <w:r>
+        <w:rPr>
+          <w:b/>
+          <w:bCs/>
+        </w:rPr>
+        <w:t>Lịch thực hiện trong 1 tuần</w:t>
       </w:r>
     </w:p>
     <w:tbl>
@@ -3637,11 +3501,12 @@
         <w:tblLook w:val="04A0" w:firstRow="1" w:lastRow="0" w:firstColumn="1" w:lastColumn="0" w:noHBand="0" w:noVBand="1"/>
       </w:tblPr>
       <w:tblGrid>
-        <w:gridCol w:w="1295"/>
-        <w:gridCol w:w="903"/>
-        <w:gridCol w:w="1259"/>
-        <w:gridCol w:w="2626"/>
-        <w:gridCol w:w="1256"/>
+        <w:gridCol w:w="1024"/>
+        <w:gridCol w:w="1818"/>
+        <w:gridCol w:w="1461"/>
+        <w:gridCol w:w="1209"/>
+        <w:gridCol w:w="732"/>
+        <w:gridCol w:w="2929"/>
       </w:tblGrid>
       <w:tr>
         <w:trPr>
@@ -3666,7 +3531,8 @@
                 <w:b/>
                 <w:bCs/>
               </w:rPr>
-              <w:t>Chỉ số</w:t>
+              <w:lastRenderedPageBreak/>
+              <w:t>Ngày</w:t>
             </w:r>
           </w:p>
         </w:tc>
@@ -3688,7 +3554,7 @@
                 <w:b/>
                 <w:bCs/>
               </w:rPr>
-              <w:t>Hiện tại</w:t>
+              <w:t>Mục tiêu ưu tiên</w:t>
             </w:r>
           </w:p>
         </w:tc>
@@ -3710,7 +3576,7 @@
                 <w:b/>
                 <w:bCs/>
               </w:rPr>
-              <w:t>Mục tiêu</w:t>
+              <w:t>Focus Block</w:t>
             </w:r>
           </w:p>
         </w:tc>
@@ -3732,7 +3598,7 @@
                 <w:b/>
                 <w:bCs/>
               </w:rPr>
-              <w:t>Cách đo</w:t>
+              <w:t>Thời lượng</w:t>
             </w:r>
           </w:p>
         </w:tc>
@@ -3754,7 +3620,29 @@
                 <w:b/>
                 <w:bCs/>
               </w:rPr>
-              <w:t>Tần suất</w:t>
+              <w:t>Buffer</w:t>
+            </w:r>
+          </w:p>
+        </w:tc>
+        <w:tc>
+          <w:tcPr>
+            <w:tcW w:w="0" w:type="auto"/>
+            <w:vAlign w:val="center"/>
+            <w:hideMark/>
+          </w:tcPr>
+          <w:p>
+            <w:pPr>
+              <w:rPr>
+                <w:b/>
+                <w:bCs/>
+              </w:rPr>
+            </w:pPr>
+            <w:r>
+              <w:rPr>
+                <w:b/>
+                <w:bCs/>
+              </w:rPr>
+              <w:t>Kết quả</w:t>
             </w:r>
           </w:p>
         </w:tc>
@@ -3771,6 +3659,18 @@
           </w:tcPr>
           <w:p>
             <w:r>
+              <w:t>Thứ 2</w:t>
+            </w:r>
+          </w:p>
+        </w:tc>
+        <w:tc>
+          <w:tcPr>
+            <w:tcW w:w="0" w:type="auto"/>
+            <w:vAlign w:val="center"/>
+            <w:hideMark/>
+          </w:tcPr>
+          <w:p>
+            <w:r>
               <w:t>Tiếng Anh</w:t>
             </w:r>
           </w:p>
@@ -3783,43 +3683,43 @@
           </w:tcPr>
           <w:p>
             <w:r>
-              <w:t>2/5</w:t>
-            </w:r>
-          </w:p>
-        </w:tc>
-        <w:tc>
-          <w:tcPr>
-            <w:tcW w:w="0" w:type="auto"/>
-            <w:vAlign w:val="center"/>
-            <w:hideMark/>
-          </w:tcPr>
-          <w:p>
-            <w:r>
-              <w:t>4/5</w:t>
-            </w:r>
-          </w:p>
-        </w:tc>
-        <w:tc>
-          <w:tcPr>
-            <w:tcW w:w="0" w:type="auto"/>
-            <w:vAlign w:val="center"/>
-            <w:hideMark/>
-          </w:tcPr>
-          <w:p>
-            <w:r>
-              <w:t>Bài kiểm tra/quiz</w:t>
-            </w:r>
-          </w:p>
-        </w:tc>
-        <w:tc>
-          <w:tcPr>
-            <w:tcW w:w="0" w:type="auto"/>
-            <w:vAlign w:val="center"/>
-            <w:hideMark/>
-          </w:tcPr>
-          <w:p>
-            <w:r>
-              <w:t>Mỗi tháng</w:t>
+              <w:t>19h30–20h15</w:t>
+            </w:r>
+          </w:p>
+        </w:tc>
+        <w:tc>
+          <w:tcPr>
+            <w:tcW w:w="0" w:type="auto"/>
+            <w:vAlign w:val="center"/>
+            <w:hideMark/>
+          </w:tcPr>
+          <w:p>
+            <w:r>
+              <w:t>45'</w:t>
+            </w:r>
+          </w:p>
+        </w:tc>
+        <w:tc>
+          <w:tcPr>
+            <w:tcW w:w="0" w:type="auto"/>
+            <w:vAlign w:val="center"/>
+            <w:hideMark/>
+          </w:tcPr>
+          <w:p>
+            <w:r>
+              <w:t>15'</w:t>
+            </w:r>
+          </w:p>
+        </w:tc>
+        <w:tc>
+          <w:tcPr>
+            <w:tcW w:w="0" w:type="auto"/>
+            <w:vAlign w:val="center"/>
+            <w:hideMark/>
+          </w:tcPr>
+          <w:p>
+            <w:r>
+              <w:t>Từ vựng + bài tập</w:t>
             </w:r>
           </w:p>
         </w:tc>
@@ -3836,6 +3736,18 @@
           </w:tcPr>
           <w:p>
             <w:r>
+              <w:t>Thứ 3</w:t>
+            </w:r>
+          </w:p>
+        </w:tc>
+        <w:tc>
+          <w:tcPr>
+            <w:tcW w:w="0" w:type="auto"/>
+            <w:vAlign w:val="center"/>
+            <w:hideMark/>
+          </w:tcPr>
+          <w:p>
+            <w:r>
               <w:t>Excel</w:t>
             </w:r>
           </w:p>
@@ -3848,43 +3760,43 @@
           </w:tcPr>
           <w:p>
             <w:r>
-              <w:t>3/5</w:t>
-            </w:r>
-          </w:p>
-        </w:tc>
-        <w:tc>
-          <w:tcPr>
-            <w:tcW w:w="0" w:type="auto"/>
-            <w:vAlign w:val="center"/>
-            <w:hideMark/>
-          </w:tcPr>
-          <w:p>
-            <w:r>
-              <w:t>4/5</w:t>
-            </w:r>
-          </w:p>
-        </w:tc>
-        <w:tc>
-          <w:tcPr>
-            <w:tcW w:w="0" w:type="auto"/>
-            <w:vAlign w:val="center"/>
-            <w:hideMark/>
-          </w:tcPr>
-          <w:p>
-            <w:r>
-              <w:t>Bài thực hành</w:t>
-            </w:r>
-          </w:p>
-        </w:tc>
-        <w:tc>
-          <w:tcPr>
-            <w:tcW w:w="0" w:type="auto"/>
-            <w:vAlign w:val="center"/>
-            <w:hideMark/>
-          </w:tcPr>
-          <w:p>
-            <w:r>
-              <w:t>2 tuần/lần</w:t>
+              <w:t>19h30–20h30</w:t>
+            </w:r>
+          </w:p>
+        </w:tc>
+        <w:tc>
+          <w:tcPr>
+            <w:tcW w:w="0" w:type="auto"/>
+            <w:vAlign w:val="center"/>
+            <w:hideMark/>
+          </w:tcPr>
+          <w:p>
+            <w:r>
+              <w:t>60'</w:t>
+            </w:r>
+          </w:p>
+        </w:tc>
+        <w:tc>
+          <w:tcPr>
+            <w:tcW w:w="0" w:type="auto"/>
+            <w:vAlign w:val="center"/>
+            <w:hideMark/>
+          </w:tcPr>
+          <w:p>
+            <w:r>
+              <w:t>15'</w:t>
+            </w:r>
+          </w:p>
+        </w:tc>
+        <w:tc>
+          <w:tcPr>
+            <w:tcW w:w="0" w:type="auto"/>
+            <w:vAlign w:val="center"/>
+            <w:hideMark/>
+          </w:tcPr>
+          <w:p>
+            <w:r>
+              <w:t>Hoàn thành 1 bài thực hành</w:t>
             </w:r>
           </w:p>
         </w:tc>
@@ -3901,55 +3813,67 @@
           </w:tcPr>
           <w:p>
             <w:r>
-              <w:t>SQL</w:t>
-            </w:r>
-          </w:p>
-        </w:tc>
-        <w:tc>
-          <w:tcPr>
-            <w:tcW w:w="0" w:type="auto"/>
-            <w:vAlign w:val="center"/>
-            <w:hideMark/>
-          </w:tcPr>
-          <w:p>
-            <w:r>
-              <w:t>1/5</w:t>
-            </w:r>
-          </w:p>
-        </w:tc>
-        <w:tc>
-          <w:tcPr>
-            <w:tcW w:w="0" w:type="auto"/>
-            <w:vAlign w:val="center"/>
-            <w:hideMark/>
-          </w:tcPr>
-          <w:p>
-            <w:r>
-              <w:t>3/5</w:t>
-            </w:r>
-          </w:p>
-        </w:tc>
-        <w:tc>
-          <w:tcPr>
-            <w:tcW w:w="0" w:type="auto"/>
-            <w:vAlign w:val="center"/>
-            <w:hideMark/>
-          </w:tcPr>
-          <w:p>
-            <w:r>
-              <w:t>Số bài tập hoàn thành</w:t>
-            </w:r>
-          </w:p>
-        </w:tc>
-        <w:tc>
-          <w:tcPr>
-            <w:tcW w:w="0" w:type="auto"/>
-            <w:vAlign w:val="center"/>
-            <w:hideMark/>
-          </w:tcPr>
-          <w:p>
-            <w:r>
-              <w:t>Hàng tháng</w:t>
+              <w:t>Thứ 4</w:t>
+            </w:r>
+          </w:p>
+        </w:tc>
+        <w:tc>
+          <w:tcPr>
+            <w:tcW w:w="0" w:type="auto"/>
+            <w:vAlign w:val="center"/>
+            <w:hideMark/>
+          </w:tcPr>
+          <w:p>
+            <w:r>
+              <w:t>Thuyết trình</w:t>
+            </w:r>
+          </w:p>
+        </w:tc>
+        <w:tc>
+          <w:tcPr>
+            <w:tcW w:w="0" w:type="auto"/>
+            <w:vAlign w:val="center"/>
+            <w:hideMark/>
+          </w:tcPr>
+          <w:p>
+            <w:r>
+              <w:t>20h00–20h30</w:t>
+            </w:r>
+          </w:p>
+        </w:tc>
+        <w:tc>
+          <w:tcPr>
+            <w:tcW w:w="0" w:type="auto"/>
+            <w:vAlign w:val="center"/>
+            <w:hideMark/>
+          </w:tcPr>
+          <w:p>
+            <w:r>
+              <w:t>30'</w:t>
+            </w:r>
+          </w:p>
+        </w:tc>
+        <w:tc>
+          <w:tcPr>
+            <w:tcW w:w="0" w:type="auto"/>
+            <w:vAlign w:val="center"/>
+            <w:hideMark/>
+          </w:tcPr>
+          <w:p>
+            <w:r>
+              <w:t>15'</w:t>
+            </w:r>
+          </w:p>
+        </w:tc>
+        <w:tc>
+          <w:tcPr>
+            <w:tcW w:w="0" w:type="auto"/>
+            <w:vAlign w:val="center"/>
+            <w:hideMark/>
+          </w:tcPr>
+          <w:p>
+            <w:r>
+              <w:t>Quay 1 video</w:t>
             </w:r>
           </w:p>
         </w:tc>
@@ -3966,55 +3890,67 @@
           </w:tcPr>
           <w:p>
             <w:r>
-              <w:t>Thuyết trình</w:t>
-            </w:r>
-          </w:p>
-        </w:tc>
-        <w:tc>
-          <w:tcPr>
-            <w:tcW w:w="0" w:type="auto"/>
-            <w:vAlign w:val="center"/>
-            <w:hideMark/>
-          </w:tcPr>
-          <w:p>
-            <w:r>
-              <w:t>2/5</w:t>
-            </w:r>
-          </w:p>
-        </w:tc>
-        <w:tc>
-          <w:tcPr>
-            <w:tcW w:w="0" w:type="auto"/>
-            <w:vAlign w:val="center"/>
-            <w:hideMark/>
-          </w:tcPr>
-          <w:p>
-            <w:r>
-              <w:t>4/5</w:t>
-            </w:r>
-          </w:p>
-        </w:tc>
-        <w:tc>
-          <w:tcPr>
-            <w:tcW w:w="0" w:type="auto"/>
-            <w:vAlign w:val="center"/>
-            <w:hideMark/>
-          </w:tcPr>
-          <w:p>
-            <w:r>
-              <w:t>Peer feedback/video</w:t>
-            </w:r>
-          </w:p>
-        </w:tc>
-        <w:tc>
-          <w:tcPr>
-            <w:tcW w:w="0" w:type="auto"/>
-            <w:vAlign w:val="center"/>
-            <w:hideMark/>
-          </w:tcPr>
-          <w:p>
-            <w:r>
-              <w:t>Mỗi tháng</w:t>
+              <w:t>Thứ 5</w:t>
+            </w:r>
+          </w:p>
+        </w:tc>
+        <w:tc>
+          <w:tcPr>
+            <w:tcW w:w="0" w:type="auto"/>
+            <w:vAlign w:val="center"/>
+            <w:hideMark/>
+          </w:tcPr>
+          <w:p>
+            <w:r>
+              <w:t>Tiếng Anh</w:t>
+            </w:r>
+          </w:p>
+        </w:tc>
+        <w:tc>
+          <w:tcPr>
+            <w:tcW w:w="0" w:type="auto"/>
+            <w:vAlign w:val="center"/>
+            <w:hideMark/>
+          </w:tcPr>
+          <w:p>
+            <w:r>
+              <w:t>19h30–20h15</w:t>
+            </w:r>
+          </w:p>
+        </w:tc>
+        <w:tc>
+          <w:tcPr>
+            <w:tcW w:w="0" w:type="auto"/>
+            <w:vAlign w:val="center"/>
+            <w:hideMark/>
+          </w:tcPr>
+          <w:p>
+            <w:r>
+              <w:t>45'</w:t>
+            </w:r>
+          </w:p>
+        </w:tc>
+        <w:tc>
+          <w:tcPr>
+            <w:tcW w:w="0" w:type="auto"/>
+            <w:vAlign w:val="center"/>
+            <w:hideMark/>
+          </w:tcPr>
+          <w:p>
+            <w:r>
+              <w:t>15'</w:t>
+            </w:r>
+          </w:p>
+        </w:tc>
+        <w:tc>
+          <w:tcPr>
+            <w:tcW w:w="0" w:type="auto"/>
+            <w:vAlign w:val="center"/>
+            <w:hideMark/>
+          </w:tcPr>
+          <w:p>
+            <w:r>
+              <w:t>Nghe + từ vựng</w:t>
             </w:r>
           </w:p>
         </w:tc>
@@ -4031,55 +3967,221 @@
           </w:tcPr>
           <w:p>
             <w:r>
-              <w:t>Portfolio</w:t>
-            </w:r>
-          </w:p>
-        </w:tc>
-        <w:tc>
-          <w:tcPr>
-            <w:tcW w:w="0" w:type="auto"/>
-            <w:vAlign w:val="center"/>
-            <w:hideMark/>
-          </w:tcPr>
-          <w:p>
-            <w:r>
-              <w:t>0</w:t>
-            </w:r>
-          </w:p>
-        </w:tc>
-        <w:tc>
-          <w:tcPr>
-            <w:tcW w:w="0" w:type="auto"/>
-            <w:vAlign w:val="center"/>
-            <w:hideMark/>
-          </w:tcPr>
-          <w:p>
-            <w:r>
-              <w:t>2 sản phẩm</w:t>
-            </w:r>
-          </w:p>
-        </w:tc>
-        <w:tc>
-          <w:tcPr>
-            <w:tcW w:w="0" w:type="auto"/>
-            <w:vAlign w:val="center"/>
-            <w:hideMark/>
-          </w:tcPr>
-          <w:p>
-            <w:r>
-              <w:t>Số sản phẩm hoàn thành</w:t>
-            </w:r>
-          </w:p>
-        </w:tc>
-        <w:tc>
-          <w:tcPr>
-            <w:tcW w:w="0" w:type="auto"/>
-            <w:vAlign w:val="center"/>
-            <w:hideMark/>
-          </w:tcPr>
-          <w:p>
-            <w:r>
-              <w:t>Mỗi học kỳ</w:t>
+              <w:t>Thứ 6</w:t>
+            </w:r>
+          </w:p>
+        </w:tc>
+        <w:tc>
+          <w:tcPr>
+            <w:tcW w:w="0" w:type="auto"/>
+            <w:vAlign w:val="center"/>
+            <w:hideMark/>
+          </w:tcPr>
+          <w:p>
+            <w:r>
+              <w:t>Excel</w:t>
+            </w:r>
+          </w:p>
+        </w:tc>
+        <w:tc>
+          <w:tcPr>
+            <w:tcW w:w="0" w:type="auto"/>
+            <w:vAlign w:val="center"/>
+            <w:hideMark/>
+          </w:tcPr>
+          <w:p>
+            <w:r>
+              <w:t>19h30–20h30</w:t>
+            </w:r>
+          </w:p>
+        </w:tc>
+        <w:tc>
+          <w:tcPr>
+            <w:tcW w:w="0" w:type="auto"/>
+            <w:vAlign w:val="center"/>
+            <w:hideMark/>
+          </w:tcPr>
+          <w:p>
+            <w:r>
+              <w:t>60'</w:t>
+            </w:r>
+          </w:p>
+        </w:tc>
+        <w:tc>
+          <w:tcPr>
+            <w:tcW w:w="0" w:type="auto"/>
+            <w:vAlign w:val="center"/>
+            <w:hideMark/>
+          </w:tcPr>
+          <w:p>
+            <w:r>
+              <w:t>15'</w:t>
+            </w:r>
+          </w:p>
+        </w:tc>
+        <w:tc>
+          <w:tcPr>
+            <w:tcW w:w="0" w:type="auto"/>
+            <w:vAlign w:val="center"/>
+            <w:hideMark/>
+          </w:tcPr>
+          <w:p>
+            <w:r>
+              <w:t>Thực hành Excel</w:t>
+            </w:r>
+          </w:p>
+        </w:tc>
+      </w:tr>
+      <w:tr>
+        <w:trPr>
+          <w:tblCellSpacing w:w="15" w:type="dxa"/>
+        </w:trPr>
+        <w:tc>
+          <w:tcPr>
+            <w:tcW w:w="0" w:type="auto"/>
+            <w:vAlign w:val="center"/>
+            <w:hideMark/>
+          </w:tcPr>
+          <w:p>
+            <w:r>
+              <w:t>Thứ 7</w:t>
+            </w:r>
+          </w:p>
+        </w:tc>
+        <w:tc>
+          <w:tcPr>
+            <w:tcW w:w="0" w:type="auto"/>
+            <w:vAlign w:val="center"/>
+            <w:hideMark/>
+          </w:tcPr>
+          <w:p>
+            <w:r>
+              <w:t>AI/Portfolio</w:t>
+            </w:r>
+          </w:p>
+        </w:tc>
+        <w:tc>
+          <w:tcPr>
+            <w:tcW w:w="0" w:type="auto"/>
+            <w:vAlign w:val="center"/>
+            <w:hideMark/>
+          </w:tcPr>
+          <w:p>
+            <w:r>
+              <w:t>9h00–10h30</w:t>
+            </w:r>
+          </w:p>
+        </w:tc>
+        <w:tc>
+          <w:tcPr>
+            <w:tcW w:w="0" w:type="auto"/>
+            <w:vAlign w:val="center"/>
+            <w:hideMark/>
+          </w:tcPr>
+          <w:p>
+            <w:r>
+              <w:t>90'</w:t>
+            </w:r>
+          </w:p>
+        </w:tc>
+        <w:tc>
+          <w:tcPr>
+            <w:tcW w:w="0" w:type="auto"/>
+            <w:vAlign w:val="center"/>
+            <w:hideMark/>
+          </w:tcPr>
+          <w:p>
+            <w:r>
+              <w:t>30'</w:t>
+            </w:r>
+          </w:p>
+        </w:tc>
+        <w:tc>
+          <w:tcPr>
+            <w:tcW w:w="0" w:type="auto"/>
+            <w:vAlign w:val="center"/>
+            <w:hideMark/>
+          </w:tcPr>
+          <w:p>
+            <w:r>
+              <w:t>Hoàn thành sản phẩm</w:t>
+            </w:r>
+          </w:p>
+        </w:tc>
+      </w:tr>
+      <w:tr>
+        <w:trPr>
+          <w:tblCellSpacing w:w="15" w:type="dxa"/>
+        </w:trPr>
+        <w:tc>
+          <w:tcPr>
+            <w:tcW w:w="0" w:type="auto"/>
+            <w:vAlign w:val="center"/>
+            <w:hideMark/>
+          </w:tcPr>
+          <w:p>
+            <w:r>
+              <w:t>Chủ nhật</w:t>
+            </w:r>
+          </w:p>
+        </w:tc>
+        <w:tc>
+          <w:tcPr>
+            <w:tcW w:w="0" w:type="auto"/>
+            <w:vAlign w:val="center"/>
+            <w:hideMark/>
+          </w:tcPr>
+          <w:p>
+            <w:r>
+              <w:t>Review + PDCA</w:t>
+            </w:r>
+          </w:p>
+        </w:tc>
+        <w:tc>
+          <w:tcPr>
+            <w:tcW w:w="0" w:type="auto"/>
+            <w:vAlign w:val="center"/>
+            <w:hideMark/>
+          </w:tcPr>
+          <w:p>
+            <w:r>
+              <w:t>19h30–20h00</w:t>
+            </w:r>
+          </w:p>
+        </w:tc>
+        <w:tc>
+          <w:tcPr>
+            <w:tcW w:w="0" w:type="auto"/>
+            <w:vAlign w:val="center"/>
+            <w:hideMark/>
+          </w:tcPr>
+          <w:p>
+            <w:r>
+              <w:t>30'</w:t>
+            </w:r>
+          </w:p>
+        </w:tc>
+        <w:tc>
+          <w:tcPr>
+            <w:tcW w:w="0" w:type="auto"/>
+            <w:vAlign w:val="center"/>
+            <w:hideMark/>
+          </w:tcPr>
+          <w:p>
+            <w:r>
+              <w:t>15'</w:t>
+            </w:r>
+          </w:p>
+        </w:tc>
+        <w:tc>
+          <w:tcPr>
+            <w:tcW w:w="0" w:type="auto"/>
+            <w:vAlign w:val="center"/>
+            <w:hideMark/>
+          </w:tcPr>
+          <w:p>
+            <w:r>
+              <w:t>Kiểm tra tiến độ</w:t>
             </w:r>
           </w:p>
         </w:tc>
@@ -4097,80 +4199,603 @@
           <w:b/>
           <w:bCs/>
         </w:rPr>
-        <w:t>PHẦN 11. PDCA – TỰ ĐIỀU CHỈNH HÀNG TUẦN</w:t>
+        <w:t>PHẦN 10. ĐO LƯỜNG TIẾN ĐỘ</w:t>
       </w:r>
     </w:p>
+    <w:tbl>
+      <w:tblPr>
+        <w:tblW w:w="0" w:type="auto"/>
+        <w:tblCellSpacing w:w="15" w:type="dxa"/>
+        <w:tblCellMar>
+          <w:top w:w="15" w:type="dxa"/>
+          <w:left w:w="15" w:type="dxa"/>
+          <w:bottom w:w="15" w:type="dxa"/>
+          <w:right w:w="15" w:type="dxa"/>
+        </w:tblCellMar>
+        <w:tblLook w:val="04A0" w:firstRow="1" w:lastRow="0" w:firstColumn="1" w:lastColumn="0" w:noHBand="0" w:noVBand="1"/>
+      </w:tblPr>
+      <w:tblGrid>
+        <w:gridCol w:w="1704"/>
+        <w:gridCol w:w="1094"/>
+        <w:gridCol w:w="1259"/>
+        <w:gridCol w:w="2626"/>
+        <w:gridCol w:w="1929"/>
+      </w:tblGrid>
+      <w:tr>
+        <w:trPr>
+          <w:tblHeader/>
+          <w:tblCellSpacing w:w="15" w:type="dxa"/>
+        </w:trPr>
+        <w:tc>
+          <w:tcPr>
+            <w:tcW w:w="0" w:type="auto"/>
+            <w:vAlign w:val="center"/>
+            <w:hideMark/>
+          </w:tcPr>
+          <w:p>
+            <w:pPr>
+              <w:rPr>
+                <w:b/>
+                <w:bCs/>
+              </w:rPr>
+            </w:pPr>
+            <w:r>
+              <w:rPr>
+                <w:b/>
+                <w:bCs/>
+              </w:rPr>
+              <w:t>Chỉ số</w:t>
+            </w:r>
+          </w:p>
+        </w:tc>
+        <w:tc>
+          <w:tcPr>
+            <w:tcW w:w="0" w:type="auto"/>
+            <w:vAlign w:val="center"/>
+            <w:hideMark/>
+          </w:tcPr>
+          <w:p>
+            <w:pPr>
+              <w:rPr>
+                <w:b/>
+                <w:bCs/>
+              </w:rPr>
+            </w:pPr>
+            <w:r>
+              <w:rPr>
+                <w:b/>
+                <w:bCs/>
+              </w:rPr>
+              <w:t>Hiện tại</w:t>
+            </w:r>
+          </w:p>
+        </w:tc>
+        <w:tc>
+          <w:tcPr>
+            <w:tcW w:w="0" w:type="auto"/>
+            <w:vAlign w:val="center"/>
+            <w:hideMark/>
+          </w:tcPr>
+          <w:p>
+            <w:pPr>
+              <w:rPr>
+                <w:b/>
+                <w:bCs/>
+              </w:rPr>
+            </w:pPr>
+            <w:r>
+              <w:rPr>
+                <w:b/>
+                <w:bCs/>
+              </w:rPr>
+              <w:t>Mục tiêu</w:t>
+            </w:r>
+          </w:p>
+        </w:tc>
+        <w:tc>
+          <w:tcPr>
+            <w:tcW w:w="0" w:type="auto"/>
+            <w:vAlign w:val="center"/>
+            <w:hideMark/>
+          </w:tcPr>
+          <w:p>
+            <w:pPr>
+              <w:rPr>
+                <w:b/>
+                <w:bCs/>
+              </w:rPr>
+            </w:pPr>
+            <w:r>
+              <w:rPr>
+                <w:b/>
+                <w:bCs/>
+              </w:rPr>
+              <w:t>Cách đo</w:t>
+            </w:r>
+          </w:p>
+        </w:tc>
+        <w:tc>
+          <w:tcPr>
+            <w:tcW w:w="0" w:type="auto"/>
+            <w:vAlign w:val="center"/>
+            <w:hideMark/>
+          </w:tcPr>
+          <w:p>
+            <w:pPr>
+              <w:rPr>
+                <w:b/>
+                <w:bCs/>
+              </w:rPr>
+            </w:pPr>
+            <w:r>
+              <w:rPr>
+                <w:b/>
+                <w:bCs/>
+              </w:rPr>
+              <w:t>Tần suất kiểm tra</w:t>
+            </w:r>
+          </w:p>
+        </w:tc>
+      </w:tr>
+      <w:tr>
+        <w:trPr>
+          <w:tblCellSpacing w:w="15" w:type="dxa"/>
+        </w:trPr>
+        <w:tc>
+          <w:tcPr>
+            <w:tcW w:w="0" w:type="auto"/>
+            <w:vAlign w:val="center"/>
+            <w:hideMark/>
+          </w:tcPr>
+          <w:p>
+            <w:r>
+              <w:t>Tiếng Anh</w:t>
+            </w:r>
+          </w:p>
+        </w:tc>
+        <w:tc>
+          <w:tcPr>
+            <w:tcW w:w="0" w:type="auto"/>
+            <w:vAlign w:val="center"/>
+            <w:hideMark/>
+          </w:tcPr>
+          <w:p>
+            <w:r>
+              <w:t>2/5</w:t>
+            </w:r>
+          </w:p>
+        </w:tc>
+        <w:tc>
+          <w:tcPr>
+            <w:tcW w:w="0" w:type="auto"/>
+            <w:vAlign w:val="center"/>
+            <w:hideMark/>
+          </w:tcPr>
+          <w:p>
+            <w:r>
+              <w:t>4/5</w:t>
+            </w:r>
+          </w:p>
+        </w:tc>
+        <w:tc>
+          <w:tcPr>
+            <w:tcW w:w="0" w:type="auto"/>
+            <w:vAlign w:val="center"/>
+            <w:hideMark/>
+          </w:tcPr>
+          <w:p>
+            <w:r>
+              <w:t>Mock test</w:t>
+            </w:r>
+          </w:p>
+        </w:tc>
+        <w:tc>
+          <w:tcPr>
+            <w:tcW w:w="0" w:type="auto"/>
+            <w:vAlign w:val="center"/>
+            <w:hideMark/>
+          </w:tcPr>
+          <w:p>
+            <w:r>
+              <w:t>Mỗi tháng</w:t>
+            </w:r>
+          </w:p>
+        </w:tc>
+      </w:tr>
+      <w:tr>
+        <w:trPr>
+          <w:tblCellSpacing w:w="15" w:type="dxa"/>
+        </w:trPr>
+        <w:tc>
+          <w:tcPr>
+            <w:tcW w:w="0" w:type="auto"/>
+            <w:vAlign w:val="center"/>
+            <w:hideMark/>
+          </w:tcPr>
+          <w:p>
+            <w:r>
+              <w:t>Thuyết trình</w:t>
+            </w:r>
+          </w:p>
+        </w:tc>
+        <w:tc>
+          <w:tcPr>
+            <w:tcW w:w="0" w:type="auto"/>
+            <w:vAlign w:val="center"/>
+            <w:hideMark/>
+          </w:tcPr>
+          <w:p>
+            <w:r>
+              <w:t>3/5</w:t>
+            </w:r>
+          </w:p>
+        </w:tc>
+        <w:tc>
+          <w:tcPr>
+            <w:tcW w:w="0" w:type="auto"/>
+            <w:vAlign w:val="center"/>
+            <w:hideMark/>
+          </w:tcPr>
+          <w:p>
+            <w:r>
+              <w:t>4/5</w:t>
+            </w:r>
+          </w:p>
+        </w:tc>
+        <w:tc>
+          <w:tcPr>
+            <w:tcW w:w="0" w:type="auto"/>
+            <w:vAlign w:val="center"/>
+            <w:hideMark/>
+          </w:tcPr>
+          <w:p>
+            <w:r>
+              <w:t>Peer feedback + video</w:t>
+            </w:r>
+          </w:p>
+        </w:tc>
+        <w:tc>
+          <w:tcPr>
+            <w:tcW w:w="0" w:type="auto"/>
+            <w:vAlign w:val="center"/>
+            <w:hideMark/>
+          </w:tcPr>
+          <w:p>
+            <w:r>
+              <w:t>Mỗi tháng</w:t>
+            </w:r>
+          </w:p>
+        </w:tc>
+      </w:tr>
+      <w:tr>
+        <w:trPr>
+          <w:tblCellSpacing w:w="15" w:type="dxa"/>
+        </w:trPr>
+        <w:tc>
+          <w:tcPr>
+            <w:tcW w:w="0" w:type="auto"/>
+            <w:vAlign w:val="center"/>
+            <w:hideMark/>
+          </w:tcPr>
+          <w:p>
+            <w:r>
+              <w:t>Excel</w:t>
+            </w:r>
+          </w:p>
+        </w:tc>
+        <w:tc>
+          <w:tcPr>
+            <w:tcW w:w="0" w:type="auto"/>
+            <w:vAlign w:val="center"/>
+            <w:hideMark/>
+          </w:tcPr>
+          <w:p>
+            <w:r>
+              <w:t>2/5</w:t>
+            </w:r>
+          </w:p>
+        </w:tc>
+        <w:tc>
+          <w:tcPr>
+            <w:tcW w:w="0" w:type="auto"/>
+            <w:vAlign w:val="center"/>
+            <w:hideMark/>
+          </w:tcPr>
+          <w:p>
+            <w:r>
+              <w:t>4/5</w:t>
+            </w:r>
+          </w:p>
+        </w:tc>
+        <w:tc>
+          <w:tcPr>
+            <w:tcW w:w="0" w:type="auto"/>
+            <w:vAlign w:val="center"/>
+            <w:hideMark/>
+          </w:tcPr>
+          <w:p>
+            <w:r>
+              <w:t>Bài thực hành</w:t>
+            </w:r>
+          </w:p>
+        </w:tc>
+        <w:tc>
+          <w:tcPr>
+            <w:tcW w:w="0" w:type="auto"/>
+            <w:vAlign w:val="center"/>
+            <w:hideMark/>
+          </w:tcPr>
+          <w:p>
+            <w:r>
+              <w:t>2 tuần/lần</w:t>
+            </w:r>
+          </w:p>
+        </w:tc>
+      </w:tr>
+      <w:tr>
+        <w:trPr>
+          <w:tblCellSpacing w:w="15" w:type="dxa"/>
+        </w:trPr>
+        <w:tc>
+          <w:tcPr>
+            <w:tcW w:w="0" w:type="auto"/>
+            <w:vAlign w:val="center"/>
+            <w:hideMark/>
+          </w:tcPr>
+          <w:p>
+            <w:r>
+              <w:t>AI ứng dụng</w:t>
+            </w:r>
+          </w:p>
+        </w:tc>
+        <w:tc>
+          <w:tcPr>
+            <w:tcW w:w="0" w:type="auto"/>
+            <w:vAlign w:val="center"/>
+            <w:hideMark/>
+          </w:tcPr>
+          <w:p>
+            <w:r>
+              <w:t>2/5</w:t>
+            </w:r>
+          </w:p>
+        </w:tc>
+        <w:tc>
+          <w:tcPr>
+            <w:tcW w:w="0" w:type="auto"/>
+            <w:vAlign w:val="center"/>
+            <w:hideMark/>
+          </w:tcPr>
+          <w:p>
+            <w:r>
+              <w:t>4/5</w:t>
+            </w:r>
+          </w:p>
+        </w:tc>
+        <w:tc>
+          <w:tcPr>
+            <w:tcW w:w="0" w:type="auto"/>
+            <w:vAlign w:val="center"/>
+            <w:hideMark/>
+          </w:tcPr>
+          <w:p>
+            <w:r>
+              <w:t>Bài thực hành</w:t>
+            </w:r>
+          </w:p>
+        </w:tc>
+        <w:tc>
+          <w:tcPr>
+            <w:tcW w:w="0" w:type="auto"/>
+            <w:vAlign w:val="center"/>
+            <w:hideMark/>
+          </w:tcPr>
+          <w:p>
+            <w:r>
+              <w:t>Mỗi tháng</w:t>
+            </w:r>
+          </w:p>
+        </w:tc>
+      </w:tr>
+      <w:tr>
+        <w:trPr>
+          <w:tblCellSpacing w:w="15" w:type="dxa"/>
+        </w:trPr>
+        <w:tc>
+          <w:tcPr>
+            <w:tcW w:w="0" w:type="auto"/>
+            <w:vAlign w:val="center"/>
+            <w:hideMark/>
+          </w:tcPr>
+          <w:p>
+            <w:r>
+              <w:t>Portfolio</w:t>
+            </w:r>
+          </w:p>
+        </w:tc>
+        <w:tc>
+          <w:tcPr>
+            <w:tcW w:w="0" w:type="auto"/>
+            <w:vAlign w:val="center"/>
+            <w:hideMark/>
+          </w:tcPr>
+          <w:p>
+            <w:r>
+              <w:t>0</w:t>
+            </w:r>
+          </w:p>
+        </w:tc>
+        <w:tc>
+          <w:tcPr>
+            <w:tcW w:w="0" w:type="auto"/>
+            <w:vAlign w:val="center"/>
+            <w:hideMark/>
+          </w:tcPr>
+          <w:p>
+            <w:r>
+              <w:t>3 sản phẩm</w:t>
+            </w:r>
+          </w:p>
+        </w:tc>
+        <w:tc>
+          <w:tcPr>
+            <w:tcW w:w="0" w:type="auto"/>
+            <w:vAlign w:val="center"/>
+            <w:hideMark/>
+          </w:tcPr>
+          <w:p>
+            <w:r>
+              <w:t>Số sản phẩm hoàn thành</w:t>
+            </w:r>
+          </w:p>
+        </w:tc>
+        <w:tc>
+          <w:tcPr>
+            <w:tcW w:w="0" w:type="auto"/>
+            <w:vAlign w:val="center"/>
+            <w:hideMark/>
+          </w:tcPr>
+          <w:p>
+            <w:r>
+              <w:t>Mỗi học kỳ</w:t>
+            </w:r>
+          </w:p>
+        </w:tc>
+      </w:tr>
+      <w:tr>
+        <w:trPr>
+          <w:tblCellSpacing w:w="15" w:type="dxa"/>
+        </w:trPr>
+        <w:tc>
+          <w:tcPr>
+            <w:tcW w:w="0" w:type="auto"/>
+            <w:vAlign w:val="center"/>
+            <w:hideMark/>
+          </w:tcPr>
+          <w:p>
+            <w:r>
+              <w:t>Thời gian tự học</w:t>
+            </w:r>
+          </w:p>
+        </w:tc>
+        <w:tc>
+          <w:tcPr>
+            <w:tcW w:w="0" w:type="auto"/>
+            <w:vAlign w:val="center"/>
+            <w:hideMark/>
+          </w:tcPr>
+          <w:p>
+            <w:r>
+              <w:t>2 giờ/tuần</w:t>
+            </w:r>
+          </w:p>
+        </w:tc>
+        <w:tc>
+          <w:tcPr>
+            <w:tcW w:w="0" w:type="auto"/>
+            <w:vAlign w:val="center"/>
+            <w:hideMark/>
+          </w:tcPr>
+          <w:p>
+            <w:r>
+              <w:t>≥4 giờ/tuần</w:t>
+            </w:r>
+          </w:p>
+        </w:tc>
+        <w:tc>
+          <w:tcPr>
+            <w:tcW w:w="0" w:type="auto"/>
+            <w:vAlign w:val="center"/>
+            <w:hideMark/>
+          </w:tcPr>
+          <w:p>
+            <w:r>
+              <w:t>Theo dõi thời gian</w:t>
+            </w:r>
+          </w:p>
+        </w:tc>
+        <w:tc>
+          <w:tcPr>
+            <w:tcW w:w="0" w:type="auto"/>
+            <w:vAlign w:val="center"/>
+            <w:hideMark/>
+          </w:tcPr>
+          <w:p>
+            <w:r>
+              <w:t>Mỗi tuần</w:t>
+            </w:r>
+          </w:p>
+        </w:tc>
+      </w:tr>
+    </w:tbl>
     <w:p>
-      <w:r>
+      <w:pPr>
         <w:rPr>
           <w:b/>
           <w:bCs/>
         </w:rPr>
-        <w:t>PLAN – Tôi dự định:</w:t>
-      </w:r>
-      <w:r>
-        <w:br/>
-        <w:t>Học tiếng Anh 5 buổi, học Excel/SQL 6 buổi và dành 2 giờ cuối tuần để phát triển portfolio.</w:t>
-      </w:r>
-    </w:p>
-    <w:p>
+      </w:pPr>
       <w:r>
         <w:rPr>
           <w:b/>
           <w:bCs/>
         </w:rPr>
-        <w:t>DO – Tôi đã thực hiện:</w:t>
-      </w:r>
-      <w:r>
-        <w:br/>
-        <w:t>Tôi đã hoàn thành 4/5 buổi tiếng Anh, 5/6 buổi Excel/SQL và dành đủ 2 giờ cho portfolio.</w:t>
+        <w:t>PHẦN 11. PDCA – CƠ CHẾ TỰ ĐIỀU CHỈNH SAU MỖI TUẦN</w:t>
       </w:r>
     </w:p>
     <w:p>
-      <w:r>
+      <w:pPr>
         <w:rPr>
           <w:b/>
           <w:bCs/>
         </w:rPr>
-        <w:t>CHECK – Kết quả thực tế:</w:t>
+      </w:pPr>
+      <w:r>
+        <w:rPr>
+          <w:b/>
+          <w:bCs/>
+        </w:rPr>
+        <w:t>PLAN</w:t>
       </w:r>
     </w:p>
     <w:p>
-      <w:pPr>
-        <w:numPr>
-          <w:ilvl w:val="0"/>
-          <w:numId w:val="3"/>
-        </w:numPr>
-      </w:pPr>
-      <w:r>
-        <w:t>Mục tiêu: 5 buổi tiếng Anh → Kết quả: 4 buổi</w:t>
+      <w:r>
+        <w:t>Tôi dự định dành ít nhất 4 giờ mỗi tuần để phát triển tiếng Anh, Excel, AI và kỹ năng thuyết trình. Tôi sẽ thực hiện các Focus Block đã lên lịch và ghi lại kết quả sau mỗi buổi học.</w:t>
       </w:r>
     </w:p>
     <w:p>
       <w:pPr>
-        <w:numPr>
-          <w:ilvl w:val="0"/>
-          <w:numId w:val="3"/>
-        </w:numPr>
-      </w:pPr>
-      <w:r>
-        <w:t>Mục tiêu: 6 buổi Excel/SQL → Kết quả: 5 buổi</w:t>
+        <w:rPr>
+          <w:b/>
+          <w:bCs/>
+        </w:rPr>
+      </w:pPr>
+      <w:r>
+        <w:rPr>
+          <w:b/>
+          <w:bCs/>
+        </w:rPr>
+        <w:t>DO</w:t>
       </w:r>
     </w:p>
     <w:p>
-      <w:pPr>
-        <w:numPr>
-          <w:ilvl w:val="0"/>
-          <w:numId w:val="3"/>
-        </w:numPr>
-      </w:pPr>
-      <w:r>
-        <w:t>Portfolio: 2 giờ → Kết quả: 2 giờ</w:t>
+      <w:r>
+        <w:t>Tôi đã thực hiện các buổi học tiếng Anh vào thứ 2 và thứ 5, học Excel vào thứ 3 và thứ 6, luyện thuyết trình vào thứ 4 và thực hành AI vào cuối tuần. Tôi ghi lại kết quả học tập và lưu các sản phẩm thực hành.</w:t>
       </w:r>
     </w:p>
     <w:p>
-      <w:r>
-        <w:t>Tôi chưa đạt 100% số buổi học nhưng vẫn duy trì được lịch học và hoàn thành phần quan trọng nhất trong tuần.</w:t>
+      <w:pPr>
+        <w:rPr>
+          <w:b/>
+          <w:bCs/>
+        </w:rPr>
+      </w:pPr>
+      <w:r>
+        <w:rPr>
+          <w:b/>
+          <w:bCs/>
+        </w:rPr>
+        <w:t>CHECK</w:t>
       </w:r>
     </w:p>
     <w:p>
@@ -4180,11 +4805,59 @@
           <w:bCs/>
         </w:rPr>
         <w:lastRenderedPageBreak/>
-        <w:t>ACT – Tôi sẽ điều chỉnh:</w:t>
-      </w:r>
-      <w:r>
-        <w:br/>
-        <w:t>Tuần tiếp theo, tôi sẽ cố định thời gian học vào buổi tối và hạn chế sử dụng mạng xã hội trong Focus Block. Nếu bỏ lỡ một buổi học, tôi sẽ chuyển sang Buffer thay vì bỏ hoàn toàn kế hoạch.</w:t>
+        <w:t>Mục tiêu:</w:t>
+      </w:r>
+      <w:r>
+        <w:t xml:space="preserve"> Hoàn thành ít nhất 4 giờ phát triển kỹ năng trong tuần.</w:t>
+      </w:r>
+    </w:p>
+    <w:p>
+      <w:r>
+        <w:rPr>
+          <w:b/>
+          <w:bCs/>
+        </w:rPr>
+        <w:t>Kết quả:</w:t>
+      </w:r>
+      <w:r>
+        <w:t xml:space="preserve"> Hoàn thành 3 giờ 30 phút.</w:t>
+      </w:r>
+    </w:p>
+    <w:p>
+      <w:r>
+        <w:rPr>
+          <w:b/>
+          <w:bCs/>
+        </w:rPr>
+        <w:t>Chênh lệch:</w:t>
+      </w:r>
+      <w:r>
+        <w:t xml:space="preserve"> Thiếu 30 phút so với mục tiêu.</w:t>
+      </w:r>
+    </w:p>
+    <w:p>
+      <w:r>
+        <w:t>Nguyên nhân là trong tuần có thêm bài tập nhóm và một số công việc phát sinh.</w:t>
+      </w:r>
+    </w:p>
+    <w:p>
+      <w:pPr>
+        <w:rPr>
+          <w:b/>
+          <w:bCs/>
+        </w:rPr>
+      </w:pPr>
+      <w:r>
+        <w:rPr>
+          <w:b/>
+          <w:bCs/>
+        </w:rPr>
+        <w:t>ACT</w:t>
+      </w:r>
+    </w:p>
+    <w:p>
+      <w:r>
+        <w:t>Tuần tiếp theo, tôi sẽ bổ sung 30 phút vào sáng Chủ nhật để bù thời gian còn thiếu. Tôi cũng sẽ ưu tiên hoàn thành các Focus Block quan trọng trước thời gian giải trí. Cuối mỗi tuần, tôi tiếp tục kiểm tra kết quả và điều chỉnh lịch học phù hợp.</w:t>
       </w:r>
     </w:p>
     <w:p/>
@@ -4196,6 +4869,56 @@
     </w:sectPr>
   </w:body>
 </w:document>
+</file>
+
+<file path=word/endnotes.xml><?xml version="1.0" encoding="utf-8"?>
+<w:endnotes xmlns:wpc="http://schemas.microsoft.com/office/word/2010/wordprocessingCanvas" xmlns:cx="http://schemas.microsoft.com/office/drawing/2014/chartex" xmlns:cx1="http://schemas.microsoft.com/office/drawing/2015/9/8/chartex" xmlns:cx2="http://schemas.microsoft.com/office/drawing/2015/10/21/chartex" xmlns:cx3="http://schemas.microsoft.com/office/drawing/2016/5/9/chartex" xmlns:cx4="http://schemas.microsoft.com/office/drawing/2016/5/10/chartex" xmlns:cx5="http://schemas.microsoft.com/office/drawing/2016/5/11/chartex" xmlns:cx6="http://schemas.microsoft.com/office/drawing/2016/5/12/chartex" xmlns:cx7="http://schemas.microsoft.com/office/drawing/2016/5/13/chartex" xmlns:cx8="http://schemas.microsoft.com/office/drawing/2016/5/14/chartex" xmlns:mc="http://schemas.openxmlformats.org/markup-compatibility/2006" xmlns:aink="http://schemas.microsoft.com/office/drawing/2016/ink" xmlns:am3d="http://schemas.microsoft.com/office/drawing/2017/model3d" xmlns:o="urn:schemas-microsoft-com:office:office" xmlns:oel="http://schemas.microsoft.com/office/2019/extlst" xmlns:r="http://schemas.openxmlformats.org/officeDocument/2006/relationships" xmlns:m="http://schemas.openxmlformats.org/officeDocument/2006/math" xmlns:v="urn:schemas-microsoft-com:vml" xmlns:wp14="http://schemas.microsoft.com/office/word/2010/wordprocessingDrawing" xmlns:wp="http://schemas.openxmlformats.org/drawingml/2006/wordprocessingDrawing" xmlns:w10="urn:schemas-microsoft-com:office:word" xmlns:w="http://schemas.openxmlformats.org/wordprocessingml/2006/main" xmlns:w14="http://schemas.microsoft.com/office/word/2010/wordml" xmlns:w15="http://schemas.microsoft.com/office/word/2012/wordml" xmlns:w16cex="http://schemas.microsoft.com/office/word/2018/wordml/cex" xmlns:w16cid="http://schemas.microsoft.com/office/word/2016/wordml/cid" xmlns:w16="http://schemas.microsoft.com/office/word/2018/wordml" xmlns:w16du="http://schemas.microsoft.com/office/word/2023/wordml/word16du" xmlns:w16sdtdh="http://schemas.microsoft.com/office/word/2020/wordml/sdtdatahash" xmlns:w16sdtfl="http://schemas.microsoft.com/office/word/2024/wordml/sdtformatlock" xmlns:w16se="http://schemas.microsoft.com/office/word/2015/wordml/symex" xmlns:wpg="http://schemas.microsoft.com/office/word/2010/wordprocessingGroup" xmlns:wpi="http://schemas.microsoft.com/office/word/2010/wordprocessingInk" xmlns:wne="http://schemas.microsoft.com/office/word/2006/wordml" xmlns:wps="http://schemas.microsoft.com/office/word/2010/wordprocessingShape" mc:Ignorable="w14 w15 w16se w16cid w16 w16cex w16sdtdh w16sdtfl w16du wp14">
+  <w:endnote w:type="separator" w:id="-1">
+    <w:p>
+      <w:pPr>
+        <w:spacing w:after="0" w:line="240" w:lineRule="auto"/>
+      </w:pPr>
+      <w:r>
+        <w:separator/>
+      </w:r>
+    </w:p>
+  </w:endnote>
+  <w:endnote w:type="continuationSeparator" w:id="0">
+    <w:p>
+      <w:pPr>
+        <w:spacing w:after="0" w:line="240" w:lineRule="auto"/>
+      </w:pPr>
+      <w:r>
+        <w:continuationSeparator/>
+      </w:r>
+    </w:p>
+  </w:endnote>
+</w:endnotes>
+</file>
+
+<file path=word/footnotes.xml><?xml version="1.0" encoding="utf-8"?>
+<w:footnotes xmlns:wpc="http://schemas.microsoft.com/office/word/2010/wordprocessingCanvas" xmlns:cx="http://schemas.microsoft.com/office/drawing/2014/chartex" xmlns:cx1="http://schemas.microsoft.com/office/drawing/2015/9/8/chartex" xmlns:cx2="http://schemas.microsoft.com/office/drawing/2015/10/21/chartex" xmlns:cx3="http://schemas.microsoft.com/office/drawing/2016/5/9/chartex" xmlns:cx4="http://schemas.microsoft.com/office/drawing/2016/5/10/chartex" xmlns:cx5="http://schemas.microsoft.com/office/drawing/2016/5/11/chartex" xmlns:cx6="http://schemas.microsoft.com/office/drawing/2016/5/12/chartex" xmlns:cx7="http://schemas.microsoft.com/office/drawing/2016/5/13/chartex" xmlns:cx8="http://schemas.microsoft.com/office/drawing/2016/5/14/chartex" xmlns:mc="http://schemas.openxmlformats.org/markup-compatibility/2006" xmlns:aink="http://schemas.microsoft.com/office/drawing/2016/ink" xmlns:am3d="http://schemas.microsoft.com/office/drawing/2017/model3d" xmlns:o="urn:schemas-microsoft-com:office:office" xmlns:oel="http://schemas.microsoft.com/office/2019/extlst" xmlns:r="http://schemas.openxmlformats.org/officeDocument/2006/relationships" xmlns:m="http://schemas.openxmlformats.org/officeDocument/2006/math" xmlns:v="urn:schemas-microsoft-com:vml" xmlns:wp14="http://schemas.microsoft.com/office/word/2010/wordprocessingDrawing" xmlns:wp="http://schemas.openxmlformats.org/drawingml/2006/wordprocessingDrawing" xmlns:w10="urn:schemas-microsoft-com:office:word" xmlns:w="http://schemas.openxmlformats.org/wordprocessingml/2006/main" xmlns:w14="http://schemas.microsoft.com/office/word/2010/wordml" xmlns:w15="http://schemas.microsoft.com/office/word/2012/wordml" xmlns:w16cex="http://schemas.microsoft.com/office/word/2018/wordml/cex" xmlns:w16cid="http://schemas.microsoft.com/office/word/2016/wordml/cid" xmlns:w16="http://schemas.microsoft.com/office/word/2018/wordml" xmlns:w16du="http://schemas.microsoft.com/office/word/2023/wordml/word16du" xmlns:w16sdtdh="http://schemas.microsoft.com/office/word/2020/wordml/sdtdatahash" xmlns:w16sdtfl="http://schemas.microsoft.com/office/word/2024/wordml/sdtformatlock" xmlns:w16se="http://schemas.microsoft.com/office/word/2015/wordml/symex" xmlns:wpg="http://schemas.microsoft.com/office/word/2010/wordprocessingGroup" xmlns:wpi="http://schemas.microsoft.com/office/word/2010/wordprocessingInk" xmlns:wne="http://schemas.microsoft.com/office/word/2006/wordml" xmlns:wps="http://schemas.microsoft.com/office/word/2010/wordprocessingShape" mc:Ignorable="w14 w15 w16se w16cid w16 w16cex w16sdtdh w16sdtfl w16du wp14">
+  <w:footnote w:type="separator" w:id="-1">
+    <w:p>
+      <w:pPr>
+        <w:spacing w:after="0" w:line="240" w:lineRule="auto"/>
+      </w:pPr>
+      <w:r>
+        <w:separator/>
+      </w:r>
+    </w:p>
+  </w:footnote>
+  <w:footnote w:type="continuationSeparator" w:id="0">
+    <w:p>
+      <w:pPr>
+        <w:spacing w:after="0" w:line="240" w:lineRule="auto"/>
+      </w:pPr>
+      <w:r>
+        <w:continuationSeparator/>
+      </w:r>
+    </w:p>
+  </w:footnote>
+</w:footnotes>
 </file>
 
 <file path=word/numbering.xml><?xml version="1.0" encoding="utf-8"?>
@@ -4499,6 +5222,268 @@
     </w:lvl>
   </w:abstractNum>
   <w:abstractNum w:abstractNumId="2" w15:restartNumberingAfterBreak="0">
+    <w:nsid w:val="2DC92F0A"/>
+    <w:multiLevelType w:val="multilevel"/>
+    <w:tmpl w:val="A204DB30"/>
+    <w:lvl w:ilvl="0">
+      <w:start w:val="1"/>
+      <w:numFmt w:val="bullet"/>
+      <w:lvlText w:val=""/>
+      <w:lvlJc w:val="left"/>
+      <w:pPr>
+        <w:tabs>
+          <w:tab w:val="num" w:pos="720"/>
+        </w:tabs>
+        <w:ind w:left="720" w:hanging="360"/>
+      </w:pPr>
+      <w:rPr>
+        <w:rFonts w:ascii="Symbol" w:hAnsi="Symbol" w:hint="default"/>
+        <w:sz w:val="20"/>
+      </w:rPr>
+    </w:lvl>
+    <w:lvl w:ilvl="1" w:tentative="1">
+      <w:start w:val="1"/>
+      <w:numFmt w:val="bullet"/>
+      <w:lvlText w:val="o"/>
+      <w:lvlJc w:val="left"/>
+      <w:pPr>
+        <w:tabs>
+          <w:tab w:val="num" w:pos="1440"/>
+        </w:tabs>
+        <w:ind w:left="1440" w:hanging="360"/>
+      </w:pPr>
+      <w:rPr>
+        <w:rFonts w:ascii="Courier New" w:hAnsi="Courier New" w:hint="default"/>
+        <w:sz w:val="20"/>
+      </w:rPr>
+    </w:lvl>
+    <w:lvl w:ilvl="2" w:tentative="1">
+      <w:start w:val="1"/>
+      <w:numFmt w:val="bullet"/>
+      <w:lvlText w:val=""/>
+      <w:lvlJc w:val="left"/>
+      <w:pPr>
+        <w:tabs>
+          <w:tab w:val="num" w:pos="2160"/>
+        </w:tabs>
+        <w:ind w:left="2160" w:hanging="360"/>
+      </w:pPr>
+      <w:rPr>
+        <w:rFonts w:ascii="Wingdings" w:hAnsi="Wingdings" w:hint="default"/>
+        <w:sz w:val="20"/>
+      </w:rPr>
+    </w:lvl>
+    <w:lvl w:ilvl="3" w:tentative="1">
+      <w:start w:val="1"/>
+      <w:numFmt w:val="bullet"/>
+      <w:lvlText w:val=""/>
+      <w:lvlJc w:val="left"/>
+      <w:pPr>
+        <w:tabs>
+          <w:tab w:val="num" w:pos="2880"/>
+        </w:tabs>
+        <w:ind w:left="2880" w:hanging="360"/>
+      </w:pPr>
+      <w:rPr>
+        <w:rFonts w:ascii="Wingdings" w:hAnsi="Wingdings" w:hint="default"/>
+        <w:sz w:val="20"/>
+      </w:rPr>
+    </w:lvl>
+    <w:lvl w:ilvl="4" w:tentative="1">
+      <w:start w:val="1"/>
+      <w:numFmt w:val="bullet"/>
+      <w:lvlText w:val=""/>
+      <w:lvlJc w:val="left"/>
+      <w:pPr>
+        <w:tabs>
+          <w:tab w:val="num" w:pos="3600"/>
+        </w:tabs>
+        <w:ind w:left="3600" w:hanging="360"/>
+      </w:pPr>
+      <w:rPr>
+        <w:rFonts w:ascii="Wingdings" w:hAnsi="Wingdings" w:hint="default"/>
+        <w:sz w:val="20"/>
+      </w:rPr>
+    </w:lvl>
+    <w:lvl w:ilvl="5" w:tentative="1">
+      <w:start w:val="1"/>
+      <w:numFmt w:val="bullet"/>
+      <w:lvlText w:val=""/>
+      <w:lvlJc w:val="left"/>
+      <w:pPr>
+        <w:tabs>
+          <w:tab w:val="num" w:pos="4320"/>
+        </w:tabs>
+        <w:ind w:left="4320" w:hanging="360"/>
+      </w:pPr>
+      <w:rPr>
+        <w:rFonts w:ascii="Wingdings" w:hAnsi="Wingdings" w:hint="default"/>
+        <w:sz w:val="20"/>
+      </w:rPr>
+    </w:lvl>
+    <w:lvl w:ilvl="6" w:tentative="1">
+      <w:start w:val="1"/>
+      <w:numFmt w:val="bullet"/>
+      <w:lvlText w:val=""/>
+      <w:lvlJc w:val="left"/>
+      <w:pPr>
+        <w:tabs>
+          <w:tab w:val="num" w:pos="5040"/>
+        </w:tabs>
+        <w:ind w:left="5040" w:hanging="360"/>
+      </w:pPr>
+      <w:rPr>
+        <w:rFonts w:ascii="Wingdings" w:hAnsi="Wingdings" w:hint="default"/>
+        <w:sz w:val="20"/>
+      </w:rPr>
+    </w:lvl>
+    <w:lvl w:ilvl="7" w:tentative="1">
+      <w:start w:val="1"/>
+      <w:numFmt w:val="bullet"/>
+      <w:lvlText w:val=""/>
+      <w:lvlJc w:val="left"/>
+      <w:pPr>
+        <w:tabs>
+          <w:tab w:val="num" w:pos="5760"/>
+        </w:tabs>
+        <w:ind w:left="5760" w:hanging="360"/>
+      </w:pPr>
+      <w:rPr>
+        <w:rFonts w:ascii="Wingdings" w:hAnsi="Wingdings" w:hint="default"/>
+        <w:sz w:val="20"/>
+      </w:rPr>
+    </w:lvl>
+    <w:lvl w:ilvl="8" w:tentative="1">
+      <w:start w:val="1"/>
+      <w:numFmt w:val="bullet"/>
+      <w:lvlText w:val=""/>
+      <w:lvlJc w:val="left"/>
+      <w:pPr>
+        <w:tabs>
+          <w:tab w:val="num" w:pos="6480"/>
+        </w:tabs>
+        <w:ind w:left="6480" w:hanging="360"/>
+      </w:pPr>
+      <w:rPr>
+        <w:rFonts w:ascii="Wingdings" w:hAnsi="Wingdings" w:hint="default"/>
+        <w:sz w:val="20"/>
+      </w:rPr>
+    </w:lvl>
+  </w:abstractNum>
+  <w:abstractNum w:abstractNumId="3" w15:restartNumberingAfterBreak="0">
+    <w:nsid w:val="40B77CEF"/>
+    <w:multiLevelType w:val="multilevel"/>
+    <w:tmpl w:val="59F439CC"/>
+    <w:lvl w:ilvl="0">
+      <w:start w:val="1"/>
+      <w:numFmt w:val="decimal"/>
+      <w:lvlText w:val="%1."/>
+      <w:lvlJc w:val="left"/>
+      <w:pPr>
+        <w:tabs>
+          <w:tab w:val="num" w:pos="720"/>
+        </w:tabs>
+        <w:ind w:left="720" w:hanging="360"/>
+      </w:pPr>
+    </w:lvl>
+    <w:lvl w:ilvl="1" w:tentative="1">
+      <w:start w:val="1"/>
+      <w:numFmt w:val="decimal"/>
+      <w:lvlText w:val="%2."/>
+      <w:lvlJc w:val="left"/>
+      <w:pPr>
+        <w:tabs>
+          <w:tab w:val="num" w:pos="1440"/>
+        </w:tabs>
+        <w:ind w:left="1440" w:hanging="360"/>
+      </w:pPr>
+    </w:lvl>
+    <w:lvl w:ilvl="2" w:tentative="1">
+      <w:start w:val="1"/>
+      <w:numFmt w:val="decimal"/>
+      <w:lvlText w:val="%3."/>
+      <w:lvlJc w:val="left"/>
+      <w:pPr>
+        <w:tabs>
+          <w:tab w:val="num" w:pos="2160"/>
+        </w:tabs>
+        <w:ind w:left="2160" w:hanging="360"/>
+      </w:pPr>
+    </w:lvl>
+    <w:lvl w:ilvl="3" w:tentative="1">
+      <w:start w:val="1"/>
+      <w:numFmt w:val="decimal"/>
+      <w:lvlText w:val="%4."/>
+      <w:lvlJc w:val="left"/>
+      <w:pPr>
+        <w:tabs>
+          <w:tab w:val="num" w:pos="2880"/>
+        </w:tabs>
+        <w:ind w:left="2880" w:hanging="360"/>
+      </w:pPr>
+    </w:lvl>
+    <w:lvl w:ilvl="4" w:tentative="1">
+      <w:start w:val="1"/>
+      <w:numFmt w:val="decimal"/>
+      <w:lvlText w:val="%5."/>
+      <w:lvlJc w:val="left"/>
+      <w:pPr>
+        <w:tabs>
+          <w:tab w:val="num" w:pos="3600"/>
+        </w:tabs>
+        <w:ind w:left="3600" w:hanging="360"/>
+      </w:pPr>
+    </w:lvl>
+    <w:lvl w:ilvl="5" w:tentative="1">
+      <w:start w:val="1"/>
+      <w:numFmt w:val="decimal"/>
+      <w:lvlText w:val="%6."/>
+      <w:lvlJc w:val="left"/>
+      <w:pPr>
+        <w:tabs>
+          <w:tab w:val="num" w:pos="4320"/>
+        </w:tabs>
+        <w:ind w:left="4320" w:hanging="360"/>
+      </w:pPr>
+    </w:lvl>
+    <w:lvl w:ilvl="6" w:tentative="1">
+      <w:start w:val="1"/>
+      <w:numFmt w:val="decimal"/>
+      <w:lvlText w:val="%7."/>
+      <w:lvlJc w:val="left"/>
+      <w:pPr>
+        <w:tabs>
+          <w:tab w:val="num" w:pos="5040"/>
+        </w:tabs>
+        <w:ind w:left="5040" w:hanging="360"/>
+      </w:pPr>
+    </w:lvl>
+    <w:lvl w:ilvl="7" w:tentative="1">
+      <w:start w:val="1"/>
+      <w:numFmt w:val="decimal"/>
+      <w:lvlText w:val="%8."/>
+      <w:lvlJc w:val="left"/>
+      <w:pPr>
+        <w:tabs>
+          <w:tab w:val="num" w:pos="5760"/>
+        </w:tabs>
+        <w:ind w:left="5760" w:hanging="360"/>
+      </w:pPr>
+    </w:lvl>
+    <w:lvl w:ilvl="8" w:tentative="1">
+      <w:start w:val="1"/>
+      <w:numFmt w:val="decimal"/>
+      <w:lvlText w:val="%9."/>
+      <w:lvlJc w:val="left"/>
+      <w:pPr>
+        <w:tabs>
+          <w:tab w:val="num" w:pos="6480"/>
+        </w:tabs>
+        <w:ind w:left="6480" w:hanging="360"/>
+      </w:pPr>
+    </w:lvl>
+  </w:abstractNum>
+  <w:abstractNum w:abstractNumId="4" w15:restartNumberingAfterBreak="0">
     <w:nsid w:val="5B202DF4"/>
     <w:multiLevelType w:val="multilevel"/>
     <w:tmpl w:val="36D26D14"/>
@@ -4615,10 +5600,16 @@
     <w:abstractNumId w:val="0"/>
   </w:num>
   <w:num w:numId="2" w16cid:durableId="461268603">
-    <w:abstractNumId w:val="2"/>
+    <w:abstractNumId w:val="4"/>
   </w:num>
   <w:num w:numId="3" w16cid:durableId="1227759821">
     <w:abstractNumId w:val="1"/>
+  </w:num>
+  <w:num w:numId="4" w16cid:durableId="1011835326">
+    <w:abstractNumId w:val="2"/>
+  </w:num>
+  <w:num w:numId="5" w16cid:durableId="1456607092">
+    <w:abstractNumId w:val="3"/>
   </w:num>
 </w:numbering>
 </file>
@@ -5539,6 +6530,50 @@
       <w:spacing w:val="5"/>
     </w:rPr>
   </w:style>
+  <w:style w:type="paragraph" w:styleId="Header">
+    <w:name w:val="header"/>
+    <w:basedOn w:val="Normal"/>
+    <w:link w:val="HeaderChar"/>
+    <w:uiPriority w:val="99"/>
+    <w:unhideWhenUsed/>
+    <w:rsid w:val="00FD1B0E"/>
+    <w:pPr>
+      <w:tabs>
+        <w:tab w:val="center" w:pos="4680"/>
+        <w:tab w:val="right" w:pos="9360"/>
+      </w:tabs>
+      <w:spacing w:after="0" w:line="240" w:lineRule="auto"/>
+    </w:pPr>
+  </w:style>
+  <w:style w:type="character" w:customStyle="1" w:styleId="HeaderChar">
+    <w:name w:val="Header Char"/>
+    <w:basedOn w:val="DefaultParagraphFont"/>
+    <w:link w:val="Header"/>
+    <w:uiPriority w:val="99"/>
+    <w:rsid w:val="00FD1B0E"/>
+  </w:style>
+  <w:style w:type="paragraph" w:styleId="Footer">
+    <w:name w:val="footer"/>
+    <w:basedOn w:val="Normal"/>
+    <w:link w:val="FooterChar"/>
+    <w:uiPriority w:val="99"/>
+    <w:unhideWhenUsed/>
+    <w:rsid w:val="00FD1B0E"/>
+    <w:pPr>
+      <w:tabs>
+        <w:tab w:val="center" w:pos="4680"/>
+        <w:tab w:val="right" w:pos="9360"/>
+      </w:tabs>
+      <w:spacing w:after="0" w:line="240" w:lineRule="auto"/>
+    </w:pPr>
+  </w:style>
+  <w:style w:type="character" w:customStyle="1" w:styleId="FooterChar">
+    <w:name w:val="Footer Char"/>
+    <w:basedOn w:val="DefaultParagraphFont"/>
+    <w:link w:val="Footer"/>
+    <w:uiPriority w:val="99"/>
+    <w:rsid w:val="00FD1B0E"/>
+  </w:style>
 </w:styles>
 </file>
 
